--- a/docs/SatAlign_ESP32_V3_Gesamtdokumentation.docx
+++ b/docs/SatAlign_ESP32_V3_Gesamtdokumentation.docx
@@ -17,6 +17,17 @@
       </w:r>
     </w:p>
     <w:p>
+      <w:pPr/>
+      <w:r>
+        <w:t>Softwarestand: V3.1.4</w:t>
+      </w:r>
+    </w:p>
+    <w:p>
+      <w:r>
+        <w:t>V3.1.1: Zusaetzlich zu ArduinoOTA ist ElegantOTA integriert. Firmware kann damit ueber die Web-UI unter /update als BIN-Datei eingespielt werden; ArduinoOTA bleibt fuer Uploads aus der Arduino IDE aktiv.</w:t>
+      </w:r>
+    </w:p>
+    <w:p>
       <w:pPr>
         <w:jc w:val="center"/>
       </w:pPr>
@@ -28,6 +39,12 @@
           <w:sz w:val="40"/>
         </w:rPr>
         <w:t>Gesamtdokumentation</w:t>
+      </w:r>
+    </w:p>
+    <w:p>
+      <w:pPr/>
+      <w:r>
+        <w:t>Dokumentationsstand V3.1.4 - stabiler Release</w:t>
       </w:r>
     </w:p>
     <w:p>
@@ -138,7 +155,7 @@
         <w:spacing w:after="40" w:line="252" w:lineRule="auto"/>
       </w:pPr>
       <w:r>
-        <w:t>10. Signal optimieren</w:t>
+        <w:t>10. RF-Kalibrierung und AUTO-Protokoll</w:t>
       </w:r>
     </w:p>
     <w:p>
@@ -216,9 +233,7 @@
       </w:r>
     </w:p>
     <w:p>
-      <w:r>
-        <w:br w:type="page"/>
-      </w:r>
+      <w:r/>
     </w:p>
     <w:p>
       <w:pPr>
@@ -233,7 +248,7 @@
         <w:spacing w:after="100" w:line="259" w:lineRule="auto"/>
       </w:pPr>
       <w:r>
-        <w:t>SatAlign ESP32 V3 ist ein ESP32-basiertes Steuerprojekt zur Ausrichtung einer Selfsat-Flachantenne auf Astra 19,2E. Das System verbindet lokale Bedienung ueber ein TFT-Display, eine mobile Web-UI, Azimutsteuerung, Winkelsteuerung, Hall-Sensorik, MPU6050-Winkelmessung, RF-Signalbewertung und OTA-Updates ueber WLAN.</w:t>
+        <w:t>SatAlign ESP32 V3.1.4 ist ein ESP32-basiertes Steuerprojekt zur Ausrichtung einer Selfsat-Flachantenne auf Astra 19,2E. Das System verbindet lokale Bedienung ueber TFT, mobile Web-UI, Azimut- und Elevationssteuerung, Hall-Sensorik, MPU6050-Winkelmessung, RF-Signalbewertung sowie ArduinoOTA und ElegantOTA ueber WLAN. V3.1.4 ist der aktuell empfohlene stabile Stand.</w:t>
       </w:r>
     </w:p>
     <w:p>
@@ -296,7 +311,7 @@
         <w:spacing w:after="40" w:line="252" w:lineRule="auto"/>
       </w:pPr>
       <w:r>
-        <w:t>Mobile Web-UI fuer Bedienung, Diagnose, Status und Signaloptimierung.</w:t>
+        <w:t>Mobile Web-UI fuer Bedienung, Diagnose, Status und Browser-Firmwareupdate ueber ElegantOTA.</w:t>
       </w:r>
     </w:p>
     <w:p>
@@ -305,7 +320,7 @@
         <w:spacing w:after="40" w:line="252" w:lineRule="auto"/>
       </w:pPr>
       <w:r>
-        <w:t>ArduinoOTA mit projektspezifischem Passwortschutz und Hostname sat-tracker.</w:t>
+        <w:t>ArduinoOTA mit projektspezifischem Passwortschutz und Hostname sat-tracker; zusaetzlich ElegantOTA ueber /update. mDNS wird nicht verwendet.</w:t>
       </w:r>
     </w:p>
     <w:tbl>
@@ -422,7 +437,7 @@
         <w:spacing w:after="40" w:line="252" w:lineRule="auto"/>
       </w:pPr>
       <w:r>
-        <w:t>Wenn ein Kandidat gefunden wird: PLUS bedeutet richtiger Satellit bzw. TV-Bild gesehen und startet Signal optimieren. MINUS bedeutet falscher Satellit und die Suche laeuft weiter.</w:t>
+        <w:t>Wenn ein Kandidat gefunden wird: PLUS bestaetigt den richtigen Satelliten bzw. das TV-Bild. MINUS markiert den Kandidaten als falsch; der Bereich wird per BADSAT gesperrt und die Suche wird fortgesetzt.</w:t>
       </w:r>
     </w:p>
     <w:p>
@@ -431,7 +446,7 @@
         <w:spacing w:after="40" w:line="252" w:lineRule="auto"/>
       </w:pPr>
       <w:r>
-        <w:t>Nach der Suche kann der Winkel manuell korrigiert und die Suche wiederholt werden.</w:t>
+        <w:t>Nach der Suche kann der Winkel manuell korrigiert und die Suche wiederholt werden. Eine experimentelle Peak-Rueckfahrt ist im stabilen Release V3.1.4 bewusst nicht enthalten.</w:t>
       </w:r>
     </w:p>
     <w:p>
@@ -3243,17 +3258,7 @@
             </w:tcMar>
           </w:tcPr>
           <w:p>
-            <w:pPr>
-              <w:spacing w:after="0" w:line="259" w:lineRule="auto"/>
-            </w:pPr>
-            <w:r/>
-            <w:r>
-              <w:rPr>
-                <w:rFonts w:ascii="Arial" w:hAnsi="Arial" w:eastAsia="Arial"/>
-                <w:b/>
-                <w:color w:val="192D41"/>
-                <w:sz w:val="18"/>
-              </w:rPr>
+            <w:r>
               <w:t>Setting</w:t>
             </w:r>
           </w:p>
@@ -3271,17 +3276,7 @@
             </w:tcMar>
           </w:tcPr>
           <w:p>
-            <w:pPr>
-              <w:spacing w:after="0" w:line="259" w:lineRule="auto"/>
-            </w:pPr>
-            <w:r/>
-            <w:r>
-              <w:rPr>
-                <w:rFonts w:ascii="Arial" w:hAnsi="Arial" w:eastAsia="Arial"/>
-                <w:b/>
-                <w:color w:val="192D41"/>
-                <w:sz w:val="18"/>
-              </w:rPr>
+            <w:r>
               <w:t>Aktueller Wert</w:t>
             </w:r>
           </w:p>
@@ -3299,17 +3294,7 @@
             </w:tcMar>
           </w:tcPr>
           <w:p>
-            <w:pPr>
-              <w:spacing w:after="0" w:line="259" w:lineRule="auto"/>
-            </w:pPr>
-            <w:r/>
-            <w:r>
-              <w:rPr>
-                <w:rFonts w:ascii="Arial" w:hAnsi="Arial" w:eastAsia="Arial"/>
-                <w:b/>
-                <w:color w:val="192D41"/>
-                <w:sz w:val="18"/>
-              </w:rPr>
+            <w:r>
               <w:t>Bedeutung</w:t>
             </w:r>
           </w:p>
@@ -3331,16 +3316,7 @@
             </w:tcMar>
           </w:tcPr>
           <w:p>
-            <w:pPr>
-              <w:spacing w:after="0" w:line="259" w:lineRule="auto"/>
-            </w:pPr>
-            <w:r/>
-            <w:r>
-              <w:rPr>
-                <w:rFonts w:ascii="Arial" w:hAnsi="Arial" w:eastAsia="Arial"/>
-                <w:b w:val="0"/>
-                <w:sz w:val="18"/>
-              </w:rPr>
+            <w:r>
               <w:t>DEFAULT_TARGET_ELEVATION</w:t>
             </w:r>
           </w:p>
@@ -3357,16 +3333,7 @@
             </w:tcMar>
           </w:tcPr>
           <w:p>
-            <w:pPr>
-              <w:spacing w:after="0" w:line="259" w:lineRule="auto"/>
-            </w:pPr>
-            <w:r/>
-            <w:r>
-              <w:rPr>
-                <w:rFonts w:ascii="Arial" w:hAnsi="Arial" w:eastAsia="Arial"/>
-                <w:b w:val="0"/>
-                <w:sz w:val="18"/>
-              </w:rPr>
+            <w:r>
               <w:t>30.0 deg</w:t>
             </w:r>
           </w:p>
@@ -3383,16 +3350,7 @@
             </w:tcMar>
           </w:tcPr>
           <w:p>
-            <w:pPr>
-              <w:spacing w:after="0" w:line="259" w:lineRule="auto"/>
-            </w:pPr>
-            <w:r/>
-            <w:r>
-              <w:rPr>
-                <w:rFonts w:ascii="Arial" w:hAnsi="Arial" w:eastAsia="Arial"/>
-                <w:b w:val="0"/>
-                <w:sz w:val="18"/>
-              </w:rPr>
+            <w:r>
               <w:t>Empfohlener Standardwinkel fuer Start/Suche.</w:t>
             </w:r>
           </w:p>
@@ -3414,16 +3372,7 @@
             </w:tcMar>
           </w:tcPr>
           <w:p>
-            <w:pPr>
-              <w:spacing w:after="0" w:line="259" w:lineRule="auto"/>
-            </w:pPr>
-            <w:r/>
-            <w:r>
-              <w:rPr>
-                <w:rFonts w:ascii="Arial" w:hAnsi="Arial" w:eastAsia="Arial"/>
-                <w:b w:val="0"/>
-                <w:sz w:val="18"/>
-              </w:rPr>
+            <w:r>
               <w:t>BOOT_MANUAL_ELEVATION_WINDOW_MS</w:t>
             </w:r>
           </w:p>
@@ -3440,16 +3389,7 @@
             </w:tcMar>
           </w:tcPr>
           <w:p>
-            <w:pPr>
-              <w:spacing w:after="0" w:line="259" w:lineRule="auto"/>
-            </w:pPr>
-            <w:r/>
-            <w:r>
-              <w:rPr>
-                <w:rFonts w:ascii="Arial" w:hAnsi="Arial" w:eastAsia="Arial"/>
-                <w:b w:val="0"/>
-                <w:sz w:val="18"/>
-              </w:rPr>
+            <w:r>
               <w:t>10000 ms</w:t>
             </w:r>
           </w:p>
@@ -3466,16 +3406,7 @@
             </w:tcMar>
           </w:tcPr>
           <w:p>
-            <w:pPr>
-              <w:spacing w:after="0" w:line="259" w:lineRule="auto"/>
-            </w:pPr>
-            <w:r/>
-            <w:r>
-              <w:rPr>
-                <w:rFonts w:ascii="Arial" w:hAnsi="Arial" w:eastAsia="Arial"/>
-                <w:b w:val="0"/>
-                <w:sz w:val="18"/>
-              </w:rPr>
+            <w:r>
               <w:t>Zeitfenster fuer den hellblauen Winkel-Startbildschirm.</w:t>
             </w:r>
           </w:p>
@@ -3497,16 +3428,7 @@
             </w:tcMar>
           </w:tcPr>
           <w:p>
-            <w:pPr>
-              <w:spacing w:after="0" w:line="259" w:lineRule="auto"/>
-            </w:pPr>
-            <w:r/>
-            <w:r>
-              <w:rPr>
-                <w:rFonts w:ascii="Arial" w:hAnsi="Arial" w:eastAsia="Arial"/>
-                <w:b w:val="0"/>
-                <w:sz w:val="18"/>
-              </w:rPr>
+            <w:r>
               <w:t>ELEVATION_MIN_SOFT / MAX_SOFT</w:t>
             </w:r>
           </w:p>
@@ -3523,16 +3445,7 @@
             </w:tcMar>
           </w:tcPr>
           <w:p>
-            <w:pPr>
-              <w:spacing w:after="0" w:line="259" w:lineRule="auto"/>
-            </w:pPr>
-            <w:r/>
-            <w:r>
-              <w:rPr>
-                <w:rFonts w:ascii="Arial" w:hAnsi="Arial" w:eastAsia="Arial"/>
-                <w:b w:val="0"/>
-                <w:sz w:val="18"/>
-              </w:rPr>
+            <w:r>
               <w:t>25.0 / 34.0 deg</w:t>
             </w:r>
           </w:p>
@@ -3549,16 +3462,7 @@
             </w:tcMar>
           </w:tcPr>
           <w:p>
-            <w:pPr>
-              <w:spacing w:after="0" w:line="259" w:lineRule="auto"/>
-            </w:pPr>
-            <w:r/>
-            <w:r>
-              <w:rPr>
-                <w:rFonts w:ascii="Arial" w:hAnsi="Arial" w:eastAsia="Arial"/>
-                <w:b w:val="0"/>
-                <w:sz w:val="18"/>
-              </w:rPr>
+            <w:r>
               <w:t>Normale softwareseitige Arbeitsgrenzen fuer Elevation.</w:t>
             </w:r>
           </w:p>
@@ -3580,16 +3484,7 @@
             </w:tcMar>
           </w:tcPr>
           <w:p>
-            <w:pPr>
-              <w:spacing w:after="0" w:line="259" w:lineRule="auto"/>
-            </w:pPr>
-            <w:r/>
-            <w:r>
-              <w:rPr>
-                <w:rFonts w:ascii="Arial" w:hAnsi="Arial" w:eastAsia="Arial"/>
-                <w:b w:val="0"/>
-                <w:sz w:val="18"/>
-              </w:rPr>
+            <w:r>
               <w:t>ELEVATION_TOLERANCE_DEG</w:t>
             </w:r>
           </w:p>
@@ -3606,16 +3501,7 @@
             </w:tcMar>
           </w:tcPr>
           <w:p>
-            <w:pPr>
-              <w:spacing w:after="0" w:line="259" w:lineRule="auto"/>
-            </w:pPr>
-            <w:r/>
-            <w:r>
-              <w:rPr>
-                <w:rFonts w:ascii="Arial" w:hAnsi="Arial" w:eastAsia="Arial"/>
-                <w:b w:val="0"/>
-                <w:sz w:val="18"/>
-              </w:rPr>
+            <w:r>
               <w:t>1.0 deg</w:t>
             </w:r>
           </w:p>
@@ -3632,16 +3518,7 @@
             </w:tcMar>
           </w:tcPr>
           <w:p>
-            <w:pPr>
-              <w:spacing w:after="0" w:line="259" w:lineRule="auto"/>
-            </w:pPr>
-            <w:r/>
-            <w:r>
-              <w:rPr>
-                <w:rFonts w:ascii="Arial" w:hAnsi="Arial" w:eastAsia="Arial"/>
-                <w:b w:val="0"/>
-                <w:sz w:val="18"/>
-              </w:rPr>
+            <w:r>
               <w:t>Toleranz fuer Zielanfahrten.</w:t>
             </w:r>
           </w:p>
@@ -3663,16 +3540,7 @@
             </w:tcMar>
           </w:tcPr>
           <w:p>
-            <w:pPr>
-              <w:spacing w:after="0" w:line="259" w:lineRule="auto"/>
-            </w:pPr>
-            <w:r/>
-            <w:r>
-              <w:rPr>
-                <w:rFonts w:ascii="Arial" w:hAnsi="Arial" w:eastAsia="Arial"/>
-                <w:b w:val="0"/>
-                <w:sz w:val="18"/>
-              </w:rPr>
+            <w:r>
               <w:t>DISPLAY_ANGLE_OFFSET_DEG</w:t>
             </w:r>
           </w:p>
@@ -3689,16 +3557,7 @@
             </w:tcMar>
           </w:tcPr>
           <w:p>
-            <w:pPr>
-              <w:spacing w:after="0" w:line="259" w:lineRule="auto"/>
-            </w:pPr>
-            <w:r/>
-            <w:r>
-              <w:rPr>
-                <w:rFonts w:ascii="Arial" w:hAnsi="Arial" w:eastAsia="Arial"/>
-                <w:b w:val="0"/>
-                <w:sz w:val="18"/>
-              </w:rPr>
+            <w:r>
               <w:t>11.6 deg</w:t>
             </w:r>
           </w:p>
@@ -3715,16 +3574,7 @@
             </w:tcMar>
           </w:tcPr>
           <w:p>
-            <w:pPr>
-              <w:spacing w:after="0" w:line="259" w:lineRule="auto"/>
-            </w:pPr>
-            <w:r/>
-            <w:r>
-              <w:rPr>
-                <w:rFonts w:ascii="Arial" w:hAnsi="Arial" w:eastAsia="Arial"/>
-                <w:b w:val="0"/>
-                <w:sz w:val="18"/>
-              </w:rPr>
+            <w:r>
               <w:t>Korrekturwert fuer angezeigten Winkel.</w:t>
             </w:r>
           </w:p>
@@ -3746,17 +3596,8 @@
             </w:tcMar>
           </w:tcPr>
           <w:p>
-            <w:pPr>
-              <w:spacing w:after="0" w:line="259" w:lineRule="auto"/>
-            </w:pPr>
-            <w:r/>
-            <w:r>
-              <w:rPr>
-                <w:rFonts w:ascii="Arial" w:hAnsi="Arial" w:eastAsia="Arial"/>
-                <w:b w:val="0"/>
-                <w:sz w:val="18"/>
-              </w:rPr>
-              <w:t>RF_TV_USABLE_MAX_ADC</w:t>
+            <w:r>
+              <w:t>RF_ADC_SAMPLES_PER_CYCLE</w:t>
             </w:r>
           </w:p>
         </w:tc>
@@ -3772,17 +3613,8 @@
             </w:tcMar>
           </w:tcPr>
           <w:p>
-            <w:pPr>
-              <w:spacing w:after="0" w:line="259" w:lineRule="auto"/>
-            </w:pPr>
-            <w:r/>
-            <w:r>
-              <w:rPr>
-                <w:rFonts w:ascii="Arial" w:hAnsi="Arial" w:eastAsia="Arial"/>
-                <w:b w:val="0"/>
-                <w:sz w:val="18"/>
-              </w:rPr>
-              <w:t>900</w:t>
+            <w:r>
+              <w:t>32</w:t>
             </w:r>
           </w:p>
         </w:tc>
@@ -3798,17 +3630,8 @@
             </w:tcMar>
           </w:tcPr>
           <w:p>
-            <w:pPr>
-              <w:spacing w:after="0" w:line="259" w:lineRule="auto"/>
-            </w:pPr>
-            <w:r/>
-            <w:r>
-              <w:rPr>
-                <w:rFonts w:ascii="Arial" w:hAnsi="Arial" w:eastAsia="Arial"/>
-                <w:b w:val="0"/>
-                <w:sz w:val="18"/>
-              </w:rPr>
-              <w:t>Grenze fuer brauchbares Signal laut Aussentest.</w:t>
+            <w:r>
+              <w:t>ADC-Messungen pro RF-Update.</w:t>
             </w:r>
           </w:p>
         </w:tc>
@@ -3829,17 +3652,8 @@
             </w:tcMar>
           </w:tcPr>
           <w:p>
-            <w:pPr>
-              <w:spacing w:after="0" w:line="259" w:lineRule="auto"/>
-            </w:pPr>
-            <w:r/>
-            <w:r>
-              <w:rPr>
-                <w:rFonts w:ascii="Arial" w:hAnsi="Arial" w:eastAsia="Arial"/>
-                <w:b w:val="0"/>
-                <w:sz w:val="18"/>
-              </w:rPr>
-              <w:t>RF_TV_GOOD_MAX_ADC</w:t>
+            <w:r>
+              <w:t>RF_FILTER_ALPHA</w:t>
             </w:r>
           </w:p>
         </w:tc>
@@ -3855,17 +3669,8 @@
             </w:tcMar>
           </w:tcPr>
           <w:p>
-            <w:pPr>
-              <w:spacing w:after="0" w:line="259" w:lineRule="auto"/>
-            </w:pPr>
-            <w:r/>
-            <w:r>
-              <w:rPr>
-                <w:rFonts w:ascii="Arial" w:hAnsi="Arial" w:eastAsia="Arial"/>
-                <w:b w:val="0"/>
-                <w:sz w:val="18"/>
-              </w:rPr>
-              <w:t>800</w:t>
+            <w:r>
+              <w:t>0.50</w:t>
             </w:r>
           </w:p>
         </w:tc>
@@ -3881,17 +3686,8 @@
             </w:tcMar>
           </w:tcPr>
           <w:p>
-            <w:pPr>
-              <w:spacing w:after="0" w:line="259" w:lineRule="auto"/>
-            </w:pPr>
-            <w:r/>
-            <w:r>
-              <w:rPr>
-                <w:rFonts w:ascii="Arial" w:hAnsi="Arial" w:eastAsia="Arial"/>
-                <w:b w:val="0"/>
-                <w:sz w:val="18"/>
-              </w:rPr>
-              <w:t>Grenze fuer gutes Signal.</w:t>
+            <w:r>
+              <w:t>V3.1.4: schneller als 0.75, ruhiger als 0.25.</w:t>
             </w:r>
           </w:p>
         </w:tc>
@@ -3912,17 +3708,8 @@
             </w:tcMar>
           </w:tcPr>
           <w:p>
-            <w:pPr>
-              <w:spacing w:after="0" w:line="259" w:lineRule="auto"/>
-            </w:pPr>
-            <w:r/>
-            <w:r>
-              <w:rPr>
-                <w:rFonts w:ascii="Arial" w:hAnsi="Arial" w:eastAsia="Arial"/>
-                <w:b w:val="0"/>
-                <w:sz w:val="18"/>
-              </w:rPr>
-              <w:t>RF_TV_STRONG_MAX_ADC</w:t>
+            <w:r>
+              <w:t>RF_WEAK_REFERENCE_ADC</w:t>
             </w:r>
           </w:p>
         </w:tc>
@@ -3938,17 +3725,8 @@
             </w:tcMar>
           </w:tcPr>
           <w:p>
-            <w:pPr>
-              <w:spacing w:after="0" w:line="259" w:lineRule="auto"/>
-            </w:pPr>
-            <w:r/>
-            <w:r>
-              <w:rPr>
-                <w:rFonts w:ascii="Arial" w:hAnsi="Arial" w:eastAsia="Arial"/>
-                <w:b w:val="0"/>
-                <w:sz w:val="18"/>
-              </w:rPr>
-              <w:t>750</w:t>
+            <w:r>
+              <w:t>1883</w:t>
             </w:r>
           </w:p>
         </w:tc>
@@ -3964,17 +3742,8 @@
             </w:tcMar>
           </w:tcPr>
           <w:p>
-            <w:pPr>
-              <w:spacing w:after="0" w:line="259" w:lineRule="auto"/>
-            </w:pPr>
-            <w:r/>
-            <w:r>
-              <w:rPr>
-                <w:rFonts w:ascii="Arial" w:hAnsi="Arial" w:eastAsia="Arial"/>
-                <w:b w:val="0"/>
-                <w:sz w:val="18"/>
-              </w:rPr>
-              <w:t>Sehr guter/Peak-naher Bereich.</w:t>
+            <w:r>
+              <w:t>Schwache/No-Signal-Referenz der Prozentbewertung.</w:t>
             </w:r>
           </w:p>
         </w:tc>
@@ -3995,17 +3764,8 @@
             </w:tcMar>
           </w:tcPr>
           <w:p>
-            <w:pPr>
-              <w:spacing w:after="0" w:line="259" w:lineRule="auto"/>
-            </w:pPr>
-            <w:r/>
-            <w:r>
-              <w:rPr>
-                <w:rFonts w:ascii="Arial" w:hAnsi="Arial" w:eastAsia="Arial"/>
-                <w:b w:val="0"/>
-                <w:sz w:val="18"/>
-              </w:rPr>
-              <w:t>SIGNAL_OPT_AZ_STEP_MS</w:t>
+            <w:r>
+              <w:t>RF_STRONG_REFERENCE_ADC</w:t>
             </w:r>
           </w:p>
         </w:tc>
@@ -4021,17 +3781,8 @@
             </w:tcMar>
           </w:tcPr>
           <w:p>
-            <w:pPr>
-              <w:spacing w:after="0" w:line="259" w:lineRule="auto"/>
-            </w:pPr>
-            <w:r/>
-            <w:r>
-              <w:rPr>
-                <w:rFonts w:ascii="Arial" w:hAnsi="Arial" w:eastAsia="Arial"/>
-                <w:b w:val="0"/>
-                <w:sz w:val="18"/>
-              </w:rPr>
-              <w:t>180 ms</w:t>
+            <w:r>
+              <w:t>700</w:t>
             </w:r>
           </w:p>
         </w:tc>
@@ -4047,17 +3798,8 @@
             </w:tcMar>
           </w:tcPr>
           <w:p>
-            <w:pPr>
-              <w:spacing w:after="0" w:line="259" w:lineRule="auto"/>
-            </w:pPr>
-            <w:r/>
-            <w:r>
-              <w:rPr>
-                <w:rFonts w:ascii="Arial" w:hAnsi="Arial" w:eastAsia="Arial"/>
-                <w:b w:val="0"/>
-                <w:sz w:val="18"/>
-              </w:rPr>
-              <w:t>Azimut-Schritt fuer Signal optimieren.</w:t>
+            <w:r>
+              <w:t>Starke Referenz der Prozentbewertung.</w:t>
             </w:r>
           </w:p>
         </w:tc>
@@ -4078,17 +3820,8 @@
             </w:tcMar>
           </w:tcPr>
           <w:p>
-            <w:pPr>
-              <w:spacing w:after="0" w:line="259" w:lineRule="auto"/>
-            </w:pPr>
-            <w:r/>
-            <w:r>
-              <w:rPr>
-                <w:rFonts w:ascii="Arial" w:hAnsi="Arial" w:eastAsia="Arial"/>
-                <w:b w:val="0"/>
-                <w:sz w:val="18"/>
-              </w:rPr>
-              <w:t>SIGNAL_OPT_AZ_SETTLE_MS</w:t>
+            <w:r>
+              <w:t>RF Anzeige Maximum</w:t>
             </w:r>
           </w:p>
         </w:tc>
@@ -4104,17 +3837,8 @@
             </w:tcMar>
           </w:tcPr>
           <w:p>
-            <w:pPr>
-              <w:spacing w:after="0" w:line="259" w:lineRule="auto"/>
-            </w:pPr>
-            <w:r/>
-            <w:r>
-              <w:rPr>
-                <w:rFonts w:ascii="Arial" w:hAnsi="Arial" w:eastAsia="Arial"/>
-                <w:b w:val="0"/>
-                <w:sz w:val="18"/>
-              </w:rPr>
-              <w:t>350 ms</w:t>
+            <w:r>
+              <w:t>95 %</w:t>
             </w:r>
           </w:p>
         </w:tc>
@@ -4130,17 +3854,8 @@
             </w:tcMar>
           </w:tcPr>
           <w:p>
-            <w:pPr>
-              <w:spacing w:after="0" w:line="259" w:lineRule="auto"/>
-            </w:pPr>
-            <w:r/>
-            <w:r>
-              <w:rPr>
-                <w:rFonts w:ascii="Arial" w:hAnsi="Arial" w:eastAsia="Arial"/>
-                <w:b w:val="0"/>
-                <w:sz w:val="18"/>
-              </w:rPr>
-              <w:t>Wartezeit nach Azimut-Schritt.</w:t>
+            <w:r>
+              <w:t>Bewusste Deckelung des nutzbaren Prozentwerts.</w:t>
             </w:r>
           </w:p>
         </w:tc>
@@ -4161,17 +3876,8 @@
             </w:tcMar>
           </w:tcPr>
           <w:p>
-            <w:pPr>
-              <w:spacing w:after="0" w:line="259" w:lineRule="auto"/>
-            </w:pPr>
-            <w:r/>
-            <w:r>
-              <w:rPr>
-                <w:rFonts w:ascii="Arial" w:hAnsi="Arial" w:eastAsia="Arial"/>
-                <w:b w:val="0"/>
-                <w:sz w:val="18"/>
-              </w:rPr>
-              <w:t>SIGNAL_OPT_EL_STEP_MS</w:t>
+            <w:r>
+              <w:t>AUTO_RF_MIN_CANDIDATE_PERCENT</w:t>
             </w:r>
           </w:p>
         </w:tc>
@@ -4187,17 +3893,8 @@
             </w:tcMar>
           </w:tcPr>
           <w:p>
-            <w:pPr>
-              <w:spacing w:after="0" w:line="259" w:lineRule="auto"/>
-            </w:pPr>
-            <w:r/>
-            <w:r>
-              <w:rPr>
-                <w:rFonts w:ascii="Arial" w:hAnsi="Arial" w:eastAsia="Arial"/>
-                <w:b w:val="0"/>
-                <w:sz w:val="18"/>
-              </w:rPr>
-              <w:t>160 ms</w:t>
+            <w:r>
+              <w:t>80 %</w:t>
             </w:r>
           </w:p>
         </w:tc>
@@ -4213,17 +3910,8 @@
             </w:tcMar>
           </w:tcPr>
           <w:p>
-            <w:pPr>
-              <w:spacing w:after="0" w:line="259" w:lineRule="auto"/>
-            </w:pPr>
-            <w:r/>
-            <w:r>
-              <w:rPr>
-                <w:rFonts w:ascii="Arial" w:hAnsi="Arial" w:eastAsia="Arial"/>
-                <w:b w:val="0"/>
-                <w:sz w:val="18"/>
-              </w:rPr>
-              <w:t>Winkel-/Elevationsschritt fuer Signal optimieren.</w:t>
+            <w:r>
+              <w:t>Normale Mindestgrenze fuer AUTO-Kandidaten.</w:t>
             </w:r>
           </w:p>
         </w:tc>
@@ -4244,17 +3932,8 @@
             </w:tcMar>
           </w:tcPr>
           <w:p>
-            <w:pPr>
-              <w:spacing w:after="0" w:line="259" w:lineRule="auto"/>
-            </w:pPr>
-            <w:r/>
-            <w:r>
-              <w:rPr>
-                <w:rFonts w:ascii="Arial" w:hAnsi="Arial" w:eastAsia="Arial"/>
-                <w:b w:val="0"/>
-                <w:sz w:val="18"/>
-              </w:rPr>
-              <w:t>SIGNAL_OPT_EL_SETTLE_MS</w:t>
+            <w:r>
+              <w:t>AUTO_CENTER_RF_MIN_GOOD_SIGNAL_PERCENT</w:t>
             </w:r>
           </w:p>
         </w:tc>
@@ -4270,17 +3949,8 @@
             </w:tcMar>
           </w:tcPr>
           <w:p>
-            <w:pPr>
-              <w:spacing w:after="0" w:line="259" w:lineRule="auto"/>
-            </w:pPr>
-            <w:r/>
-            <w:r>
-              <w:rPr>
-                <w:rFonts w:ascii="Arial" w:hAnsi="Arial" w:eastAsia="Arial"/>
-                <w:b w:val="0"/>
-                <w:sz w:val="18"/>
-              </w:rPr>
-              <w:t>700 ms</w:t>
+            <w:r>
+              <w:t>75 %</w:t>
             </w:r>
           </w:p>
         </w:tc>
@@ -4296,17 +3966,8 @@
             </w:tcMar>
           </w:tcPr>
           <w:p>
-            <w:pPr>
-              <w:spacing w:after="0" w:line="259" w:lineRule="auto"/>
-            </w:pPr>
-            <w:r/>
-            <w:r>
-              <w:rPr>
-                <w:rFonts w:ascii="Arial" w:hAnsi="Arial" w:eastAsia="Arial"/>
-                <w:b w:val="0"/>
-                <w:sz w:val="18"/>
-              </w:rPr>
-              <w:t>Wartezeit nach Winkel-Schritt.</w:t>
+            <w:r>
+              <w:t>Center-spezifische Mindestbewertung; dynamische Schwelle bleibt mindestens 80 %.</w:t>
             </w:r>
           </w:p>
         </w:tc>
@@ -4327,17 +3988,8 @@
             </w:tcMar>
           </w:tcPr>
           <w:p>
-            <w:pPr>
-              <w:spacing w:after="0" w:line="259" w:lineRule="auto"/>
-            </w:pPr>
-            <w:r/>
-            <w:r>
-              <w:rPr>
-                <w:rFonts w:ascii="Arial" w:hAnsi="Arial" w:eastAsia="Arial"/>
-                <w:b w:val="0"/>
-                <w:sz w:val="18"/>
-              </w:rPr>
-              <w:t>SIGNAL_OPT_RF_IMPROVE_ADC</w:t>
+            <w:r>
+              <w:t>AUTO_CENTER_RF_REFERENCE_TOP_COUNT</w:t>
             </w:r>
           </w:p>
         </w:tc>
@@ -4353,17 +4005,8 @@
             </w:tcMar>
           </w:tcPr>
           <w:p>
-            <w:pPr>
-              <w:spacing w:after="0" w:line="259" w:lineRule="auto"/>
-            </w:pPr>
-            <w:r/>
-            <w:r>
-              <w:rPr>
-                <w:rFonts w:ascii="Arial" w:hAnsi="Arial" w:eastAsia="Arial"/>
-                <w:b w:val="0"/>
-                <w:sz w:val="18"/>
-              </w:rPr>
-              <w:t>20 ADC</w:t>
+            <w:r>
+              <w:t>5</w:t>
             </w:r>
           </w:p>
         </w:tc>
@@ -4379,17 +4022,8 @@
             </w:tcMar>
           </w:tcPr>
           <w:p>
-            <w:pPr>
-              <w:spacing w:after="0" w:line="259" w:lineRule="auto"/>
-            </w:pPr>
-            <w:r/>
-            <w:r>
-              <w:rPr>
-                <w:rFonts w:ascii="Arial" w:hAnsi="Arial" w:eastAsia="Arial"/>
-                <w:b w:val="0"/>
-                <w:sz w:val="18"/>
-              </w:rPr>
-              <w:t>Verbesserungsschwelle fuer RF.</w:t>
+            <w:r>
+              <w:t>Anzahl starker Centerwerte fuer die dynamische Referenz.</w:t>
             </w:r>
           </w:p>
         </w:tc>
@@ -4410,17 +4044,8 @@
             </w:tcMar>
           </w:tcPr>
           <w:p>
-            <w:pPr>
-              <w:spacing w:after="0" w:line="259" w:lineRule="auto"/>
-            </w:pPr>
-            <w:r/>
-            <w:r>
-              <w:rPr>
-                <w:rFonts w:ascii="Arial" w:hAnsi="Arial" w:eastAsia="Arial"/>
-                <w:b w:val="0"/>
-                <w:sz w:val="18"/>
-              </w:rPr>
-              <w:t>SIGNAL_OPT_RF_WORSE_ADC</w:t>
+            <w:r>
+              <w:t>AUTO_CENTER_RF_REFERENCE_TOLERANCE_PERCENT</w:t>
             </w:r>
           </w:p>
         </w:tc>
@@ -4436,17 +4061,8 @@
             </w:tcMar>
           </w:tcPr>
           <w:p>
-            <w:pPr>
-              <w:spacing w:after="0" w:line="259" w:lineRule="auto"/>
-            </w:pPr>
-            <w:r/>
-            <w:r>
-              <w:rPr>
-                <w:rFonts w:ascii="Arial" w:hAnsi="Arial" w:eastAsia="Arial"/>
-                <w:b w:val="0"/>
-                <w:sz w:val="18"/>
-              </w:rPr>
-              <w:t>45 ADC</w:t>
+            <w:r>
+              <w:t>8 %</w:t>
             </w:r>
           </w:p>
         </w:tc>
@@ -4462,17 +4078,8 @@
             </w:tcMar>
           </w:tcPr>
           <w:p>
-            <w:pPr>
-              <w:spacing w:after="0" w:line="259" w:lineRule="auto"/>
-            </w:pPr>
-            <w:r/>
-            <w:r>
-              <w:rPr>
-                <w:rFonts w:ascii="Arial" w:hAnsi="Arial" w:eastAsia="Arial"/>
-                <w:b w:val="0"/>
-                <w:sz w:val="18"/>
-              </w:rPr>
-              <w:t>Verschlechterungsschwelle fuer RF.</w:t>
+            <w:r>
+              <w:t>Toleranz der dynamischen Centerreferenz.</w:t>
             </w:r>
           </w:p>
         </w:tc>
@@ -4493,17 +4100,8 @@
             </w:tcMar>
           </w:tcPr>
           <w:p>
-            <w:pPr>
-              <w:spacing w:after="0" w:line="259" w:lineRule="auto"/>
-            </w:pPr>
-            <w:r/>
-            <w:r>
-              <w:rPr>
-                <w:rFonts w:ascii="Arial" w:hAnsi="Arial" w:eastAsia="Arial"/>
-                <w:b w:val="0"/>
-                <w:sz w:val="18"/>
-              </w:rPr>
-              <w:t>SIGNAL_OPT_AZ_MAX_STEPS_PER_DIR</w:t>
+            <w:r>
+              <w:t>GeniusBulli feste IP</w:t>
             </w:r>
           </w:p>
         </w:tc>
@@ -4519,17 +4117,8 @@
             </w:tcMar>
           </w:tcPr>
           <w:p>
-            <w:pPr>
-              <w:spacing w:after="0" w:line="259" w:lineRule="auto"/>
-            </w:pPr>
-            <w:r/>
-            <w:r>
-              <w:rPr>
-                <w:rFonts w:ascii="Arial" w:hAnsi="Arial" w:eastAsia="Arial"/>
-                <w:b w:val="0"/>
-                <w:sz w:val="18"/>
-              </w:rPr>
-              <w:t>8</w:t>
+            <w:r>
+              <w:t>192.168.4.15</w:t>
             </w:r>
           </w:p>
         </w:tc>
@@ -4545,17 +4134,8 @@
             </w:tcMar>
           </w:tcPr>
           <w:p>
-            <w:pPr>
-              <w:spacing w:after="0" w:line="259" w:lineRule="auto"/>
-            </w:pPr>
-            <w:r/>
-            <w:r>
-              <w:rPr>
-                <w:rFonts w:ascii="Arial" w:hAnsi="Arial" w:eastAsia="Arial"/>
-                <w:b w:val="0"/>
-                <w:sz w:val="18"/>
-              </w:rPr>
-              <w:t>Nur Sicherheitslimit; primaere AZ-Grenze sind Hall-Sensoren.</w:t>
+            <w:r>
+              <w:t>Gateway/DNS 192.168.4.1; andere WLANs per DHCP.</w:t>
             </w:r>
           </w:p>
         </w:tc>
@@ -4576,17 +4156,8 @@
             </w:tcMar>
           </w:tcPr>
           <w:p>
-            <w:pPr>
-              <w:spacing w:after="0" w:line="259" w:lineRule="auto"/>
-            </w:pPr>
-            <w:r/>
-            <w:r>
-              <w:rPr>
-                <w:rFonts w:ascii="Arial" w:hAnsi="Arial" w:eastAsia="Arial"/>
-                <w:b w:val="0"/>
-                <w:sz w:val="18"/>
-              </w:rPr>
-              <w:t>SIGNAL_OPT_EL_MAX_STEPS_PER_DIR</w:t>
+            <w:r>
+              <w:t>Firmware</w:t>
             </w:r>
           </w:p>
         </w:tc>
@@ -4602,17 +4173,8 @@
             </w:tcMar>
           </w:tcPr>
           <w:p>
-            <w:pPr>
-              <w:spacing w:after="0" w:line="259" w:lineRule="auto"/>
-            </w:pPr>
-            <w:r/>
-            <w:r>
-              <w:rPr>
-                <w:rFonts w:ascii="Arial" w:hAnsi="Arial" w:eastAsia="Arial"/>
-                <w:b w:val="0"/>
-                <w:sz w:val="18"/>
-              </w:rPr>
-              <w:t>5</w:t>
+            <w:r>
+              <w:t>3.1.4</w:t>
             </w:r>
           </w:p>
         </w:tc>
@@ -4628,17 +4190,8 @@
             </w:tcMar>
           </w:tcPr>
           <w:p>
-            <w:pPr>
-              <w:spacing w:after="0" w:line="259" w:lineRule="auto"/>
-            </w:pPr>
-            <w:r/>
-            <w:r>
-              <w:rPr>
-                <w:rFonts w:ascii="Arial" w:hAnsi="Arial" w:eastAsia="Arial"/>
-                <w:b w:val="0"/>
-                <w:sz w:val="18"/>
-              </w:rPr>
-              <w:t>Sicherheitslimit fuer Winkeloptimierung.</w:t>
+            <w:r>
+              <w:t>Aktueller stabiler Release.</w:t>
             </w:r>
           </w:p>
         </w:tc>
@@ -4686,7 +4239,13 @@
         <w:spacing w:after="100" w:line="259" w:lineRule="auto"/>
       </w:pPr>
       <w:r>
-        <w:t>Der RF-Messzweig besteht aus Sat-Splitter, DC-Blocker, F-auf-SMA/RG316-Verbindung und AD8317-RF-Detector. Beim verwendeten AD8317/AD8318-Aufbau gilt: kleinerer ADC-/Spannungswert bedeutet staerkeres Signal. Die Web-UI verwendet eine Ampel. PLUS wird dadurch nicht blockiert: Wenn der Nutzer ein TV-Bild sieht, darf Signal optimieren trotzdem gestartet werden.</w:t>
+        <w:t>Der RF-Messzweig besteht aus Sat-Splitter, DC-Blocker, F-auf-SMA/RG316-Verbindung und AD8317-RF-Detector. Beim verwendeten AD8317/AD8318-Aufbau gilt: kleinerer ADC-/Spannungswert bedeutet staerkeres Signal. Die Web-UI verwendet eine Ampel. Die fruehere separate Funktion "Signal optimieren" gehoert nicht mehr zur aktiven Bedienlinie; fuer die Satellitenbestaetigung bleibt das reale TV-/Receiverbild die entscheidende Benutzerkontrolle.</w:t>
+      </w:r>
+    </w:p>
+    <w:p>
+      <w:pPr/>
+      <w:r>
+        <w:t>RF-Logik bis V3.1.4: In V3.0.4 wurden die RF-Prozentwerte fuer die TFT-Anzeige und die AUTO-Suche ueber unterschiedliche Kennlinien berechnet. Ab V3.1.1 verwenden Anzeige und AUTO-Suche deshalb dieselbe zentrale RF-Normierung (rfGetSignalNorm/rfGetSignalPercent). V3.1.2 begrenzte den gemeinsamen RF-Prozentwert auf maximal 95 %. V3.1.3 setzte nach Aussentests die normale AUTO-Kandidatenschwelle auf 80 % und reduzierte RF_FILTER_ALPHA von 0,90 auf 0,75. Fuer V3.1.4 wurde ein eigenstaendiger, reproduzierbarer RF-/Azimut-Test ausgefuehrt. Dabei wurden aus denselben Rohdaten parallel Filterfaktoren 0,75, 0,50 und 0,25 ausgewertet. 0,75 reagierte sichtbar traeger auf reale Signalveraenderungen, 0,25 uebernahm Rohwertschwankungen staerker. Deshalb verwendet V3.1.4 RF_FILTER_ALPHA = 0,50 als Kompromiss aus Reaktionsgeschwindigkeit und Glaettung. Die 80-%-Mindestschwelle und die 95-%-Obergrenze bleiben unveraendert. In der seriellen Statuszeile heisst der MPU6050-Winkelwert ANGLE_FILTER, um ihn eindeutig vom RF_DIAG-Filterwert zu unterscheiden.</w:t>
       </w:r>
     </w:p>
     <w:p>
@@ -5458,17 +5017,7 @@
             </w:tcMar>
           </w:tcPr>
           <w:p>
-            <w:pPr>
-              <w:spacing w:after="0" w:line="259" w:lineRule="auto"/>
-            </w:pPr>
-            <w:r/>
-            <w:r>
-              <w:rPr>
-                <w:rFonts w:ascii="Arial" w:hAnsi="Arial" w:eastAsia="Arial"/>
-                <w:b/>
-                <w:color w:val="192D41"/>
-                <w:sz w:val="19"/>
-              </w:rPr>
+            <w:r>
               <w:t>Web-Seite</w:t>
             </w:r>
           </w:p>
@@ -5486,17 +5035,7 @@
             </w:tcMar>
           </w:tcPr>
           <w:p>
-            <w:pPr>
-              <w:spacing w:after="0" w:line="259" w:lineRule="auto"/>
-            </w:pPr>
-            <w:r/>
-            <w:r>
-              <w:rPr>
-                <w:rFonts w:ascii="Arial" w:hAnsi="Arial" w:eastAsia="Arial"/>
-                <w:b/>
-                <w:color w:val="192D41"/>
-                <w:sz w:val="19"/>
-              </w:rPr>
+            <w:r>
               <w:t>Aufgabe</w:t>
             </w:r>
           </w:p>
@@ -5518,16 +5057,7 @@
             </w:tcMar>
           </w:tcPr>
           <w:p>
-            <w:pPr>
-              <w:spacing w:after="0" w:line="259" w:lineRule="auto"/>
-            </w:pPr>
-            <w:r/>
-            <w:r>
-              <w:rPr>
-                <w:rFonts w:ascii="Arial" w:hAnsi="Arial" w:eastAsia="Arial"/>
-                <w:b w:val="0"/>
-                <w:sz w:val="19"/>
-              </w:rPr>
+            <w:r>
               <w:t>Menue</w:t>
             </w:r>
           </w:p>
@@ -5544,17 +5074,8 @@
             </w:tcMar>
           </w:tcPr>
           <w:p>
-            <w:pPr>
-              <w:spacing w:after="0" w:line="259" w:lineRule="auto"/>
-            </w:pPr>
-            <w:r/>
-            <w:r>
-              <w:rPr>
-                <w:rFonts w:ascii="Arial" w:hAnsi="Arial" w:eastAsia="Arial"/>
-                <w:b w:val="0"/>
-                <w:sz w:val="19"/>
-              </w:rPr>
-              <w:t>Schneller Einstieg in Ausrichten, Suchen, Manuell, Status/Diagnose und Troubleshooting.</w:t>
+            <w:r>
+              <w:t>Einstieg in Ausrichten, Suchen, Manuell, Status/Diagnose und Firmware Update.</w:t>
             </w:r>
           </w:p>
         </w:tc>
@@ -5575,16 +5096,7 @@
             </w:tcMar>
           </w:tcPr>
           <w:p>
-            <w:pPr>
-              <w:spacing w:after="0" w:line="259" w:lineRule="auto"/>
-            </w:pPr>
-            <w:r/>
-            <w:r>
-              <w:rPr>
-                <w:rFonts w:ascii="Arial" w:hAnsi="Arial" w:eastAsia="Arial"/>
-                <w:b w:val="0"/>
-                <w:sz w:val="19"/>
-              </w:rPr>
+            <w:r>
               <w:t>Ausrichten</w:t>
             </w:r>
           </w:p>
@@ -5601,17 +5113,8 @@
             </w:tcMar>
           </w:tcPr>
           <w:p>
-            <w:pPr>
-              <w:spacing w:after="0" w:line="259" w:lineRule="auto"/>
-            </w:pPr>
-            <w:r/>
-            <w:r>
-              <w:rPr>
-                <w:rFonts w:ascii="Arial" w:hAnsi="Arial" w:eastAsia="Arial"/>
-                <w:b w:val="0"/>
-                <w:sz w:val="19"/>
-              </w:rPr>
-              <w:t>Center/Mitte setzen. Startet erst nach ausdruecklichem Startbutton.</w:t>
+            <w:r>
+              <w:t>Center/Mitte setzen. Start erst nach ausdruecklichem Startbutton/MODE.</w:t>
             </w:r>
           </w:p>
         </w:tc>
@@ -5632,16 +5135,7 @@
             </w:tcMar>
           </w:tcPr>
           <w:p>
-            <w:pPr>
-              <w:spacing w:after="0" w:line="259" w:lineRule="auto"/>
-            </w:pPr>
-            <w:r/>
-            <w:r>
-              <w:rPr>
-                <w:rFonts w:ascii="Arial" w:hAnsi="Arial" w:eastAsia="Arial"/>
-                <w:b w:val="0"/>
-                <w:sz w:val="19"/>
-              </w:rPr>
+            <w:r>
               <w:t>Suchen</w:t>
             </w:r>
           </w:p>
@@ -5658,17 +5152,8 @@
             </w:tcMar>
           </w:tcPr>
           <w:p>
-            <w:pPr>
-              <w:spacing w:after="0" w:line="259" w:lineRule="auto"/>
-            </w:pPr>
-            <w:r/>
-            <w:r>
-              <w:rPr>
-                <w:rFonts w:ascii="Arial" w:hAnsi="Arial" w:eastAsia="Arial"/>
-                <w:b w:val="0"/>
-                <w:sz w:val="19"/>
-              </w:rPr>
-              <w:t>Suchlauf mit Mitte -&gt; Osten -&gt; Westen -&gt; zurueck zur Mitte, Kandidatenlogik und RF-Anzeige.</w:t>
+            <w:r>
+              <w:t>AUTO-Suche mit Kandidatenlogik, BADSAT und RF-Anzeige.</w:t>
             </w:r>
           </w:p>
         </w:tc>
@@ -5689,16 +5174,7 @@
             </w:tcMar>
           </w:tcPr>
           <w:p>
-            <w:pPr>
-              <w:spacing w:after="0" w:line="259" w:lineRule="auto"/>
-            </w:pPr>
-            <w:r/>
-            <w:r>
-              <w:rPr>
-                <w:rFonts w:ascii="Arial" w:hAnsi="Arial" w:eastAsia="Arial"/>
-                <w:b w:val="0"/>
-                <w:sz w:val="19"/>
-              </w:rPr>
+            <w:r>
               <w:t>Manuell</w:t>
             </w:r>
           </w:p>
@@ -5715,16 +5191,7 @@
             </w:tcMar>
           </w:tcPr>
           <w:p>
-            <w:pPr>
-              <w:spacing w:after="0" w:line="259" w:lineRule="auto"/>
-            </w:pPr>
-            <w:r/>
-            <w:r>
-              <w:rPr>
-                <w:rFonts w:ascii="Arial" w:hAnsi="Arial" w:eastAsia="Arial"/>
-                <w:b w:val="0"/>
-                <w:sz w:val="19"/>
-              </w:rPr>
+            <w:r>
               <w:t>Direkte Steuerung von Azimut und Winkel mit STOP.</w:t>
             </w:r>
           </w:p>
@@ -5746,16 +5213,7 @@
             </w:tcMar>
           </w:tcPr>
           <w:p>
-            <w:pPr>
-              <w:spacing w:after="0" w:line="259" w:lineRule="auto"/>
-            </w:pPr>
-            <w:r/>
-            <w:r>
-              <w:rPr>
-                <w:rFonts w:ascii="Arial" w:hAnsi="Arial" w:eastAsia="Arial"/>
-                <w:b w:val="0"/>
-                <w:sz w:val="19"/>
-              </w:rPr>
+            <w:r>
               <w:t>Status / Diagnose</w:t>
             </w:r>
           </w:p>
@@ -5772,17 +5230,8 @@
             </w:tcMar>
           </w:tcPr>
           <w:p>
-            <w:pPr>
-              <w:spacing w:after="0" w:line="259" w:lineRule="auto"/>
-            </w:pPr>
-            <w:r/>
-            <w:r>
-              <w:rPr>
-                <w:rFonts w:ascii="Arial" w:hAnsi="Arial" w:eastAsia="Arial"/>
-                <w:b w:val="0"/>
-                <w:sz w:val="19"/>
-              </w:rPr>
-              <w:t>RF, Hall-Sensoren, Winkel, Reset, OTA-/Netzwerkdiagnose.</w:t>
+            <w:r>
+              <w:t>RF, Hall-Sensoren, Winkel, Netzwerk- und Laufzeitdiagnose.</w:t>
             </w:r>
           </w:p>
         </w:tc>
@@ -5803,17 +5252,8 @@
             </w:tcMar>
           </w:tcPr>
           <w:p>
-            <w:pPr>
-              <w:spacing w:after="0" w:line="259" w:lineRule="auto"/>
-            </w:pPr>
-            <w:r/>
-            <w:r>
-              <w:rPr>
-                <w:rFonts w:ascii="Arial" w:hAnsi="Arial" w:eastAsia="Arial"/>
-                <w:b w:val="0"/>
-                <w:sz w:val="19"/>
-              </w:rPr>
-              <w:t>Troubleshooting</w:t>
+            <w:r>
+              <w:t>Firmware Update</w:t>
             </w:r>
           </w:p>
         </w:tc>
@@ -5829,17 +5269,8 @@
             </w:tcMar>
           </w:tcPr>
           <w:p>
-            <w:pPr>
-              <w:spacing w:after="0" w:line="259" w:lineRule="auto"/>
-            </w:pPr>
-            <w:r/>
-            <w:r>
-              <w:rPr>
-                <w:rFonts w:ascii="Arial" w:hAnsi="Arial" w:eastAsia="Arial"/>
-                <w:b w:val="0"/>
-                <w:sz w:val="19"/>
-              </w:rPr>
-              <w:t>Diagnosezugang und Link zur Optimierungsseite.</w:t>
+            <w:r>
+              <w:t>ElegantOTA im Browser ueber /update; ArduinoOTA bleibt parallel verfuegbar.</w:t>
             </w:r>
           </w:p>
         </w:tc>
@@ -5860,17 +5291,8 @@
             </w:tcMar>
           </w:tcPr>
           <w:p>
-            <w:pPr>
-              <w:spacing w:after="0" w:line="259" w:lineRule="auto"/>
-            </w:pPr>
-            <w:r/>
-            <w:r>
-              <w:rPr>
-                <w:rFonts w:ascii="Arial" w:hAnsi="Arial" w:eastAsia="Arial"/>
-                <w:b w:val="0"/>
-                <w:sz w:val="19"/>
-              </w:rPr>
-              <w:t>Signaloptimierung</w:t>
+            <w:r>
+              <w:t>Hinweis</w:t>
             </w:r>
           </w:p>
         </w:tc>
@@ -5886,17 +5308,8 @@
             </w:tcMar>
           </w:tcPr>
           <w:p>
-            <w:pPr>
-              <w:spacing w:after="0" w:line="259" w:lineRule="auto"/>
-            </w:pPr>
-            <w:r/>
-            <w:r>
-              <w:rPr>
-                <w:rFonts w:ascii="Arial" w:hAnsi="Arial" w:eastAsia="Arial"/>
-                <w:b w:val="0"/>
-                <w:sz w:val="19"/>
-              </w:rPr>
-              <w:t>Wird automatisch bei laufender Optimierung geoeffnet; ueber Troubleshooting sichtbar.</w:t>
+            <w:r>
+              <w:t>Die fruehere Signaloptimierungsseite ist aus der Bedienlinie entfernt.</w:t>
             </w:r>
           </w:p>
         </w:tc>
@@ -6045,7 +5458,7 @@
         <w:spacing w:after="100" w:line="259" w:lineRule="auto"/>
       </w:pPr>
       <w:r>
-        <w:t>Die Suche ist bewusst praxisnah aufgebaut. Die Elevation muss nur grob passen; der Sat-Receiver und das RF-Signal entscheiden, ob ein Kandidat brauchbar ist.</w:t>
+        <w:t>Die Suche ist bewusst praxisnah aufgebaut. Die Elevation muss nur grob passen; Sat-Receiver, RF-Signal und Kandidatenlogik entscheiden, ob ein Bereich zur Benutzerpruefung angeboten wird. Die normale AUTO-Mindestgrenze betraegt in V3.1.4 80 %.</w:t>
       </w:r>
     </w:p>
     <w:p>
@@ -6107,7 +5520,7 @@
         <w:spacing w:after="100" w:line="259" w:lineRule="auto"/>
       </w:pPr>
       <w:r>
-        <w:t>Wenn ein Kandidat gefunden wurde, entscheidet der Nutzer: PLUS bedeutet richtiger Satellit bzw. TV-Bild gesehen und startet Signal optimieren. MINUS bedeutet falscher Satellit bzw. weiter suchen.</w:t>
+        <w:t>Wenn ein Kandidat gefunden wurde, entscheidet der Nutzer: PLUS bestaetigt den richtigen Satelliten bzw. das TV-Bild. MINUS verwirft den Kandidaten, speichert den Bereich in BADSAT und laesst die Suche weiterlaufen.</w:t>
       </w:r>
     </w:p>
     <w:p>
@@ -6115,7 +5528,7 @@
         <w:pStyle w:val="Heading1"/>
       </w:pPr>
       <w:r>
-        <w:t>10. Signal optimieren</w:t>
+        <w:t>10. RF-Kalibrierung und AUTO-Protokoll</w:t>
       </w:r>
     </w:p>
     <w:p>
@@ -6123,7 +5536,7 @@
         <w:spacing w:after="100" w:line="259" w:lineRule="auto"/>
       </w:pPr>
       <w:r>
-        <w:t>Signal optimieren startet nach PLUS-Bestaetigung eines Kandidaten. Die Funktion sucht ein lokales RF-Minimum, weil beim aktuellen RF-Detector kleinerer ADC-Wert staerkeres Signal bedeutet.</w:t>
+        <w:t>V3.1.4 verwendet keine automatische Nachoptimierung nach PLUS. Stattdessen werden RF-Anzeige und AUTO-Suche aus derselben zentralen Prozentbewertung gespeist. RF_FILTER_ALPHA = 0,50, die normale AUTO-Kandidatenschwelle betraegt 80 %, und die nutzbare Anzeige wird bei 95 % gedeckelt. Fuer Feldtests erzeugt ein kompletter AUTO-Lauf einen kopierbaren Block zwischen AUTO_LOG_BEGIN und AUTO_LOG_END. AZPOS ist dabei nur ein Diagnosewert und kein echter Encoderwert.</w:t>
       </w:r>
     </w:p>
     <w:tbl>
@@ -6164,17 +5577,7 @@
             </w:tcMar>
           </w:tcPr>
           <w:p>
-            <w:pPr>
-              <w:spacing w:after="0" w:line="259" w:lineRule="auto"/>
-            </w:pPr>
-            <w:r/>
-            <w:r>
-              <w:rPr>
-                <w:rFonts w:ascii="Arial" w:hAnsi="Arial" w:eastAsia="Arial"/>
-                <w:b/>
-                <w:color w:val="192D41"/>
-                <w:sz w:val="19"/>
-              </w:rPr>
+            <w:r>
               <w:t>Schritt</w:t>
             </w:r>
           </w:p>
@@ -6192,17 +5595,7 @@
             </w:tcMar>
           </w:tcPr>
           <w:p>
-            <w:pPr>
-              <w:spacing w:after="0" w:line="259" w:lineRule="auto"/>
-            </w:pPr>
-            <w:r/>
-            <w:r>
-              <w:rPr>
-                <w:rFonts w:ascii="Arial" w:hAnsi="Arial" w:eastAsia="Arial"/>
-                <w:b/>
-                <w:color w:val="192D41"/>
-                <w:sz w:val="19"/>
-              </w:rPr>
+            <w:r>
               <w:t>Teilphase</w:t>
             </w:r>
           </w:p>
@@ -6220,17 +5613,7 @@
             </w:tcMar>
           </w:tcPr>
           <w:p>
-            <w:pPr>
-              <w:spacing w:after="0" w:line="259" w:lineRule="auto"/>
-            </w:pPr>
-            <w:r/>
-            <w:r>
-              <w:rPr>
-                <w:rFonts w:ascii="Arial" w:hAnsi="Arial" w:eastAsia="Arial"/>
-                <w:b/>
-                <w:color w:val="192D41"/>
-                <w:sz w:val="19"/>
-              </w:rPr>
+            <w:r>
               <w:t>Beschreibung</w:t>
             </w:r>
           </w:p>
@@ -6252,16 +5635,7 @@
             </w:tcMar>
           </w:tcPr>
           <w:p>
-            <w:pPr>
-              <w:spacing w:after="0" w:line="259" w:lineRule="auto"/>
-            </w:pPr>
-            <w:r/>
-            <w:r>
-              <w:rPr>
-                <w:rFonts w:ascii="Arial" w:hAnsi="Arial" w:eastAsia="Arial"/>
-                <w:b w:val="0"/>
-                <w:sz w:val="19"/>
-              </w:rPr>
+            <w:r>
               <w:t>1</w:t>
             </w:r>
           </w:p>
@@ -6278,17 +5652,8 @@
             </w:tcMar>
           </w:tcPr>
           <w:p>
-            <w:pPr>
-              <w:spacing w:after="0" w:line="259" w:lineRule="auto"/>
-            </w:pPr>
-            <w:r/>
-            <w:r>
-              <w:rPr>
-                <w:rFonts w:ascii="Arial" w:hAnsi="Arial" w:eastAsia="Arial"/>
-                <w:b w:val="0"/>
-                <w:sz w:val="19"/>
-              </w:rPr>
-              <w:t>Azimut Richtung Ost pruefen</w:t>
+            <w:r>
+              <w:t>AUTO starten</w:t>
             </w:r>
           </w:p>
         </w:tc>
@@ -6304,17 +5669,8 @@
             </w:tcMar>
           </w:tcPr>
           <w:p>
-            <w:pPr>
-              <w:spacing w:after="0" w:line="259" w:lineRule="auto"/>
-            </w:pPr>
-            <w:r/>
-            <w:r>
-              <w:rPr>
-                <w:rFonts w:ascii="Arial" w:hAnsi="Arial" w:eastAsia="Arial"/>
-                <w:b w:val="0"/>
-                <w:sz w:val="19"/>
-              </w:rPr>
-              <w:t>Bis Hall-Sensor Ost oder Sicherheitslimit; RF laufend bewerten.</w:t>
+            <w:r>
+              <w:t>AUTO_LOG_BEGIN markiert den Beginn des kopierbaren Diagnoseblocks.</w:t>
             </w:r>
           </w:p>
         </w:tc>
@@ -6335,16 +5691,7 @@
             </w:tcMar>
           </w:tcPr>
           <w:p>
-            <w:pPr>
-              <w:spacing w:after="0" w:line="259" w:lineRule="auto"/>
-            </w:pPr>
-            <w:r/>
-            <w:r>
-              <w:rPr>
-                <w:rFonts w:ascii="Arial" w:hAnsi="Arial" w:eastAsia="Arial"/>
-                <w:b w:val="0"/>
-                <w:sz w:val="19"/>
-              </w:rPr>
+            <w:r>
               <w:t>2</w:t>
             </w:r>
           </w:p>
@@ -6361,17 +5708,8 @@
             </w:tcMar>
           </w:tcPr>
           <w:p>
-            <w:pPr>
-              <w:spacing w:after="0" w:line="259" w:lineRule="auto"/>
-            </w:pPr>
-            <w:r/>
-            <w:r>
-              <w:rPr>
-                <w:rFonts w:ascii="Arial" w:hAnsi="Arial" w:eastAsia="Arial"/>
-                <w:b w:val="0"/>
-                <w:sz w:val="19"/>
-              </w:rPr>
-              <w:t>Azimut Richtung West pruefen</w:t>
+            <w:r>
+              <w:t>Lauf protokollieren</w:t>
             </w:r>
           </w:p>
         </w:tc>
@@ -6387,17 +5725,8 @@
             </w:tcMar>
           </w:tcPr>
           <w:p>
-            <w:pPr>
-              <w:spacing w:after="0" w:line="259" w:lineRule="auto"/>
-            </w:pPr>
-            <w:r/>
-            <w:r>
-              <w:rPr>
-                <w:rFonts w:ascii="Arial" w:hAnsi="Arial" w:eastAsia="Arial"/>
-                <w:b w:val="0"/>
-                <w:sz w:val="19"/>
-              </w:rPr>
-              <w:t>Bis Hall-Sensor West oder Sicherheitslimit; RF laufend bewerten.</w:t>
+            <w:r>
+              <w:t>RAW, FILTER, SIGNAL, DROP, Referenzen, AZPOS-Diagnose, Elevation und Hall-Zustaende werden strukturiert ausgegeben.</w:t>
             </w:r>
           </w:p>
         </w:tc>
@@ -6418,16 +5747,7 @@
             </w:tcMar>
           </w:tcPr>
           <w:p>
-            <w:pPr>
-              <w:spacing w:after="0" w:line="259" w:lineRule="auto"/>
-            </w:pPr>
-            <w:r/>
-            <w:r>
-              <w:rPr>
-                <w:rFonts w:ascii="Arial" w:hAnsi="Arial" w:eastAsia="Arial"/>
-                <w:b w:val="0"/>
-                <w:sz w:val="19"/>
-              </w:rPr>
+            <w:r>
               <w:t>3</w:t>
             </w:r>
           </w:p>
@@ -6444,17 +5764,8 @@
             </w:tcMar>
           </w:tcPr>
           <w:p>
-            <w:pPr>
-              <w:spacing w:after="0" w:line="259" w:lineRule="auto"/>
-            </w:pPr>
-            <w:r/>
-            <w:r>
-              <w:rPr>
-                <w:rFonts w:ascii="Arial" w:hAnsi="Arial" w:eastAsia="Arial"/>
-                <w:b w:val="0"/>
-                <w:sz w:val="19"/>
-              </w:rPr>
-              <w:t>Winkel nach oben pruefen</w:t>
+            <w:r>
+              <w:t>Ereignisse</w:t>
             </w:r>
           </w:p>
         </w:tc>
@@ -6470,17 +5781,8 @@
             </w:tcMar>
           </w:tcPr>
           <w:p>
-            <w:pPr>
-              <w:spacing w:after="0" w:line="259" w:lineRule="auto"/>
-            </w:pPr>
-            <w:r/>
-            <w:r>
-              <w:rPr>
-                <w:rFonts w:ascii="Arial" w:hAnsi="Arial" w:eastAsia="Arial"/>
-                <w:b w:val="0"/>
-                <w:sz w:val="19"/>
-              </w:rPr>
-              <w:t>In kleinen Schritten mit Wartezeit und RF-Bewertung.</w:t>
+            <w:r>
+              <w:t>Kandidat, BADSAT, Richtungswechsel, Limits, Fehler und Abschluss bleiben als Klartext sichtbar.</w:t>
             </w:r>
           </w:p>
         </w:tc>
@@ -6501,16 +5803,7 @@
             </w:tcMar>
           </w:tcPr>
           <w:p>
-            <w:pPr>
-              <w:spacing w:after="0" w:line="259" w:lineRule="auto"/>
-            </w:pPr>
-            <w:r/>
-            <w:r>
-              <w:rPr>
-                <w:rFonts w:ascii="Arial" w:hAnsi="Arial" w:eastAsia="Arial"/>
-                <w:b w:val="0"/>
-                <w:sz w:val="19"/>
-              </w:rPr>
+            <w:r>
               <w:t>4</w:t>
             </w:r>
           </w:p>
@@ -6527,17 +5820,8 @@
             </w:tcMar>
           </w:tcPr>
           <w:p>
-            <w:pPr>
-              <w:spacing w:after="0" w:line="259" w:lineRule="auto"/>
-            </w:pPr>
-            <w:r/>
-            <w:r>
-              <w:rPr>
-                <w:rFonts w:ascii="Arial" w:hAnsi="Arial" w:eastAsia="Arial"/>
-                <w:b w:val="0"/>
-                <w:sz w:val="19"/>
-              </w:rPr>
-              <w:t>Winkel nach unten pruefen</w:t>
+            <w:r>
+              <w:t>AUTO beenden</w:t>
             </w:r>
           </w:p>
         </w:tc>
@@ -6553,17 +5837,8 @@
             </w:tcMar>
           </w:tcPr>
           <w:p>
-            <w:pPr>
-              <w:spacing w:after="0" w:line="259" w:lineRule="auto"/>
-            </w:pPr>
-            <w:r/>
-            <w:r>
-              <w:rPr>
-                <w:rFonts w:ascii="Arial" w:hAnsi="Arial" w:eastAsia="Arial"/>
-                <w:b w:val="0"/>
-                <w:sz w:val="19"/>
-              </w:rPr>
-              <w:t>In kleinen Schritten mit Wartezeit und RF-Bewertung.</w:t>
+            <w:r>
+              <w:t>AUTO_LOG_RESULT und AUTO_LOG_END markieren das Ende.</w:t>
             </w:r>
           </w:p>
         </w:tc>
@@ -6584,16 +5859,7 @@
             </w:tcMar>
           </w:tcPr>
           <w:p>
-            <w:pPr>
-              <w:spacing w:after="0" w:line="259" w:lineRule="auto"/>
-            </w:pPr>
-            <w:r/>
-            <w:r>
-              <w:rPr>
-                <w:rFonts w:ascii="Arial" w:hAnsi="Arial" w:eastAsia="Arial"/>
-                <w:b w:val="0"/>
-                <w:sz w:val="19"/>
-              </w:rPr>
+            <w:r>
               <w:t>5</w:t>
             </w:r>
           </w:p>
@@ -6610,17 +5876,8 @@
             </w:tcMar>
           </w:tcPr>
           <w:p>
-            <w:pPr>
-              <w:spacing w:after="0" w:line="259" w:lineRule="auto"/>
-            </w:pPr>
-            <w:r/>
-            <w:r>
-              <w:rPr>
-                <w:rFonts w:ascii="Arial" w:hAnsi="Arial" w:eastAsia="Arial"/>
-                <w:b w:val="0"/>
-                <w:sz w:val="19"/>
-              </w:rPr>
-              <w:t>Besten Punkt anzeigen</w:t>
+            <w:r>
+              <w:t>Auswertung</w:t>
             </w:r>
           </w:p>
         </w:tc>
@@ -6636,17 +5893,8 @@
             </w:tcMar>
           </w:tcPr>
           <w:p>
-            <w:pPr>
-              <w:spacing w:after="0" w:line="259" w:lineRule="auto"/>
-            </w:pPr>
-            <w:r/>
-            <w:r>
-              <w:rPr>
-                <w:rFonts w:ascii="Arial" w:hAnsi="Arial" w:eastAsia="Arial"/>
-                <w:b w:val="0"/>
-                <w:sz w:val="19"/>
-              </w:rPr>
-              <w:t>Bester RF-Wert und Bewertung werden angezeigt.</w:t>
+            <w:r>
+              <w:t>Kompletten Block fuer reproduzierbare Fehleranalyse sichern.</w:t>
             </w:r>
           </w:p>
         </w:tc>
@@ -6688,24 +5936,8 @@
             </w:tcMar>
           </w:tcPr>
           <w:p>
-            <w:pPr>
-              <w:spacing w:after="0"/>
-            </w:pPr>
-            <w:r>
-              <w:rPr>
-                <w:rFonts w:ascii="Arial" w:hAnsi="Arial" w:eastAsia="Arial"/>
-                <w:b/>
-                <w:color w:val="784B00"/>
-                <w:sz w:val="20"/>
-              </w:rPr>
-              <w:t xml:space="preserve">Hinweis: </w:t>
-            </w:r>
-            <w:r>
-              <w:rPr>
-                <w:rFonts w:ascii="Arial" w:hAnsi="Arial" w:eastAsia="Arial"/>
-                <w:sz w:val="20"/>
-              </w:rPr>
-              <w:t>Die AZ-Grenze der Optimierung ist primaer der A3144-Hall-Sensor Ost/West. Die Schrittzahl ist nur eine Sicherheitsgrenze, falls ein Sensor nicht ausloest.</w:t>
+            <w:r>
+              <w:t>Hinweis: AZPOS im AUTO-Log ist ein softwareseitiger Diagnosewert und kein absoluter Encoderwert. Er ist fuer Trendanalyse geeignet, nicht fuer eine reproduzierbare Peak-Rueckfahrt.</w:t>
             </w:r>
           </w:p>
         </w:tc>
@@ -6725,7 +5957,7 @@
         <w:spacing w:after="100" w:line="259" w:lineRule="auto"/>
       </w:pPr>
       <w:r>
-        <w:t>Die manuelle Steuerung ist ein Override. Der Nutzer ist fuer die Bewegung verantwortlich. In der Web-UI sind STOP-Buttons deutlich hellrot dargestellt. Winkel-Buttons zeigen den aktuellen Winkel an. Die Hall-Sensorzeile wird live aktualisiert: Center aktiv ist hellgruen, Ost/West aktiv ist hellrot.</w:t>
+        <w:t>Die manuelle Steuerung ist ein Override. Der Nutzer ist fuer die Bewegung verantwortlich. In der Web-UI sind STOP-Buttons deutlich hervorgehoben. Winkel-Buttons zeigen den aktuellen Winkel an. Die Hall-Sensorzeile wird live aktualisiert: Center sowie Ost/West koennen direkt diagnostiziert werden.</w:t>
       </w:r>
     </w:p>
     <w:tbl>
@@ -7158,22 +6390,7 @@
             </w:tcMar>
           </w:tcPr>
           <w:p>
-            <w:pPr>
-              <w:spacing w:after="60" w:line="259" w:lineRule="auto" w:before="20"/>
-            </w:pPr>
-            <w:r>
-              <w:rPr>
-                <w:b/>
-                <w:sz w:val="18"/>
-              </w:rPr>
-            </w:r>
-            <w:r>
-              <w:rPr>
-                <w:rFonts w:ascii="Arial" w:hAnsi="Arial" w:eastAsia="Arial"/>
-                <w:b/>
-                <w:color w:val="192D41"/>
-                <w:sz w:val="18"/>
-              </w:rPr>
+            <w:r>
               <w:t>Datei</w:t>
             </w:r>
           </w:p>
@@ -7191,22 +6408,7 @@
             </w:tcMar>
           </w:tcPr>
           <w:p>
-            <w:pPr>
-              <w:spacing w:after="60" w:line="259" w:lineRule="auto" w:before="20"/>
-            </w:pPr>
-            <w:r>
-              <w:rPr>
-                <w:b/>
-                <w:sz w:val="18"/>
-              </w:rPr>
-            </w:r>
-            <w:r>
-              <w:rPr>
-                <w:rFonts w:ascii="Arial" w:hAnsi="Arial" w:eastAsia="Arial"/>
-                <w:b/>
-                <w:color w:val="192D41"/>
-                <w:sz w:val="18"/>
-              </w:rPr>
+            <w:r>
               <w:t>Beschreibung</w:t>
             </w:r>
           </w:p>
@@ -7228,21 +6430,8 @@
             </w:tcMar>
           </w:tcPr>
           <w:p>
-            <w:pPr>
-              <w:spacing w:after="60" w:line="259" w:lineRule="auto" w:before="20"/>
-            </w:pPr>
-            <w:r>
-              <w:rPr>
-                <w:sz w:val="18"/>
-              </w:rPr>
-            </w:r>
-            <w:r>
-              <w:rPr>
-                <w:rFonts w:ascii="Arial" w:hAnsi="Arial" w:eastAsia="Arial"/>
-                <w:b w:val="0"/>
-                <w:sz w:val="18"/>
-              </w:rPr>
-              <w:t>SatAlign_ESP32_V3_RFBarWeakShort.ino</w:t>
+            <w:r>
+              <w:t>SatAlign_ESP32_V3.ino</w:t>
             </w:r>
           </w:p>
         </w:tc>
@@ -7258,21 +6447,8 @@
             </w:tcMar>
           </w:tcPr>
           <w:p>
-            <w:pPr>
-              <w:spacing w:after="60" w:line="259" w:lineRule="auto" w:before="20"/>
-            </w:pPr>
-            <w:r>
-              <w:rPr>
-                <w:sz w:val="18"/>
-              </w:rPr>
-            </w:r>
-            <w:r>
-              <w:rPr>
-                <w:rFonts w:ascii="Arial" w:hAnsi="Arial" w:eastAsia="Arial"/>
-                <w:b w:val="0"/>
-                <w:sz w:val="18"/>
-              </w:rPr>
-              <w:t>Hauptsketch: Setup, Loop, Modulinitialisierung, Boot-/Startfenster, lokale Startlogik.</w:t>
+            <w:r>
+              <w:t>Hauptsketch: Setup, Loop, Modulinitialisierung, Boot-/Startfenster und zentrale Laufzeitaufrufe.</w:t>
             </w:r>
           </w:p>
         </w:tc>
@@ -7293,20 +6469,7 @@
             </w:tcMar>
           </w:tcPr>
           <w:p>
-            <w:pPr>
-              <w:spacing w:after="60" w:line="259" w:lineRule="auto" w:before="20"/>
-            </w:pPr>
-            <w:r>
-              <w:rPr>
-                <w:sz w:val="18"/>
-              </w:rPr>
-            </w:r>
-            <w:r>
-              <w:rPr>
-                <w:rFonts w:ascii="Arial" w:hAnsi="Arial" w:eastAsia="Arial"/>
-                <w:b w:val="0"/>
-                <w:sz w:val="18"/>
-              </w:rPr>
+            <w:r>
               <w:t>pins.h</w:t>
             </w:r>
           </w:p>
@@ -7323,20 +6486,7 @@
             </w:tcMar>
           </w:tcPr>
           <w:p>
-            <w:pPr>
-              <w:spacing w:after="60" w:line="259" w:lineRule="auto" w:before="20"/>
-            </w:pPr>
-            <w:r>
-              <w:rPr>
-                <w:sz w:val="18"/>
-              </w:rPr>
-            </w:r>
-            <w:r>
-              <w:rPr>
-                <w:rFonts w:ascii="Arial" w:hAnsi="Arial" w:eastAsia="Arial"/>
-                <w:b w:val="0"/>
-                <w:sz w:val="18"/>
-              </w:rPr>
+            <w:r>
               <w:t>Zentrale Pinbelegung fuer RF, I2C, Azimut, Hall-Sensoren, Elevation, TFT und Taster.</w:t>
             </w:r>
           </w:p>
@@ -7358,20 +6508,7 @@
             </w:tcMar>
           </w:tcPr>
           <w:p>
-            <w:pPr>
-              <w:spacing w:after="60" w:line="259" w:lineRule="auto" w:before="20"/>
-            </w:pPr>
-            <w:r>
-              <w:rPr>
-                <w:sz w:val="18"/>
-              </w:rPr>
-            </w:r>
-            <w:r>
-              <w:rPr>
-                <w:rFonts w:ascii="Arial" w:hAnsi="Arial" w:eastAsia="Arial"/>
-                <w:b w:val="0"/>
-                <w:sz w:val="18"/>
-              </w:rPr>
+            <w:r>
               <w:t>types.h</w:t>
             </w:r>
           </w:p>
@@ -7388,20 +6525,7 @@
             </w:tcMar>
           </w:tcPr>
           <w:p>
-            <w:pPr>
-              <w:spacing w:after="60" w:line="259" w:lineRule="auto" w:before="20"/>
-            </w:pPr>
-            <w:r>
-              <w:rPr>
-                <w:sz w:val="18"/>
-              </w:rPr>
-            </w:r>
-            <w:r>
-              <w:rPr>
-                <w:rFonts w:ascii="Arial" w:hAnsi="Arial" w:eastAsia="Arial"/>
-                <w:b w:val="0"/>
-                <w:sz w:val="18"/>
-              </w:rPr>
+            <w:r>
               <w:t>Gemeinsame Enum-/Typdefinitionen fuer Modi, Richtungen, UI- und Statuszustaende.</w:t>
             </w:r>
           </w:p>
@@ -7423,20 +6547,7 @@
             </w:tcMar>
           </w:tcPr>
           <w:p>
-            <w:pPr>
-              <w:spacing w:after="60" w:line="259" w:lineRule="auto" w:before="20"/>
-            </w:pPr>
-            <w:r>
-              <w:rPr>
-                <w:sz w:val="18"/>
-              </w:rPr>
-            </w:r>
-            <w:r>
-              <w:rPr>
-                <w:rFonts w:ascii="Arial" w:hAnsi="Arial" w:eastAsia="Arial"/>
-                <w:b w:val="0"/>
-                <w:sz w:val="18"/>
-              </w:rPr>
+            <w:r>
               <w:t>config.h</w:t>
             </w:r>
           </w:p>
@@ -7453,21 +6564,8 @@
             </w:tcMar>
           </w:tcPr>
           <w:p>
-            <w:pPr>
-              <w:spacing w:after="60" w:line="259" w:lineRule="auto" w:before="20"/>
-            </w:pPr>
-            <w:r>
-              <w:rPr>
-                <w:sz w:val="18"/>
-              </w:rPr>
-            </w:r>
-            <w:r>
-              <w:rPr>
-                <w:rFonts w:ascii="Arial" w:hAnsi="Arial" w:eastAsia="Arial"/>
-                <w:b w:val="0"/>
-                <w:sz w:val="18"/>
-              </w:rPr>
-              <w:t>Globale extern-Deklarationen der zentralen Projektparameter.</w:t>
+            <w:r>
+              <w:t>Globale Projektparameter und FIRMWARE_VERSION = 3.1.4.</w:t>
             </w:r>
           </w:p>
         </w:tc>
@@ -7488,20 +6586,7 @@
             </w:tcMar>
           </w:tcPr>
           <w:p>
-            <w:pPr>
-              <w:spacing w:after="60" w:line="259" w:lineRule="auto" w:before="20"/>
-            </w:pPr>
-            <w:r>
-              <w:rPr>
-                <w:sz w:val="18"/>
-              </w:rPr>
-            </w:r>
-            <w:r>
-              <w:rPr>
-                <w:rFonts w:ascii="Arial" w:hAnsi="Arial" w:eastAsia="Arial"/>
-                <w:b w:val="0"/>
-                <w:sz w:val="18"/>
-              </w:rPr>
+            <w:r>
               <w:t>settings.cpp / settings.h</w:t>
             </w:r>
           </w:p>
@@ -7518,21 +6603,8 @@
             </w:tcMar>
           </w:tcPr>
           <w:p>
-            <w:pPr>
-              <w:spacing w:after="60" w:line="259" w:lineRule="auto" w:before="20"/>
-            </w:pPr>
-            <w:r>
-              <w:rPr>
-                <w:sz w:val="18"/>
-              </w:rPr>
-            </w:r>
-            <w:r>
-              <w:rPr>
-                <w:rFonts w:ascii="Arial" w:hAnsi="Arial" w:eastAsia="Arial"/>
-                <w:b w:val="0"/>
-                <w:sz w:val="18"/>
-              </w:rPr>
-              <w:t>Definition, Defaultwerte, Reset und Serial-Ausgabe der zentralen Einstellungen; kein NVS.</w:t>
+            <w:r>
+              <w:t>Zentrale Einstellungen, RF-Kalibrierung und Schwellen; kein NVS.</w:t>
             </w:r>
           </w:p>
         </w:tc>
@@ -7553,21 +6625,8 @@
             </w:tcMar>
           </w:tcPr>
           <w:p>
-            <w:pPr>
-              <w:spacing w:after="60" w:line="259" w:lineRule="auto" w:before="20"/>
-            </w:pPr>
-            <w:r>
-              <w:rPr>
-                <w:sz w:val="18"/>
-              </w:rPr>
-            </w:r>
-            <w:r>
-              <w:rPr>
-                <w:rFonts w:ascii="Arial" w:hAnsi="Arial" w:eastAsia="Arial"/>
-                <w:b w:val="0"/>
-                <w:sz w:val="18"/>
-              </w:rPr>
-              <w:t>control_state.cpp / control_state.h</w:t>
+            <w:r>
+              <w:t>control_state.cpp / .h</w:t>
             </w:r>
           </w:p>
         </w:tc>
@@ -7583,21 +6642,8 @@
             </w:tcMar>
           </w:tcPr>
           <w:p>
-            <w:pPr>
-              <w:spacing w:after="60" w:line="259" w:lineRule="auto" w:before="20"/>
-            </w:pPr>
-            <w:r>
-              <w:rPr>
-                <w:sz w:val="18"/>
-              </w:rPr>
-            </w:r>
-            <w:r>
-              <w:rPr>
-                <w:rFonts w:ascii="Arial" w:hAnsi="Arial" w:eastAsia="Arial"/>
-                <w:b w:val="0"/>
-                <w:sz w:val="18"/>
-              </w:rPr>
-              <w:t>Globale Kontroll-/Modusvariablen wie controlMode und Zeitstempel fuer manuelle Befehle.</w:t>
+            <w:r>
+              <w:t>Globale Kontroll-/Modusvariablen.</w:t>
             </w:r>
           </w:p>
         </w:tc>
@@ -7618,20 +6664,7 @@
             </w:tcMar>
           </w:tcPr>
           <w:p>
-            <w:pPr>
-              <w:spacing w:after="60" w:line="259" w:lineRule="auto" w:before="20"/>
-            </w:pPr>
-            <w:r>
-              <w:rPr>
-                <w:sz w:val="18"/>
-              </w:rPr>
-            </w:r>
-            <w:r>
-              <w:rPr>
-                <w:rFonts w:ascii="Arial" w:hAnsi="Arial" w:eastAsia="Arial"/>
-                <w:b w:val="0"/>
-                <w:sz w:val="18"/>
-              </w:rPr>
+            <w:r>
               <w:t>azimuth_control.cpp / .h</w:t>
             </w:r>
           </w:p>
@@ -7648,21 +6681,8 @@
             </w:tcMar>
           </w:tcPr>
           <w:p>
-            <w:pPr>
-              <w:spacing w:after="60" w:line="259" w:lineRule="auto" w:before="20"/>
-            </w:pPr>
-            <w:r>
-              <w:rPr>
-                <w:sz w:val="18"/>
-              </w:rPr>
-            </w:r>
-            <w:r>
-              <w:rPr>
-                <w:rFonts w:ascii="Arial" w:hAnsi="Arial" w:eastAsia="Arial"/>
-                <w:b w:val="0"/>
-                <w:sz w:val="18"/>
-              </w:rPr>
-              <w:t>Azimut-Ausgaenge, Rohfahrt, manueller Override, gestufte Fahrt, Homing/Mitte, Hall-Sensor-Auswertung.</w:t>
+            <w:r>
+              <w:t>Azimut-Ausgaenge, manueller Override, Fahrtlogik und Hall-Auswertung.</w:t>
             </w:r>
           </w:p>
         </w:tc>
@@ -7683,20 +6703,7 @@
             </w:tcMar>
           </w:tcPr>
           <w:p>
-            <w:pPr>
-              <w:spacing w:after="60" w:line="259" w:lineRule="auto" w:before="20"/>
-            </w:pPr>
-            <w:r>
-              <w:rPr>
-                <w:sz w:val="18"/>
-              </w:rPr>
-            </w:r>
-            <w:r>
-              <w:rPr>
-                <w:rFonts w:ascii="Arial" w:hAnsi="Arial" w:eastAsia="Arial"/>
-                <w:b w:val="0"/>
-                <w:sz w:val="18"/>
-              </w:rPr>
+            <w:r>
               <w:t>elevation_control.cpp / .h</w:t>
             </w:r>
           </w:p>
@@ -7713,21 +6720,8 @@
             </w:tcMar>
           </w:tcPr>
           <w:p>
-            <w:pPr>
-              <w:spacing w:after="60" w:line="259" w:lineRule="auto" w:before="20"/>
-            </w:pPr>
-            <w:r>
-              <w:rPr>
-                <w:sz w:val="18"/>
-              </w:rPr>
-            </w:r>
-            <w:r>
-              <w:rPr>
-                <w:rFonts w:ascii="Arial" w:hAnsi="Arial" w:eastAsia="Arial"/>
-                <w:b w:val="0"/>
-                <w:sz w:val="18"/>
-              </w:rPr>
-              <w:t>Linearantrieb ueber L298N, Rohfahrt, Pulse, Softlimit-Pruefung und Ziel-Pulslogik.</w:t>
+            <w:r>
+              <w:t>Linearantrieb ueber L298N, Softlimits und Ziel-/Pulslogik.</w:t>
             </w:r>
           </w:p>
         </w:tc>
@@ -7748,20 +6742,7 @@
             </w:tcMar>
           </w:tcPr>
           <w:p>
-            <w:pPr>
-              <w:spacing w:after="60" w:line="259" w:lineRule="auto" w:before="20"/>
-            </w:pPr>
-            <w:r>
-              <w:rPr>
-                <w:sz w:val="18"/>
-              </w:rPr>
-            </w:r>
-            <w:r>
-              <w:rPr>
-                <w:rFonts w:ascii="Arial" w:hAnsi="Arial" w:eastAsia="Arial"/>
-                <w:b w:val="0"/>
-                <w:sz w:val="18"/>
-              </w:rPr>
+            <w:r>
               <w:t>sensor_mpu6050.cpp / .h</w:t>
             </w:r>
           </w:p>
@@ -7778,21 +6759,8 @@
             </w:tcMar>
           </w:tcPr>
           <w:p>
-            <w:pPr>
-              <w:spacing w:after="60" w:line="259" w:lineRule="auto" w:before="20"/>
-            </w:pPr>
-            <w:r>
-              <w:rPr>
-                <w:sz w:val="18"/>
-              </w:rPr>
-            </w:r>
-            <w:r>
-              <w:rPr>
-                <w:rFonts w:ascii="Arial" w:hAnsi="Arial" w:eastAsia="Arial"/>
-                <w:b w:val="0"/>
-                <w:sz w:val="18"/>
-              </w:rPr>
-              <w:t>MPU6050-Initialisierung, Rohdaten, Gyro-Kalibrierung, Filter, Anzeige-/Relativwinkel.</w:t>
+            <w:r>
+              <w:t>MPU6050, Filter und Winkelberechnung.</w:t>
             </w:r>
           </w:p>
         </w:tc>
@@ -7813,20 +6781,7 @@
             </w:tcMar>
           </w:tcPr>
           <w:p>
-            <w:pPr>
-              <w:spacing w:after="60" w:line="259" w:lineRule="auto" w:before="20"/>
-            </w:pPr>
-            <w:r>
-              <w:rPr>
-                <w:sz w:val="18"/>
-              </w:rPr>
-            </w:r>
-            <w:r>
-              <w:rPr>
-                <w:rFonts w:ascii="Arial" w:hAnsi="Arial" w:eastAsia="Arial"/>
-                <w:b w:val="0"/>
-                <w:sz w:val="18"/>
-              </w:rPr>
+            <w:r>
               <w:t>rf_detector.cpp / .h</w:t>
             </w:r>
           </w:p>
@@ -7843,21 +6798,8 @@
             </w:tcMar>
           </w:tcPr>
           <w:p>
-            <w:pPr>
-              <w:spacing w:after="60" w:line="259" w:lineRule="auto" w:before="20"/>
-            </w:pPr>
-            <w:r>
-              <w:rPr>
-                <w:sz w:val="18"/>
-              </w:rPr>
-            </w:r>
-            <w:r>
-              <w:rPr>
-                <w:rFonts w:ascii="Arial" w:hAnsi="Arial" w:eastAsia="Arial"/>
-                <w:b w:val="0"/>
-                <w:sz w:val="18"/>
-              </w:rPr>
-              <w:t>ADC-Messung des RF-Detectors, Filter, Min/Max, Signalnorm, Baseline- und Drop-Diagnose.</w:t>
+            <w:r>
+              <w:t>ADC-Messung, Filter, zentrale RF-Prozentbewertung und Baseline/Drop-Diagnose.</w:t>
             </w:r>
           </w:p>
         </w:tc>
@@ -7878,20 +6820,7 @@
             </w:tcMar>
           </w:tcPr>
           <w:p>
-            <w:pPr>
-              <w:spacing w:after="60" w:line="259" w:lineRule="auto" w:before="20"/>
-            </w:pPr>
-            <w:r>
-              <w:rPr>
-                <w:sz w:val="18"/>
-              </w:rPr>
-            </w:r>
-            <w:r>
-              <w:rPr>
-                <w:rFonts w:ascii="Arial" w:hAnsi="Arial" w:eastAsia="Arial"/>
-                <w:b w:val="0"/>
-                <w:sz w:val="18"/>
-              </w:rPr>
+            <w:r>
               <w:t>display_ui.cpp / .h</w:t>
             </w:r>
           </w:p>
@@ -7908,21 +6837,8 @@
             </w:tcMar>
           </w:tcPr>
           <w:p>
-            <w:pPr>
-              <w:spacing w:after="60" w:line="259" w:lineRule="auto" w:before="20"/>
-            </w:pPr>
-            <w:r>
-              <w:rPr>
-                <w:sz w:val="18"/>
-              </w:rPr>
-            </w:r>
-            <w:r>
-              <w:rPr>
-                <w:rFonts w:ascii="Arial" w:hAnsi="Arial" w:eastAsia="Arial"/>
-                <w:b w:val="0"/>
-                <w:sz w:val="18"/>
-              </w:rPr>
-              <w:t>TFT-Initialisierung, Menues, Statusanzeigen, Startbildschirm, Signal-/Winkelanzeige.</w:t>
+            <w:r>
+              <w:t>TFT-Menues, Status-, Signal- und Winkelanzeige.</w:t>
             </w:r>
           </w:p>
         </w:tc>
@@ -7943,20 +6859,7 @@
             </w:tcMar>
           </w:tcPr>
           <w:p>
-            <w:pPr>
-              <w:spacing w:after="60" w:line="259" w:lineRule="auto" w:before="20"/>
-            </w:pPr>
-            <w:r>
-              <w:rPr>
-                <w:sz w:val="18"/>
-              </w:rPr>
-            </w:r>
-            <w:r>
-              <w:rPr>
-                <w:rFonts w:ascii="Arial" w:hAnsi="Arial" w:eastAsia="Arial"/>
-                <w:b w:val="0"/>
-                <w:sz w:val="18"/>
-              </w:rPr>
+            <w:r>
               <w:t>live_runtime.cpp / .h</w:t>
             </w:r>
           </w:p>
@@ -7973,21 +6876,8 @@
             </w:tcMar>
           </w:tcPr>
           <w:p>
-            <w:pPr>
-              <w:spacing w:after="60" w:line="259" w:lineRule="auto" w:before="20"/>
-            </w:pPr>
-            <w:r>
-              <w:rPr>
-                <w:sz w:val="18"/>
-              </w:rPr>
-            </w:r>
-            <w:r>
-              <w:rPr>
-                <w:rFonts w:ascii="Arial" w:hAnsi="Arial" w:eastAsia="Arial"/>
-                <w:b w:val="0"/>
-                <w:sz w:val="18"/>
-              </w:rPr>
-              <w:t>Zentrale Runtime: Tastenlogik, Modi, Ausrichten, Suche, Kandidaten, Signaloptimierung und Web-Kommandos.</w:t>
+            <w:r>
+              <w:t>Runtime fuer Tasten, Center, AUTO-Suche, Kandidaten/BADSAT und bereinigtes AUTO-Logging.</w:t>
             </w:r>
           </w:p>
         </w:tc>
@@ -8008,20 +6898,7 @@
             </w:tcMar>
           </w:tcPr>
           <w:p>
-            <w:pPr>
-              <w:spacing w:after="60" w:line="259" w:lineRule="auto" w:before="20"/>
-            </w:pPr>
-            <w:r>
-              <w:rPr>
-                <w:sz w:val="18"/>
-              </w:rPr>
-            </w:r>
-            <w:r>
-              <w:rPr>
-                <w:rFonts w:ascii="Arial" w:hAnsi="Arial" w:eastAsia="Arial"/>
-                <w:b w:val="0"/>
-                <w:sz w:val="18"/>
-              </w:rPr>
+            <w:r>
               <w:t>web_server.cpp / .h</w:t>
             </w:r>
           </w:p>
@@ -8038,21 +6915,8 @@
             </w:tcMar>
           </w:tcPr>
           <w:p>
-            <w:pPr>
-              <w:spacing w:after="60" w:line="259" w:lineRule="auto" w:before="20"/>
-            </w:pPr>
-            <w:r>
-              <w:rPr>
-                <w:sz w:val="18"/>
-              </w:rPr>
-            </w:r>
-            <w:r>
-              <w:rPr>
-                <w:rFonts w:ascii="Arial" w:hAnsi="Arial" w:eastAsia="Arial"/>
-                <w:b w:val="0"/>
-                <w:sz w:val="18"/>
-              </w:rPr>
-              <w:t>Mobile Web-UI, Routen, Live-APIs, Diagnose, Optimierungsseite, Reset-Warteseite.</w:t>
+            <w:r>
+              <w:t>Mobile Web-UI, Live-APIs und ElegantOTA-Link.</w:t>
             </w:r>
           </w:p>
         </w:tc>
@@ -8073,20 +6937,7 @@
             </w:tcMar>
           </w:tcPr>
           <w:p>
-            <w:pPr>
-              <w:spacing w:after="60" w:line="259" w:lineRule="auto" w:before="20"/>
-            </w:pPr>
-            <w:r>
-              <w:rPr>
-                <w:sz w:val="18"/>
-              </w:rPr>
-            </w:r>
-            <w:r>
-              <w:rPr>
-                <w:rFonts w:ascii="Arial" w:hAnsi="Arial" w:eastAsia="Arial"/>
-                <w:b w:val="0"/>
-                <w:sz w:val="18"/>
-              </w:rPr>
+            <w:r>
               <w:t>wifi_config.h</w:t>
             </w:r>
           </w:p>
@@ -8103,21 +6954,8 @@
             </w:tcMar>
           </w:tcPr>
           <w:p>
-            <w:pPr>
-              <w:spacing w:after="60" w:line="259" w:lineRule="auto" w:before="20"/>
-            </w:pPr>
-            <w:r>
-              <w:rPr>
-                <w:sz w:val="18"/>
-              </w:rPr>
-            </w:r>
-            <w:r>
-              <w:rPr>
-                <w:rFonts w:ascii="Arial" w:hAnsi="Arial" w:eastAsia="Arial"/>
-                <w:b w:val="0"/>
-                <w:sz w:val="18"/>
-              </w:rPr>
-              <w:t>WLAN-Zugangsdaten und Hostname sat-tracker.</w:t>
+            <w:r>
+              <w:t>Netzwerkkonfiguration.</w:t>
             </w:r>
           </w:p>
         </w:tc>
@@ -8138,20 +6976,7 @@
             </w:tcMar>
           </w:tcPr>
           <w:p>
-            <w:pPr>
-              <w:spacing w:after="60" w:line="259" w:lineRule="auto" w:before="20"/>
-            </w:pPr>
-            <w:r>
-              <w:rPr>
-                <w:sz w:val="18"/>
-              </w:rPr>
-            </w:r>
-            <w:r>
-              <w:rPr>
-                <w:rFonts w:ascii="Arial" w:hAnsi="Arial" w:eastAsia="Arial"/>
-                <w:b w:val="0"/>
-                <w:sz w:val="18"/>
-              </w:rPr>
+            <w:r>
               <w:t>wifi_manager.cpp / .h</w:t>
             </w:r>
           </w:p>
@@ -8168,21 +6993,8 @@
             </w:tcMar>
           </w:tcPr>
           <w:p>
-            <w:pPr>
-              <w:spacing w:after="60" w:line="259" w:lineRule="auto" w:before="20"/>
-            </w:pPr>
-            <w:r>
-              <w:rPr>
-                <w:sz w:val="18"/>
-              </w:rPr>
-            </w:r>
-            <w:r>
-              <w:rPr>
-                <w:rFonts w:ascii="Arial" w:hAnsi="Arial" w:eastAsia="Arial"/>
-                <w:b w:val="0"/>
-                <w:sz w:val="18"/>
-              </w:rPr>
-              <w:t>WLAN-Aufbau, Status und WiFi-Sleep-Deaktivierung fuer stabilere Verbindung.</w:t>
+            <w:r>
+              <w:t>WLAN-Aufbau; GeniusBulli mit fester IP, andere Netze per DHCP; kein mDNS.</w:t>
             </w:r>
           </w:p>
         </w:tc>
@@ -8203,20 +7015,7 @@
             </w:tcMar>
           </w:tcPr>
           <w:p>
-            <w:pPr>
-              <w:spacing w:after="60" w:line="259" w:lineRule="auto" w:before="20"/>
-            </w:pPr>
-            <w:r>
-              <w:rPr>
-                <w:sz w:val="18"/>
-              </w:rPr>
-            </w:r>
-            <w:r>
-              <w:rPr>
-                <w:rFonts w:ascii="Arial" w:hAnsi="Arial" w:eastAsia="Arial"/>
-                <w:b w:val="0"/>
-                <w:sz w:val="18"/>
-              </w:rPr>
+            <w:r>
               <w:t>ota_manager.cpp / .h</w:t>
             </w:r>
           </w:p>
@@ -8233,21 +7032,8 @@
             </w:tcMar>
           </w:tcPr>
           <w:p>
-            <w:pPr>
-              <w:spacing w:after="60" w:line="259" w:lineRule="auto" w:before="20"/>
-            </w:pPr>
-            <w:r>
-              <w:rPr>
-                <w:sz w:val="18"/>
-              </w:rPr>
-              <w:t>ArduinoOTA mit projektspezifischem OTA-Passwort, Port 3232, Hostname und OTA-Loop.</w:t>
-            </w:r>
-            <w:r>
-              <w:rPr>
-                <w:rFonts w:ascii="Arial" w:hAnsi="Arial" w:eastAsia="Arial"/>
-                <w:b w:val="0"/>
-                <w:sz w:val="18"/>
-              </w:rPr>
+            <w:r>
+              <w:t>ArduinoOTA; ElegantOTA wird zusaetzlich ueber den Webserver bereitgestellt.</w:t>
             </w:r>
           </w:p>
         </w:tc>
@@ -8268,21 +7054,8 @@
             </w:tcMar>
           </w:tcPr>
           <w:p>
-            <w:pPr>
-              <w:spacing w:after="60" w:line="259" w:lineRule="auto" w:before="20"/>
-            </w:pPr>
-            <w:r>
-              <w:rPr>
-                <w:sz w:val="18"/>
-              </w:rPr>
-            </w:r>
-            <w:r>
-              <w:rPr>
-                <w:rFonts w:ascii="Arial" w:hAnsi="Arial" w:eastAsia="Arial"/>
-                <w:b w:val="0"/>
-                <w:sz w:val="18"/>
-              </w:rPr>
-              <w:t>SatAlign_ESP32_V3_InstallTest.ino</w:t>
+            <w:r>
+              <w:t>secrets.example.h</w:t>
             </w:r>
           </w:p>
         </w:tc>
@@ -8298,21 +7071,30 @@
             </w:tcMar>
           </w:tcPr>
           <w:p>
-            <w:pPr>
-              <w:spacing w:after="60" w:line="259" w:lineRule="auto" w:before="20"/>
-            </w:pPr>
-            <w:r>
-              <w:rPr>
-                <w:sz w:val="18"/>
-              </w:rPr>
-            </w:r>
-            <w:r>
-              <w:rPr>
-                <w:rFonts w:ascii="Arial" w:hAnsi="Arial" w:eastAsia="Arial"/>
-                <w:b w:val="0"/>
-                <w:sz w:val="18"/>
-              </w:rPr>
-              <w:t>Separater Hardware-Testsketch fuer Inbetriebnahme und Fehlersuche; nicht die normale Betriebssoftware.</w:t>
+            <w:r>
+              <w:t>Vorlage fuer lokale WLAN-/OTA-Zugangsdaten; secrets.h wird nicht committed.</w:t>
+            </w:r>
+          </w:p>
+        </w:tc>
+      </w:tr>
+      <w:tr>
+        <w:tc>
+          <w:tcPr>
+            <w:tcW w:type="dxa" w:w="5185"/>
+          </w:tcPr>
+          <w:p>
+            <w:r>
+              <w:t>tools/SatAlign_ESP32_V3_InstallTest/SatAlign_ESP32_V3_InstallTest.ino</w:t>
+            </w:r>
+          </w:p>
+        </w:tc>
+        <w:tc>
+          <w:tcPr>
+            <w:tcW w:type="dxa" w:w="5185"/>
+          </w:tcPr>
+          <w:p>
+            <w:r>
+              <w:t>Eigenstaendiger Hardware-Diagnosesketch fuer Erstinbetriebnahme und Hardwareverdacht. Prueft Hardwarepfade getrennt von der normalen AUTO-Logik; danach fuer den Regelbetrieb wieder SatAlign_ESP32_V3.ino flashen.</w:t>
             </w:r>
           </w:p>
         </w:tc>
@@ -8368,17 +7150,7 @@
             </w:tcMar>
           </w:tcPr>
           <w:p>
-            <w:pPr>
-              <w:spacing w:after="0" w:line="259" w:lineRule="auto"/>
-            </w:pPr>
-            <w:r/>
-            <w:r>
-              <w:rPr>
-                <w:rFonts w:ascii="Arial" w:hAnsi="Arial" w:eastAsia="Arial"/>
-                <w:b/>
-                <w:color w:val="192D41"/>
-                <w:sz w:val="19"/>
-              </w:rPr>
+            <w:r>
               <w:t>Route</w:t>
             </w:r>
           </w:p>
@@ -8396,17 +7168,7 @@
             </w:tcMar>
           </w:tcPr>
           <w:p>
-            <w:pPr>
-              <w:spacing w:after="0" w:line="259" w:lineRule="auto"/>
-            </w:pPr>
-            <w:r/>
-            <w:r>
-              <w:rPr>
-                <w:rFonts w:ascii="Arial" w:hAnsi="Arial" w:eastAsia="Arial"/>
-                <w:b/>
-                <w:color w:val="192D41"/>
-                <w:sz w:val="19"/>
-              </w:rPr>
+            <w:r>
               <w:t>Aufgabe</w:t>
             </w:r>
           </w:p>
@@ -8428,16 +7190,7 @@
             </w:tcMar>
           </w:tcPr>
           <w:p>
-            <w:pPr>
-              <w:spacing w:after="0" w:line="259" w:lineRule="auto"/>
-            </w:pPr>
-            <w:r/>
-            <w:r>
-              <w:rPr>
-                <w:rFonts w:ascii="Arial" w:hAnsi="Arial" w:eastAsia="Arial"/>
-                <w:b w:val="0"/>
-                <w:sz w:val="19"/>
-              </w:rPr>
+            <w:r>
               <w:t>/</w:t>
             </w:r>
           </w:p>
@@ -8454,17 +7207,8 @@
             </w:tcMar>
           </w:tcPr>
           <w:p>
-            <w:pPr>
-              <w:spacing w:after="0" w:line="259" w:lineRule="auto"/>
-            </w:pPr>
-            <w:r/>
-            <w:r>
-              <w:rPr>
-                <w:rFonts w:ascii="Arial" w:hAnsi="Arial" w:eastAsia="Arial"/>
-                <w:b w:val="0"/>
-                <w:sz w:val="19"/>
-              </w:rPr>
-              <w:t>Standardseite / Hauptmenue</w:t>
+            <w:r>
+              <w:t>Hauptmenue</w:t>
             </w:r>
           </w:p>
         </w:tc>
@@ -8485,16 +7229,7 @@
             </w:tcMar>
           </w:tcPr>
           <w:p>
-            <w:pPr>
-              <w:spacing w:after="0" w:line="259" w:lineRule="auto"/>
-            </w:pPr>
-            <w:r/>
-            <w:r>
-              <w:rPr>
-                <w:rFonts w:ascii="Arial" w:hAnsi="Arial" w:eastAsia="Arial"/>
-                <w:b w:val="0"/>
-                <w:sz w:val="19"/>
-              </w:rPr>
+            <w:r>
               <w:t>/center</w:t>
             </w:r>
           </w:p>
@@ -8511,17 +7246,8 @@
             </w:tcMar>
           </w:tcPr>
           <w:p>
-            <w:pPr>
-              <w:spacing w:after="0" w:line="259" w:lineRule="auto"/>
-            </w:pPr>
-            <w:r/>
-            <w:r>
-              <w:rPr>
-                <w:rFonts w:ascii="Arial" w:hAnsi="Arial" w:eastAsia="Arial"/>
-                <w:b w:val="0"/>
-                <w:sz w:val="19"/>
-              </w:rPr>
-              <w:t>Ausrichten/Mitte</w:t>
+            <w:r>
+              <w:t>Ausrichten / Mitte</w:t>
             </w:r>
           </w:p>
         </w:tc>
@@ -8542,16 +7268,7 @@
             </w:tcMar>
           </w:tcPr>
           <w:p>
-            <w:pPr>
-              <w:spacing w:after="0" w:line="259" w:lineRule="auto"/>
-            </w:pPr>
-            <w:r/>
-            <w:r>
-              <w:rPr>
-                <w:rFonts w:ascii="Arial" w:hAnsi="Arial" w:eastAsia="Arial"/>
-                <w:b w:val="0"/>
-                <w:sz w:val="19"/>
-              </w:rPr>
+            <w:r>
               <w:t>/auto</w:t>
             </w:r>
           </w:p>
@@ -8568,17 +7285,8 @@
             </w:tcMar>
           </w:tcPr>
           <w:p>
-            <w:pPr>
-              <w:spacing w:after="0" w:line="259" w:lineRule="auto"/>
-            </w:pPr>
-            <w:r/>
-            <w:r>
-              <w:rPr>
-                <w:rFonts w:ascii="Arial" w:hAnsi="Arial" w:eastAsia="Arial"/>
-                <w:b w:val="0"/>
-                <w:sz w:val="19"/>
-              </w:rPr>
-              <w:t>Suchen</w:t>
+            <w:r>
+              <w:t>Automatische Suche</w:t>
             </w:r>
           </w:p>
         </w:tc>
@@ -8599,16 +7307,7 @@
             </w:tcMar>
           </w:tcPr>
           <w:p>
-            <w:pPr>
-              <w:spacing w:after="0" w:line="259" w:lineRule="auto"/>
-            </w:pPr>
-            <w:r/>
-            <w:r>
-              <w:rPr>
-                <w:rFonts w:ascii="Arial" w:hAnsi="Arial" w:eastAsia="Arial"/>
-                <w:b w:val="0"/>
-                <w:sz w:val="19"/>
-              </w:rPr>
+            <w:r>
               <w:t>/manual</w:t>
             </w:r>
           </w:p>
@@ -8625,16 +7324,7 @@
             </w:tcMar>
           </w:tcPr>
           <w:p>
-            <w:pPr>
-              <w:spacing w:after="0" w:line="259" w:lineRule="auto"/>
-            </w:pPr>
-            <w:r/>
-            <w:r>
-              <w:rPr>
-                <w:rFonts w:ascii="Arial" w:hAnsi="Arial" w:eastAsia="Arial"/>
-                <w:b w:val="0"/>
-                <w:sz w:val="19"/>
-              </w:rPr>
+            <w:r>
               <w:t>Manuelle Steuerung</w:t>
             </w:r>
           </w:p>
@@ -8656,16 +7346,7 @@
             </w:tcMar>
           </w:tcPr>
           <w:p>
-            <w:pPr>
-              <w:spacing w:after="0" w:line="259" w:lineRule="auto"/>
-            </w:pPr>
-            <w:r/>
-            <w:r>
-              <w:rPr>
-                <w:rFonts w:ascii="Arial" w:hAnsi="Arial" w:eastAsia="Arial"/>
-                <w:b w:val="0"/>
-                <w:sz w:val="19"/>
-              </w:rPr>
+            <w:r>
               <w:t>/status</w:t>
             </w:r>
           </w:p>
@@ -8682,16 +7363,7 @@
             </w:tcMar>
           </w:tcPr>
           <w:p>
-            <w:pPr>
-              <w:spacing w:after="0" w:line="259" w:lineRule="auto"/>
-            </w:pPr>
-            <w:r/>
-            <w:r>
-              <w:rPr>
-                <w:rFonts w:ascii="Arial" w:hAnsi="Arial" w:eastAsia="Arial"/>
-                <w:b w:val="0"/>
-                <w:sz w:val="19"/>
-              </w:rPr>
+            <w:r>
               <w:t>Status / Diagnose</w:t>
             </w:r>
           </w:p>
@@ -8713,16 +7385,7 @@
             </w:tcMar>
           </w:tcPr>
           <w:p>
-            <w:pPr>
-              <w:spacing w:after="0" w:line="259" w:lineRule="auto"/>
-            </w:pPr>
-            <w:r/>
-            <w:r>
-              <w:rPr>
-                <w:rFonts w:ascii="Arial" w:hAnsi="Arial" w:eastAsia="Arial"/>
-                <w:b w:val="0"/>
-                <w:sz w:val="19"/>
-              </w:rPr>
+            <w:r>
               <w:t>/troubleshooting</w:t>
             </w:r>
           </w:p>
@@ -8739,16 +7402,7 @@
             </w:tcMar>
           </w:tcPr>
           <w:p>
-            <w:pPr>
-              <w:spacing w:after="0" w:line="259" w:lineRule="auto"/>
-            </w:pPr>
-            <w:r/>
-            <w:r>
-              <w:rPr>
-                <w:rFonts w:ascii="Arial" w:hAnsi="Arial" w:eastAsia="Arial"/>
-                <w:b w:val="0"/>
-                <w:sz w:val="19"/>
-              </w:rPr>
+            <w:r>
               <w:t>Troubleshooting</w:t>
             </w:r>
           </w:p>
@@ -8770,17 +7424,8 @@
             </w:tcMar>
           </w:tcPr>
           <w:p>
-            <w:pPr>
-              <w:spacing w:after="0" w:line="259" w:lineRule="auto"/>
-            </w:pPr>
-            <w:r/>
-            <w:r>
-              <w:rPr>
-                <w:rFonts w:ascii="Arial" w:hAnsi="Arial" w:eastAsia="Arial"/>
-                <w:b w:val="0"/>
-                <w:sz w:val="19"/>
-              </w:rPr>
-              <w:t>/optimierung</w:t>
+            <w:r>
+              <w:t>/update</w:t>
             </w:r>
           </w:p>
         </w:tc>
@@ -8796,17 +7441,8 @@
             </w:tcMar>
           </w:tcPr>
           <w:p>
-            <w:pPr>
-              <w:spacing w:after="0" w:line="259" w:lineRule="auto"/>
-            </w:pPr>
-            <w:r/>
-            <w:r>
-              <w:rPr>
-                <w:rFonts w:ascii="Arial" w:hAnsi="Arial" w:eastAsia="Arial"/>
-                <w:b w:val="0"/>
-                <w:sz w:val="19"/>
-              </w:rPr>
-              <w:t>Signaloptimierungsseite; startet keine Motoren beim reinen Oeffnen</w:t>
+            <w:r>
+              <w:t>ElegantOTA Firmware Update</w:t>
             </w:r>
           </w:p>
         </w:tc>
@@ -8827,16 +7463,7 @@
             </w:tcMar>
           </w:tcPr>
           <w:p>
-            <w:pPr>
-              <w:spacing w:after="0" w:line="259" w:lineRule="auto"/>
-            </w:pPr>
-            <w:r/>
-            <w:r>
-              <w:rPr>
-                <w:rFonts w:ascii="Arial" w:hAnsi="Arial" w:eastAsia="Arial"/>
-                <w:b w:val="0"/>
-                <w:sz w:val="19"/>
-              </w:rPr>
+            <w:r>
               <w:t>/api/...</w:t>
             </w:r>
           </w:p>
@@ -8853,17 +7480,8 @@
             </w:tcMar>
           </w:tcPr>
           <w:p>
-            <w:pPr>
-              <w:spacing w:after="0" w:line="259" w:lineRule="auto"/>
-            </w:pPr>
-            <w:r/>
-            <w:r>
-              <w:rPr>
-                <w:rFonts w:ascii="Arial" w:hAnsi="Arial" w:eastAsia="Arial"/>
-                <w:b w:val="0"/>
-                <w:sz w:val="19"/>
-              </w:rPr>
-              <w:t>Live-APIs fuer RF, Hall, Suche, Ausrichten und Optimierung</w:t>
+            <w:r>
+              <w:t>Live-APIs fuer RF, Hall, Suche und Ausrichten</w:t>
             </w:r>
           </w:p>
         </w:tc>
@@ -8884,16 +7502,7 @@
             </w:tcMar>
           </w:tcPr>
           <w:p>
-            <w:pPr>
-              <w:spacing w:after="0" w:line="259" w:lineRule="auto"/>
-            </w:pPr>
-            <w:r/>
-            <w:r>
-              <w:rPr>
-                <w:rFonts w:ascii="Arial" w:hAnsi="Arial" w:eastAsia="Arial"/>
-                <w:b w:val="0"/>
-                <w:sz w:val="19"/>
-              </w:rPr>
+            <w:r>
               <w:t>/reset</w:t>
             </w:r>
           </w:p>
@@ -8910,17 +7519,8 @@
             </w:tcMar>
           </w:tcPr>
           <w:p>
-            <w:pPr>
-              <w:spacing w:after="0" w:line="259" w:lineRule="auto"/>
-            </w:pPr>
-            <w:r/>
-            <w:r>
-              <w:rPr>
-                <w:rFonts w:ascii="Arial" w:hAnsi="Arial" w:eastAsia="Arial"/>
-                <w:b w:val="0"/>
-                <w:sz w:val="19"/>
-              </w:rPr>
-              <w:t>Motoren stoppen, Reset-Warteseite anzeigen und ESP32 neu starten</w:t>
+            <w:r>
+              <w:t>Motoren stoppen, Neustart ausloesen</w:t>
             </w:r>
           </w:p>
         </w:tc>
@@ -8944,7 +7544,13 @@
         <w:spacing w:after="100" w:line="259" w:lineRule="auto"/>
       </w:pPr>
       <w:r>
-        <w:t>Vor der eigentlichen Inbetriebnahme ist ein Hardwaretest sinnvoll. Dafuer kann die Datei SatAlign_ESP32_V3_InstallTest.ino verwendet werden. Dieser Testsketch ist nicht die normale Betriebssoftware, sondern ein Diagnosewerkzeug fuer Aufbau, Verdrahtung und Sensorik.</w:t>
+        <w:t>Vor der eigentlichen Inbetriebnahme sollten Taster, TFT, Hall-Sensoren, MPU6050, RF-Detector, beide Bewegungsrichtungen, STOP-Funktion, Web-UI und beide OTA-Wege einzeln geprueft werden. Fuer RF-/AUTO-Fehler ist der strukturierte AUTO_LOG-Block die bevorzugte Diagnosequelle.</w:t>
+      </w:r>
+    </w:p>
+    <w:p>
+      <w:pPr/>
+      <w:r>
+        <w:t>Der InstallTest liegt bewusst unter tools/SatAlign_ESP32_V3_InstallTest/SatAlign_ESP32_V3_InstallTest.ino. Er ist fuer isolierte Hardwaretests gedacht und nicht fuer den regulaeren Betrieb. Bei unklaren Hall-, Motor-, Taster-, TFT-, MPU- oder RF-Problemen sollte deshalb zuerst der InstallTest verwendet werden, bevor die AUTO-Logik veraendert wird.</w:t>
       </w:r>
     </w:p>
     <w:tbl>
@@ -8984,22 +7590,7 @@
             </w:tcMar>
           </w:tcPr>
           <w:p>
-            <w:pPr>
-              <w:spacing w:after="60" w:line="259" w:lineRule="auto" w:before="20"/>
-            </w:pPr>
-            <w:r>
-              <w:rPr>
-                <w:b/>
-                <w:sz w:val="18"/>
-              </w:rPr>
-            </w:r>
-            <w:r>
-              <w:rPr>
-                <w:rFonts w:ascii="Arial" w:hAnsi="Arial" w:eastAsia="Arial"/>
-                <w:b/>
-                <w:color w:val="192D41"/>
-                <w:sz w:val="18"/>
-              </w:rPr>
+            <w:r>
               <w:t>Testbereich</w:t>
             </w:r>
           </w:p>
@@ -9017,23 +7608,8 @@
             </w:tcMar>
           </w:tcPr>
           <w:p>
-            <w:pPr>
-              <w:spacing w:after="60" w:line="259" w:lineRule="auto" w:before="20"/>
-            </w:pPr>
-            <w:r>
-              <w:rPr>
-                <w:b/>
-                <w:sz w:val="18"/>
-              </w:rPr>
-            </w:r>
-            <w:r>
-              <w:rPr>
-                <w:rFonts w:ascii="Arial" w:hAnsi="Arial" w:eastAsia="Arial"/>
-                <w:b/>
-                <w:color w:val="192D41"/>
-                <w:sz w:val="18"/>
-              </w:rPr>
-              <w:t>Pruefung mit InstallTest / Inbetriebnahme</w:t>
+            <w:r>
+              <w:t>Pruefung bei Inbetriebnahme</w:t>
             </w:r>
           </w:p>
         </w:tc>
@@ -9054,20 +7630,7 @@
             </w:tcMar>
           </w:tcPr>
           <w:p>
-            <w:pPr>
-              <w:spacing w:after="60" w:line="259" w:lineRule="auto" w:before="20"/>
-            </w:pPr>
-            <w:r>
-              <w:rPr>
-                <w:sz w:val="18"/>
-              </w:rPr>
-            </w:r>
-            <w:r>
-              <w:rPr>
-                <w:rFonts w:ascii="Arial" w:hAnsi="Arial" w:eastAsia="Arial"/>
-                <w:b w:val="0"/>
-                <w:sz w:val="18"/>
-              </w:rPr>
+            <w:r>
               <w:t>Taster</w:t>
             </w:r>
           </w:p>
@@ -9084,21 +7647,8 @@
             </w:tcMar>
           </w:tcPr>
           <w:p>
-            <w:pPr>
-              <w:spacing w:after="60" w:line="259" w:lineRule="auto" w:before="20"/>
-            </w:pPr>
-            <w:r>
-              <w:rPr>
-                <w:sz w:val="18"/>
-              </w:rPr>
-            </w:r>
-            <w:r>
-              <w:rPr>
-                <w:rFonts w:ascii="Arial" w:hAnsi="Arial" w:eastAsia="Arial"/>
-                <w:b w:val="0"/>
-                <w:sz w:val="18"/>
-              </w:rPr>
-              <w:t>MODE, PLUS und MINUS einzeln pruefen; Mehrfachtasten nur bewusst verwenden.</w:t>
+            <w:r>
+              <w:t>MODE, PLUS und MINUS einzeln pruefen.</w:t>
             </w:r>
           </w:p>
         </w:tc>
@@ -9119,20 +7669,7 @@
             </w:tcMar>
           </w:tcPr>
           <w:p>
-            <w:pPr>
-              <w:spacing w:after="60" w:line="259" w:lineRule="auto" w:before="20"/>
-            </w:pPr>
-            <w:r>
-              <w:rPr>
-                <w:sz w:val="18"/>
-              </w:rPr>
-            </w:r>
-            <w:r>
-              <w:rPr>
-                <w:rFonts w:ascii="Arial" w:hAnsi="Arial" w:eastAsia="Arial"/>
-                <w:b w:val="0"/>
-                <w:sz w:val="18"/>
-              </w:rPr>
+            <w:r>
               <w:t>TFT-Display</w:t>
             </w:r>
           </w:p>
@@ -9149,21 +7686,8 @@
             </w:tcMar>
           </w:tcPr>
           <w:p>
-            <w:pPr>
-              <w:spacing w:after="60" w:line="259" w:lineRule="auto" w:before="20"/>
-            </w:pPr>
-            <w:r>
-              <w:rPr>
-                <w:sz w:val="18"/>
-              </w:rPr>
-            </w:r>
-            <w:r>
-              <w:rPr>
-                <w:rFonts w:ascii="Arial" w:hAnsi="Arial" w:eastAsia="Arial"/>
-                <w:b w:val="0"/>
-                <w:sz w:val="18"/>
-              </w:rPr>
-              <w:t>Anzeige, Lesbarkeit, Menues und Farbstatus pruefen.</w:t>
+            <w:r>
+              <w:t>Anzeige, Lesbarkeit, Menues und Versionsanzeige pruefen.</w:t>
             </w:r>
           </w:p>
         </w:tc>
@@ -9184,20 +7708,7 @@
             </w:tcMar>
           </w:tcPr>
           <w:p>
-            <w:pPr>
-              <w:spacing w:after="60" w:line="259" w:lineRule="auto" w:before="20"/>
-            </w:pPr>
-            <w:r>
-              <w:rPr>
-                <w:sz w:val="18"/>
-              </w:rPr>
-            </w:r>
-            <w:r>
-              <w:rPr>
-                <w:rFonts w:ascii="Arial" w:hAnsi="Arial" w:eastAsia="Arial"/>
-                <w:b w:val="0"/>
-                <w:sz w:val="18"/>
-              </w:rPr>
+            <w:r>
               <w:t>MPU6050 / Winkel</w:t>
             </w:r>
           </w:p>
@@ -9214,21 +7725,8 @@
             </w:tcMar>
           </w:tcPr>
           <w:p>
-            <w:pPr>
-              <w:spacing w:after="60" w:line="259" w:lineRule="auto" w:before="20"/>
-            </w:pPr>
-            <w:r>
-              <w:rPr>
-                <w:sz w:val="18"/>
-              </w:rPr>
-            </w:r>
-            <w:r>
-              <w:rPr>
-                <w:rFonts w:ascii="Arial" w:hAnsi="Arial" w:eastAsia="Arial"/>
-                <w:b w:val="0"/>
-                <w:sz w:val="18"/>
-              </w:rPr>
-              <w:t>I2C-Verbindung, Startwert, Stillstandsdrift und Winkelanzeige pruefen.</w:t>
+            <w:r>
+              <w:t>I2C-Verbindung, Stillstand, Offset und Winkelanzeige pruefen.</w:t>
             </w:r>
           </w:p>
         </w:tc>
@@ -9249,20 +7747,7 @@
             </w:tcMar>
           </w:tcPr>
           <w:p>
-            <w:pPr>
-              <w:spacing w:after="60" w:line="259" w:lineRule="auto" w:before="20"/>
-            </w:pPr>
-            <w:r>
-              <w:rPr>
-                <w:sz w:val="18"/>
-              </w:rPr>
-            </w:r>
-            <w:r>
-              <w:rPr>
-                <w:rFonts w:ascii="Arial" w:hAnsi="Arial" w:eastAsia="Arial"/>
-                <w:b w:val="0"/>
-                <w:sz w:val="18"/>
-              </w:rPr>
+            <w:r>
               <w:t>RF-Detector</w:t>
             </w:r>
           </w:p>
@@ -9279,21 +7764,8 @@
             </w:tcMar>
           </w:tcPr>
           <w:p>
-            <w:pPr>
-              <w:spacing w:after="60" w:line="259" w:lineRule="auto" w:before="20"/>
-            </w:pPr>
-            <w:r>
-              <w:rPr>
-                <w:sz w:val="18"/>
-              </w:rPr>
-            </w:r>
-            <w:r>
-              <w:rPr>
-                <w:rFonts w:ascii="Arial" w:hAnsi="Arial" w:eastAsia="Arial"/>
-                <w:b w:val="0"/>
-                <w:sz w:val="18"/>
-              </w:rPr>
-              <w:t>ADC-Wert ohne Signal und mit eingeschaltetem Receiver pruefen.</w:t>
+            <w:r>
+              <w:t>RAW/FILTER/SIGNAL ohne und mit Receiver bzw. echtem Satellitensignal pruefen.</w:t>
             </w:r>
           </w:p>
         </w:tc>
@@ -9314,21 +7786,8 @@
             </w:tcMar>
           </w:tcPr>
           <w:p>
-            <w:pPr>
-              <w:spacing w:after="60" w:line="259" w:lineRule="auto" w:before="20"/>
-            </w:pPr>
-            <w:r>
-              <w:rPr>
-                <w:sz w:val="18"/>
-              </w:rPr>
-            </w:r>
-            <w:r>
-              <w:rPr>
-                <w:rFonts w:ascii="Arial" w:hAnsi="Arial" w:eastAsia="Arial"/>
-                <w:b w:val="0"/>
-                <w:sz w:val="18"/>
-              </w:rPr>
-              <w:t>Azimut-Motor</w:t>
+            <w:r>
+              <w:t>Azimut</w:t>
             </w:r>
           </w:p>
         </w:tc>
@@ -9344,20 +7803,7 @@
             </w:tcMar>
           </w:tcPr>
           <w:p>
-            <w:pPr>
-              <w:spacing w:after="60" w:line="259" w:lineRule="auto" w:before="20"/>
-            </w:pPr>
-            <w:r>
-              <w:rPr>
-                <w:sz w:val="18"/>
-              </w:rPr>
-            </w:r>
-            <w:r>
-              <w:rPr>
-                <w:rFonts w:ascii="Arial" w:hAnsi="Arial" w:eastAsia="Arial"/>
-                <w:b w:val="0"/>
-                <w:sz w:val="18"/>
-              </w:rPr>
+            <w:r>
               <w:t>Ost-/West-Bewegung, STOP und Richtungszuordnung pruefen.</w:t>
             </w:r>
           </w:p>
@@ -9379,21 +7825,8 @@
             </w:tcMar>
           </w:tcPr>
           <w:p>
-            <w:pPr>
-              <w:spacing w:after="60" w:line="259" w:lineRule="auto" w:before="20"/>
-            </w:pPr>
-            <w:r>
-              <w:rPr>
-                <w:sz w:val="18"/>
-              </w:rPr>
-            </w:r>
-            <w:r>
-              <w:rPr>
-                <w:rFonts w:ascii="Arial" w:hAnsi="Arial" w:eastAsia="Arial"/>
-                <w:b w:val="0"/>
-                <w:sz w:val="18"/>
-              </w:rPr>
-              <w:t>A3144-Hall-Sensoren</w:t>
+            <w:r>
+              <w:t>Hall-Sensoren</w:t>
             </w:r>
           </w:p>
         </w:tc>
@@ -9409,21 +7842,8 @@
             </w:tcMar>
           </w:tcPr>
           <w:p>
-            <w:pPr>
-              <w:spacing w:after="60" w:line="259" w:lineRule="auto" w:before="20"/>
-            </w:pPr>
-            <w:r>
-              <w:rPr>
-                <w:sz w:val="18"/>
-              </w:rPr>
-            </w:r>
-            <w:r>
-              <w:rPr>
-                <w:rFonts w:ascii="Arial" w:hAnsi="Arial" w:eastAsia="Arial"/>
-                <w:b w:val="0"/>
-                <w:sz w:val="18"/>
-              </w:rPr>
-              <w:t>Center, Ost und West einzeln ausloesen und live in der Web-UI kontrollieren.</w:t>
+            <w:r>
+              <w:t>Center, Ost und West einzeln ausloesen und Diagnose pruefen.</w:t>
             </w:r>
           </w:p>
         </w:tc>
@@ -9444,21 +7864,8 @@
             </w:tcMar>
           </w:tcPr>
           <w:p>
-            <w:pPr>
-              <w:spacing w:after="60" w:line="259" w:lineRule="auto" w:before="20"/>
-            </w:pPr>
-            <w:r>
-              <w:rPr>
-                <w:sz w:val="18"/>
-              </w:rPr>
-            </w:r>
-            <w:r>
-              <w:rPr>
-                <w:rFonts w:ascii="Arial" w:hAnsi="Arial" w:eastAsia="Arial"/>
-                <w:b w:val="0"/>
-                <w:sz w:val="18"/>
-              </w:rPr>
-              <w:t>Elevationsmotor</w:t>
+            <w:r>
+              <w:t>Elevation</w:t>
             </w:r>
           </w:p>
         </w:tc>
@@ -9474,21 +7881,8 @@
             </w:tcMar>
           </w:tcPr>
           <w:p>
-            <w:pPr>
-              <w:spacing w:after="60" w:line="259" w:lineRule="auto" w:before="20"/>
-            </w:pPr>
-            <w:r>
-              <w:rPr>
-                <w:sz w:val="18"/>
-              </w:rPr>
-            </w:r>
-            <w:r>
-              <w:rPr>
-                <w:rFonts w:ascii="Arial" w:hAnsi="Arial" w:eastAsia="Arial"/>
-                <w:b w:val="0"/>
-                <w:sz w:val="18"/>
-              </w:rPr>
-              <w:t>Winkel +/-, STOP, Motortreiber und mechanische Endabschaltung pruefen.</w:t>
+            <w:r>
+              <w:t>Winkel +/-, STOP, Softlimits und Mechanik pruefen.</w:t>
             </w:r>
           </w:p>
         </w:tc>
@@ -9509,20 +7903,7 @@
             </w:tcMar>
           </w:tcPr>
           <w:p>
-            <w:pPr>
-              <w:spacing w:after="60" w:line="259" w:lineRule="auto" w:before="20"/>
-            </w:pPr>
-            <w:r>
-              <w:rPr>
-                <w:sz w:val="18"/>
-              </w:rPr>
-            </w:r>
-            <w:r>
-              <w:rPr>
-                <w:rFonts w:ascii="Arial" w:hAnsi="Arial" w:eastAsia="Arial"/>
-                <w:b w:val="0"/>
-                <w:sz w:val="18"/>
-              </w:rPr>
+            <w:r>
               <w:t>Web/WLAN/OTA</w:t>
             </w:r>
           </w:p>
@@ -9539,21 +7920,30 @@
             </w:tcMar>
           </w:tcPr>
           <w:p>
-            <w:pPr>
-              <w:spacing w:after="60" w:line="259" w:lineRule="auto" w:before="20"/>
-            </w:pPr>
-            <w:r>
-              <w:rPr>
-                <w:sz w:val="18"/>
-              </w:rPr>
-            </w:r>
-            <w:r>
-              <w:rPr>
-                <w:rFonts w:ascii="Arial" w:hAnsi="Arial" w:eastAsia="Arial"/>
-                <w:b w:val="0"/>
-                <w:sz w:val="18"/>
-              </w:rPr>
-              <w:t>Web-UI, sat-tracker.local, mDNS und OTA-Verfuegbarkeit pruefen.</w:t>
+            <w:r>
+              <w:t>192.168.4.15 im GeniusBulli-Netz, Web-UI, ArduinoOTA und /update pruefen.</w:t>
+            </w:r>
+          </w:p>
+        </w:tc>
+      </w:tr>
+      <w:tr>
+        <w:tc>
+          <w:tcPr>
+            <w:tcW w:type="dxa" w:w="5185"/>
+          </w:tcPr>
+          <w:p>
+            <w:r>
+              <w:t>InstallTest</w:t>
+            </w:r>
+          </w:p>
+        </w:tc>
+        <w:tc>
+          <w:tcPr>
+            <w:tcW w:type="dxa" w:w="5185"/>
+          </w:tcPr>
+          <w:p>
+            <w:r>
+              <w:t>Bei Erstinbetriebnahme oder Hardwareverdacht den separaten Sketch unter tools/SatAlign_ESP32_V3_InstallTest/ verwenden. Taster, TFT, Hall, MPU6050, RF sowie Motor-/STOP-Pfade einzeln pruefen; anschliessend Hauptfirmware wieder flashen.</w:t>
             </w:r>
           </w:p>
         </w:tc>
@@ -9601,17 +7991,7 @@
             </w:tcMar>
           </w:tcPr>
           <w:p>
-            <w:pPr>
-              <w:spacing w:after="0" w:line="259" w:lineRule="auto"/>
-            </w:pPr>
-            <w:r/>
-            <w:r>
-              <w:rPr>
-                <w:rFonts w:ascii="Arial" w:hAnsi="Arial" w:eastAsia="Arial"/>
-                <w:b/>
-                <w:color w:val="192D41"/>
-                <w:sz w:val="19"/>
-              </w:rPr>
+            <w:r>
               <w:t>Testart</w:t>
             </w:r>
           </w:p>
@@ -9629,17 +8009,7 @@
             </w:tcMar>
           </w:tcPr>
           <w:p>
-            <w:pPr>
-              <w:spacing w:after="0" w:line="259" w:lineRule="auto"/>
-            </w:pPr>
-            <w:r/>
-            <w:r>
-              <w:rPr>
-                <w:rFonts w:ascii="Arial" w:hAnsi="Arial" w:eastAsia="Arial"/>
-                <w:b/>
-                <w:color w:val="192D41"/>
-                <w:sz w:val="19"/>
-              </w:rPr>
+            <w:r>
               <w:t>Pruefpunkte</w:t>
             </w:r>
           </w:p>
@@ -9661,16 +8031,7 @@
             </w:tcMar>
           </w:tcPr>
           <w:p>
-            <w:pPr>
-              <w:spacing w:after="0" w:line="259" w:lineRule="auto"/>
-            </w:pPr>
-            <w:r/>
-            <w:r>
-              <w:rPr>
-                <w:rFonts w:ascii="Arial" w:hAnsi="Arial" w:eastAsia="Arial"/>
-                <w:b w:val="0"/>
-                <w:sz w:val="19"/>
-              </w:rPr>
+            <w:r>
               <w:t>Offline</w:t>
             </w:r>
           </w:p>
@@ -9687,17 +8048,8 @@
             </w:tcMar>
           </w:tcPr>
           <w:p>
-            <w:pPr>
-              <w:spacing w:after="0" w:line="259" w:lineRule="auto"/>
-            </w:pPr>
-            <w:r/>
-            <w:r>
-              <w:rPr>
-                <w:rFonts w:ascii="Arial" w:hAnsi="Arial" w:eastAsia="Arial"/>
-                <w:b w:val="0"/>
-                <w:sz w:val="19"/>
-              </w:rPr>
-              <w:t>Menues, Taster, Web-UI, TFT-Sync, Motorstop, Hall-Sensorfarben, RF ohne Signal = schwach/rot.</w:t>
+            <w:r>
+              <w:t>Menues, Taster, TFT, Motorstop, Hall-Zustaende und RF-Grundwerte.</w:t>
             </w:r>
           </w:p>
         </w:tc>
@@ -9718,16 +8070,7 @@
             </w:tcMar>
           </w:tcPr>
           <w:p>
-            <w:pPr>
-              <w:spacing w:after="0" w:line="259" w:lineRule="auto"/>
-            </w:pPr>
-            <w:r/>
-            <w:r>
-              <w:rPr>
-                <w:rFonts w:ascii="Arial" w:hAnsi="Arial" w:eastAsia="Arial"/>
-                <w:b w:val="0"/>
-                <w:sz w:val="19"/>
-              </w:rPr>
+            <w:r>
               <w:t>Aussentest</w:t>
             </w:r>
           </w:p>
@@ -9744,17 +8087,8 @@
             </w:tcMar>
           </w:tcPr>
           <w:p>
-            <w:pPr>
-              <w:spacing w:after="0" w:line="259" w:lineRule="auto"/>
-            </w:pPr>
-            <w:r/>
-            <w:r>
-              <w:rPr>
-                <w:rFonts w:ascii="Arial" w:hAnsi="Arial" w:eastAsia="Arial"/>
-                <w:b w:val="0"/>
-                <w:sz w:val="19"/>
-              </w:rPr>
-              <w:t>Receiver an, grob Sueden, Suche starten, Kandidat pruefen, PLUS, Signal optimieren beobachten.</w:t>
+            <w:r>
+              <w:t>Receiver an, grob Sueden, Suche starten, Kandidaten pruefen, PLUS/MINUS testen.</w:t>
             </w:r>
           </w:p>
         </w:tc>
@@ -9775,16 +8109,7 @@
             </w:tcMar>
           </w:tcPr>
           <w:p>
-            <w:pPr>
-              <w:spacing w:after="0" w:line="259" w:lineRule="auto"/>
-            </w:pPr>
-            <w:r/>
-            <w:r>
-              <w:rPr>
-                <w:rFonts w:ascii="Arial" w:hAnsi="Arial" w:eastAsia="Arial"/>
-                <w:b w:val="0"/>
-                <w:sz w:val="19"/>
-              </w:rPr>
+            <w:r>
               <w:t>RF-Kalibrierung</w:t>
             </w:r>
           </w:p>
@@ -9801,17 +8126,8 @@
             </w:tcMar>
           </w:tcPr>
           <w:p>
-            <w:pPr>
-              <w:spacing w:after="0" w:line="259" w:lineRule="auto"/>
-            </w:pPr>
-            <w:r/>
-            <w:r>
-              <w:rPr>
-                <w:rFonts w:ascii="Arial" w:hAnsi="Arial" w:eastAsia="Arial"/>
-                <w:b w:val="0"/>
-                <w:sz w:val="19"/>
-              </w:rPr>
-              <w:t>RF-Werte bei brauchbarem/gutem TV-Bild notieren und ggf. Grenzwerte in settings.cpp anpassen.</w:t>
+            <w:r>
+              <w:t>RAW/FILTER/SIGNAL bei echtem Empfang protokollieren; Standard V3.1.4: Filter 0,50, AUTO-Minimum 80 %.</w:t>
             </w:r>
           </w:p>
         </w:tc>
@@ -9832,17 +8148,8 @@
             </w:tcMar>
           </w:tcPr>
           <w:p>
-            <w:pPr>
-              <w:spacing w:after="0" w:line="259" w:lineRule="auto"/>
-            </w:pPr>
-            <w:r/>
-            <w:r>
-              <w:rPr>
-                <w:rFonts w:ascii="Arial" w:hAnsi="Arial" w:eastAsia="Arial"/>
-                <w:b w:val="0"/>
-                <w:sz w:val="19"/>
-              </w:rPr>
-              <w:t>Signaloptimierung</w:t>
+            <w:r>
+              <w:t>AUTO-Log</w:t>
             </w:r>
           </w:p>
         </w:tc>
@@ -9858,17 +8165,8 @@
             </w:tcMar>
           </w:tcPr>
           <w:p>
-            <w:pPr>
-              <w:spacing w:after="0" w:line="259" w:lineRule="auto"/>
-            </w:pPr>
-            <w:r/>
-            <w:r>
-              <w:rPr>
-                <w:rFonts w:ascii="Arial" w:hAnsi="Arial" w:eastAsia="Arial"/>
-                <w:b w:val="0"/>
-                <w:sz w:val="19"/>
-              </w:rPr>
-              <w:t>Pruefen, ob AZ und Winkel den besten RF-Wert wirklich verbessern; Stepwerte anpassen.</w:t>
+            <w:r>
+              <w:t>Block AUTO_LOG_BEGIN bis AUTO_LOG_END fuer Analyse sichern.</w:t>
             </w:r>
           </w:p>
         </w:tc>
@@ -9889,16 +8187,7 @@
             </w:tcMar>
           </w:tcPr>
           <w:p>
-            <w:pPr>
-              <w:spacing w:after="0" w:line="259" w:lineRule="auto"/>
-            </w:pPr>
-            <w:r/>
-            <w:r>
-              <w:rPr>
-                <w:rFonts w:ascii="Arial" w:hAnsi="Arial" w:eastAsia="Arial"/>
-                <w:b w:val="0"/>
-                <w:sz w:val="19"/>
-              </w:rPr>
+            <w:r>
               <w:t>OTA</w:t>
             </w:r>
           </w:p>
@@ -9915,18 +8204,8 @@
             </w:tcMar>
           </w:tcPr>
           <w:p>
-            <w:pPr>
-              <w:spacing w:after="0" w:line="259" w:lineRule="auto"/>
-            </w:pPr>
-            <w:r>
-              <w:t>mDNS mit sat-tracker.local und _arduino._tcp pruefen; beim Upload das im Projekt hinterlegte OTA-Passwort verwenden.</w:t>
-            </w:r>
-            <w:r>
-              <w:rPr>
-                <w:rFonts w:ascii="Arial" w:hAnsi="Arial" w:eastAsia="Arial"/>
-                <w:b w:val="0"/>
-                <w:sz w:val="19"/>
-              </w:rPr>
+            <w:r>
+              <w:t>ArduinoOTA ueber IP/Port 3232 und ElegantOTA ueber http://192.168.4.15/update pruefen; kein mDNS.</w:t>
             </w:r>
           </w:p>
         </w:tc>
@@ -9950,7 +8229,7 @@
         <w:spacing w:after="100" w:line="259" w:lineRule="auto"/>
       </w:pPr>
       <w:r>
-        <w:t>Die folgende Auswertung ist bewusst etwas ausfuehrlicher gehalten. Sie soll helfen, Fehler systematisch einzugrenzen. Vor der ersten Inbetriebnahme und nach groesseren Umbauten sollte zuerst SatAlign_ESP32_V3_InstallTest.ino verwendet werden, weil dort alle Hardwareelemente getrennt getestet werden koennen.</w:t>
+        <w:t>Die folgende Auswertung soll helfen, Fehler systematisch einzugrenzen. Vor der ersten Inbetriebnahme und nach groesseren Umbauten sollten Hardwarepfade manuell einzeln geprueft werden. Bei Problemen der automatischen Suche sollte zusaetzlich der komplette Block AUTO_LOG_BEGIN bis AUTO_LOG_END gesichert werden.</w:t>
       </w:r>
     </w:p>
     <w:p>
@@ -10076,22 +8355,7 @@
             </w:tcMar>
           </w:tcPr>
           <w:p>
-            <w:pPr>
-              <w:spacing w:after="60" w:line="259" w:lineRule="auto" w:before="20"/>
-            </w:pPr>
-            <w:r>
-              <w:rPr>
-                <w:b/>
-                <w:sz w:val="18"/>
-              </w:rPr>
-            </w:r>
-            <w:r>
-              <w:rPr>
-                <w:rFonts w:ascii="Arial" w:hAnsi="Arial" w:eastAsia="Arial"/>
-                <w:b/>
-                <w:color w:val="192D41"/>
-                <w:sz w:val="18"/>
-              </w:rPr>
+            <w:r>
               <w:t>Problem</w:t>
             </w:r>
           </w:p>
@@ -10109,22 +8373,7 @@
             </w:tcMar>
           </w:tcPr>
           <w:p>
-            <w:pPr>
-              <w:spacing w:after="60" w:line="259" w:lineRule="auto" w:before="20"/>
-            </w:pPr>
-            <w:r>
-              <w:rPr>
-                <w:b/>
-                <w:sz w:val="18"/>
-              </w:rPr>
-            </w:r>
-            <w:r>
-              <w:rPr>
-                <w:rFonts w:ascii="Arial" w:hAnsi="Arial" w:eastAsia="Arial"/>
-                <w:b/>
-                <w:color w:val="192D41"/>
-                <w:sz w:val="18"/>
-              </w:rPr>
+            <w:r>
               <w:t>Massnahme / Pruefung</w:t>
             </w:r>
           </w:p>
@@ -10146,21 +8395,8 @@
             </w:tcMar>
           </w:tcPr>
           <w:p>
-            <w:pPr>
-              <w:spacing w:after="60" w:line="259" w:lineRule="auto" w:before="20"/>
-            </w:pPr>
-            <w:r>
-              <w:rPr>
-                <w:sz w:val="18"/>
-              </w:rPr>
-            </w:r>
-            <w:r>
-              <w:rPr>
-                <w:rFonts w:ascii="Arial" w:hAnsi="Arial" w:eastAsia="Arial"/>
-                <w:b w:val="0"/>
-                <w:sz w:val="18"/>
-              </w:rPr>
-              <w:t>Web-UI erreichbar, OTA-Port fehlt</w:t>
+            <w:r>
+              <w:t>Web-UI nicht erreichbar</w:t>
             </w:r>
           </w:p>
         </w:tc>
@@ -10176,21 +8412,8 @@
             </w:tcMar>
           </w:tcPr>
           <w:p>
-            <w:pPr>
-              <w:spacing w:after="60" w:line="259" w:lineRule="auto" w:before="20"/>
-            </w:pPr>
-            <w:r>
-              <w:rPr>
-                <w:sz w:val="18"/>
-              </w:rPr>
-            </w:r>
-            <w:r>
-              <w:rPr>
-                <w:rFonts w:ascii="Arial" w:hAnsi="Arial" w:eastAsia="Arial"/>
-                <w:b w:val="0"/>
-                <w:sz w:val="18"/>
-              </w:rPr>
-              <w:t>mDNS/Arduino-IDE pruefen: ping sat-tracker.local, dns-sd -B _arduino._tcp, IDE neu starten. Wenn mDNS sichtbar ist, liegt das Problem meist an der IDE-Portauswahl.</w:t>
+            <w:r>
+              <w:t>Im GeniusBulli-Netz die feste IP 192.168.4.15 pruefen. Andere WLANs erhalten die Adresse per DHCP.</w:t>
             </w:r>
           </w:p>
         </w:tc>
@@ -10211,21 +8434,8 @@
             </w:tcMar>
           </w:tcPr>
           <w:p>
-            <w:pPr>
-              <w:spacing w:after="60" w:line="259" w:lineRule="auto" w:before="20"/>
-            </w:pPr>
-            <w:r>
-              <w:rPr>
-                <w:sz w:val="18"/>
-              </w:rPr>
-            </w:r>
-            <w:r>
-              <w:rPr>
-                <w:rFonts w:ascii="Arial" w:hAnsi="Arial" w:eastAsia="Arial"/>
-                <w:b w:val="0"/>
-                <w:sz w:val="18"/>
-              </w:rPr>
-              <w:t>OTA fragt nicht oder Upload scheitert</w:t>
+            <w:r>
+              <w:t>ArduinoOTA-Port fehlt</w:t>
             </w:r>
           </w:p>
         </w:tc>
@@ -10241,21 +8451,8 @@
             </w:tcMar>
           </w:tcPr>
           <w:p>
-            <w:pPr>
-              <w:spacing w:after="60" w:line="259" w:lineRule="auto" w:before="20"/>
-            </w:pPr>
-            <w:r>
-              <w:rPr>
-                <w:sz w:val="18"/>
-              </w:rPr>
-              <w:t>Das im Projekt hinterlegte OTA-Passwort verwenden. Arduino IDE neu starten, Netzwerkport neu auswaehlen und warten, bis OTA im Serial Monitor bereit gemeldet ist.</w:t>
-            </w:r>
-            <w:r>
-              <w:rPr>
-                <w:rFonts w:ascii="Arial" w:hAnsi="Arial" w:eastAsia="Arial"/>
-                <w:b w:val="0"/>
-                <w:sz w:val="18"/>
-              </w:rPr>
+            <w:r>
+              <w:t>ESP/Arduino IDE im selben Netz, Serial-Ausgabe fuer IP und OTA Port 3232 pruefen. mDNS wird nicht verwendet; IP-basierte Verbindung bevorzugen.</w:t>
             </w:r>
           </w:p>
         </w:tc>
@@ -10276,21 +8473,8 @@
             </w:tcMar>
           </w:tcPr>
           <w:p>
-            <w:pPr>
-              <w:spacing w:after="60" w:line="259" w:lineRule="auto" w:before="20"/>
-            </w:pPr>
-            <w:r>
-              <w:rPr>
-                <w:sz w:val="18"/>
-              </w:rPr>
-            </w:r>
-            <w:r>
-              <w:rPr>
-                <w:rFonts w:ascii="Arial" w:hAnsi="Arial" w:eastAsia="Arial"/>
-                <w:b w:val="0"/>
-                <w:sz w:val="18"/>
-              </w:rPr>
-              <w:t>Web-Reset wirkt unklar</w:t>
+            <w:r>
+              <w:t>ElegantOTA nicht erreichbar</w:t>
             </w:r>
           </w:p>
         </w:tc>
@@ -10306,21 +8490,8 @@
             </w:tcMar>
           </w:tcPr>
           <w:p>
-            <w:pPr>
-              <w:spacing w:after="60" w:line="259" w:lineRule="auto" w:before="20"/>
-            </w:pPr>
-            <w:r>
-              <w:rPr>
-                <w:sz w:val="18"/>
-              </w:rPr>
-            </w:r>
-            <w:r>
-              <w:rPr>
-                <w:rFonts w:ascii="Arial" w:hAnsi="Arial" w:eastAsia="Arial"/>
-                <w:b w:val="0"/>
-                <w:sz w:val="18"/>
-              </w:rPr>
-              <w:t>Reset-Warteseite wartet auf Wiedererreichbarkeit; nach Boot, Startfenster und WLAN-Verbindung wird die Standardseite geoeffnet.</w:t>
+            <w:r>
+              <w:t>http://192.168.4.15/update pruefen und sicherstellen, dass der Webserver gestartet ist.</w:t>
             </w:r>
           </w:p>
         </w:tc>
@@ -10528,21 +8699,8 @@
             </w:tcMar>
           </w:tcPr>
           <w:p>
-            <w:pPr>
-              <w:spacing w:after="60" w:line="259" w:lineRule="auto" w:before="20"/>
-            </w:pPr>
-            <w:r>
-              <w:rPr>
-                <w:sz w:val="18"/>
-              </w:rPr>
-            </w:r>
-            <w:r>
-              <w:rPr>
-                <w:rFonts w:ascii="Arial" w:hAnsi="Arial" w:eastAsia="Arial"/>
-                <w:b w:val="0"/>
-                <w:sz w:val="18"/>
-              </w:rPr>
-              <w:t>PLUS trotzdem erlaubt. Signal optimieren starten und danach RF-Grenzwerte mit realem TV-Bild bewerten.</w:t>
+            <w:r>
+              <w:t>RAW/FILTER/SIGNAL protokollieren und reale Verkabelung, Splitter/Daempfung sowie RF-Kalibrierung pruefen. PLUS bleibt die Benutzerbestaetigung des Satelliten.</w:t>
             </w:r>
           </w:p>
         </w:tc>
@@ -11183,7 +9341,7 @@
         <w:pStyle w:val="Heading3"/>
       </w:pPr>
       <w:r>
-        <w:t>16.2.4 Winkel, Motoren und Signaloptimierung</w:t>
+        <w:t>16.2.4 Winkel, Motoren und AUTO-Suche</w:t>
       </w:r>
     </w:p>
     <w:tbl>
@@ -11423,21 +9581,8 @@
             </w:tcMar>
           </w:tcPr>
           <w:p>
-            <w:pPr>
-              <w:spacing w:after="60" w:line="259" w:lineRule="auto" w:before="20"/>
-            </w:pPr>
-            <w:r>
-              <w:rPr>
-                <w:sz w:val="18"/>
-              </w:rPr>
-            </w:r>
-            <w:r>
-              <w:rPr>
-                <w:rFonts w:ascii="Arial" w:hAnsi="Arial" w:eastAsia="Arial"/>
-                <w:b w:val="0"/>
-                <w:sz w:val="18"/>
-              </w:rPr>
-              <w:t>Signal optimieren verbessert nicht</w:t>
+            <w:r>
+              <w:t>AUTO stoppt unplausibel</w:t>
             </w:r>
           </w:p>
         </w:tc>
@@ -11453,21 +9598,8 @@
             </w:tcMar>
           </w:tcPr>
           <w:p>
-            <w:pPr>
-              <w:spacing w:after="60" w:line="259" w:lineRule="auto" w:before="20"/>
-            </w:pPr>
-            <w:r>
-              <w:rPr>
-                <w:sz w:val="18"/>
-              </w:rPr>
-            </w:r>
-            <w:r>
-              <w:rPr>
-                <w:rFonts w:ascii="Arial" w:hAnsi="Arial" w:eastAsia="Arial"/>
-                <w:b w:val="0"/>
-                <w:sz w:val="18"/>
-              </w:rPr>
-              <w:t>Stepzeiten, RF-Schwellen und mechanisches Spiel pruefen. Werte in settings.cpp anpassen und mit echtem Signal erneut testen.</w:t>
+            <w:r>
+              <w:t>Kompletten AUTO_LOG-Block sichern. RF-Filter, 80-%-Mindestgrenze, Hall-Zustaende und BADSAT-Verlauf anhand der Daten pruefen.</w:t>
             </w:r>
           </w:p>
         </w:tc>
@@ -11488,21 +9620,8 @@
             </w:tcMar>
           </w:tcPr>
           <w:p>
-            <w:pPr>
-              <w:spacing w:after="60" w:line="259" w:lineRule="auto" w:before="20"/>
-            </w:pPr>
-            <w:r>
-              <w:rPr>
-                <w:sz w:val="18"/>
-              </w:rPr>
-            </w:r>
-            <w:r>
-              <w:rPr>
-                <w:rFonts w:ascii="Arial" w:hAnsi="Arial" w:eastAsia="Arial"/>
-                <w:b w:val="0"/>
-                <w:sz w:val="18"/>
-              </w:rPr>
-              <w:t>Optimierung faehrt bis Endbereich</w:t>
+            <w:r>
+              <w:t>AUTO faehrt bis Endbereich</w:t>
             </w:r>
           </w:p>
         </w:tc>
@@ -11518,21 +9637,8 @@
             </w:tcMar>
           </w:tcPr>
           <w:p>
-            <w:pPr>
-              <w:spacing w:after="60" w:line="259" w:lineRule="auto" w:before="20"/>
-            </w:pPr>
-            <w:r>
-              <w:rPr>
-                <w:sz w:val="18"/>
-              </w:rPr>
-            </w:r>
-            <w:r>
-              <w:rPr>
-                <w:rFonts w:ascii="Arial" w:hAnsi="Arial" w:eastAsia="Arial"/>
-                <w:b w:val="0"/>
-                <w:sz w:val="18"/>
-              </w:rPr>
-              <w:t>Azimut-Optimierung muss an A3144 Ost/West stoppen. Sensoranzeige und Sicherheitslimit pruefen.</w:t>
+            <w:r>
+              <w:t>Hall-Endsensoren, Richtungszuordnung und STOP-Verhalten pruefen. Endsensorereignis muss im seriellen Log sichtbar sein.</w:t>
             </w:r>
           </w:p>
         </w:tc>
@@ -11548,7 +9654,7 @@
         <w:pStyle w:val="Heading2"/>
       </w:pPr>
       <w:r>
-        <w:t>16.3 Einsatz der InstallTest-Datei</w:t>
+        <w:t>16.3 AUTO-Log fuer Suchdiagnose</w:t>
       </w:r>
     </w:p>
     <w:p>
@@ -11556,7 +9662,7 @@
         <w:spacing w:after="100" w:line="259" w:lineRule="auto"/>
       </w:pPr>
       <w:r>
-        <w:t>Die Datei SatAlign_ESP32_V3_InstallTest.ino ist besonders hilfreich, wenn nicht klar ist, ob ein Fehler aus der Hardware, der Verkabelung oder der normalen Betriebslogik kommt. Sie sollte vor der ersten Inbetriebnahme und nach Umbauten verwendet werden.</w:t>
+        <w:t>Bei Problemen der automatischen Suche den kompletten seriellen Block von AUTO_LOG_BEGIN bis AUTO_LOG_END kopieren. Er enthaelt Zeit, Zustand, Richtung, RAW/FILTER/SIGNAL, DROP, Referenzwerte, Diagnose-AZPOS, Elevation, Hall-Zustaende, Mindestschwellen und BADSAT-Anzahl. Redundante periodische AUTO-Ausgaben sind in V3.1.4 bewusst reduziert.</w:t>
       </w:r>
     </w:p>
     <w:tbl>
@@ -11596,22 +9702,7 @@
             </w:tcMar>
           </w:tcPr>
           <w:p>
-            <w:pPr>
-              <w:spacing w:after="60" w:line="259" w:lineRule="auto" w:before="20"/>
-            </w:pPr>
-            <w:r>
-              <w:rPr>
-                <w:b/>
-                <w:sz w:val="18"/>
-              </w:rPr>
-            </w:r>
-            <w:r>
-              <w:rPr>
-                <w:rFonts w:ascii="Arial" w:hAnsi="Arial" w:eastAsia="Arial"/>
-                <w:b/>
-                <w:color w:val="192D41"/>
-                <w:sz w:val="18"/>
-              </w:rPr>
+            <w:r>
               <w:t>Situation</w:t>
             </w:r>
           </w:p>
@@ -11629,23 +9720,8 @@
             </w:tcMar>
           </w:tcPr>
           <w:p>
-            <w:pPr>
-              <w:spacing w:after="60" w:line="259" w:lineRule="auto" w:before="20"/>
-            </w:pPr>
-            <w:r>
-              <w:rPr>
-                <w:b/>
-                <w:sz w:val="18"/>
-              </w:rPr>
-            </w:r>
-            <w:r>
-              <w:rPr>
-                <w:rFonts w:ascii="Arial" w:hAnsi="Arial" w:eastAsia="Arial"/>
-                <w:b/>
-                <w:color w:val="192D41"/>
-                <w:sz w:val="18"/>
-              </w:rPr>
-              <w:t>Nutzen von SatAlign_ESP32_V3_InstallTest</w:t>
+            <w:r>
+              <w:t>Nutzen des AUTO-Logs / der Einzelpruefung</w:t>
             </w:r>
           </w:p>
         </w:tc>
@@ -11666,21 +9742,8 @@
             </w:tcMar>
           </w:tcPr>
           <w:p>
-            <w:pPr>
-              <w:spacing w:after="60" w:line="259" w:lineRule="auto" w:before="20"/>
-            </w:pPr>
-            <w:r>
-              <w:rPr>
-                <w:sz w:val="18"/>
-              </w:rPr>
-            </w:r>
-            <w:r>
-              <w:rPr>
-                <w:rFonts w:ascii="Arial" w:hAnsi="Arial" w:eastAsia="Arial"/>
-                <w:b w:val="0"/>
-                <w:sz w:val="18"/>
-              </w:rPr>
-              <w:t>Wenn ein Motor nicht reagiert</w:t>
+            <w:r>
+              <w:t>Motor reagiert nicht</w:t>
             </w:r>
           </w:p>
         </w:tc>
@@ -11696,21 +9759,8 @@
             </w:tcMar>
           </w:tcPr>
           <w:p>
-            <w:pPr>
-              <w:spacing w:after="60" w:line="259" w:lineRule="auto" w:before="20"/>
-            </w:pPr>
-            <w:r>
-              <w:rPr>
-                <w:sz w:val="18"/>
-              </w:rPr>
-            </w:r>
-            <w:r>
-              <w:rPr>
-                <w:rFonts w:ascii="Arial" w:hAnsi="Arial" w:eastAsia="Arial"/>
-                <w:b w:val="0"/>
-                <w:sz w:val="18"/>
-              </w:rPr>
-              <w:t>InstallTest prueft den Motorpfad ohne Suchlogik.</w:t>
+            <w:r>
+              <w:t>Manuelle Richtung und STOP getrennt pruefen; AUTO-Log erst danach bewerten.</w:t>
             </w:r>
           </w:p>
         </w:tc>
@@ -11731,21 +9781,8 @@
             </w:tcMar>
           </w:tcPr>
           <w:p>
-            <w:pPr>
-              <w:spacing w:after="60" w:line="259" w:lineRule="auto" w:before="20"/>
-            </w:pPr>
-            <w:r>
-              <w:rPr>
-                <w:sz w:val="18"/>
-              </w:rPr>
-            </w:r>
-            <w:r>
-              <w:rPr>
-                <w:rFonts w:ascii="Arial" w:hAnsi="Arial" w:eastAsia="Arial"/>
-                <w:b w:val="0"/>
-                <w:sz w:val="18"/>
-              </w:rPr>
-              <w:t>Wenn Hall-Sensoren unplausibel sind</w:t>
+            <w:r>
+              <w:t>Hall-Sensoren unplausibel</w:t>
             </w:r>
           </w:p>
         </w:tc>
@@ -11761,21 +9798,8 @@
             </w:tcMar>
           </w:tcPr>
           <w:p>
-            <w:pPr>
-              <w:spacing w:after="60" w:line="259" w:lineRule="auto" w:before="20"/>
-            </w:pPr>
-            <w:r>
-              <w:rPr>
-                <w:sz w:val="18"/>
-              </w:rPr>
-            </w:r>
-            <w:r>
-              <w:rPr>
-                <w:rFonts w:ascii="Arial" w:hAnsi="Arial" w:eastAsia="Arial"/>
-                <w:b w:val="0"/>
-                <w:sz w:val="18"/>
-              </w:rPr>
-              <w:t>Jeden A3144 einzeln anfahren/ausloesen und Roh-/Logikzustand vergleichen.</w:t>
+            <w:r>
+              <w:t>Jeden Sensor einzeln ausloesen und H_C/H_E/H_W im Log vergleichen.</w:t>
             </w:r>
           </w:p>
         </w:tc>
@@ -11796,21 +9820,8 @@
             </w:tcMar>
           </w:tcPr>
           <w:p>
-            <w:pPr>
-              <w:spacing w:after="60" w:line="259" w:lineRule="auto" w:before="20"/>
-            </w:pPr>
-            <w:r>
-              <w:rPr>
-                <w:sz w:val="18"/>
-              </w:rPr>
-            </w:r>
-            <w:r>
-              <w:rPr>
-                <w:rFonts w:ascii="Arial" w:hAnsi="Arial" w:eastAsia="Arial"/>
-                <w:b w:val="0"/>
-                <w:sz w:val="18"/>
-              </w:rPr>
-              <w:t>Wenn der Winkel nicht stimmt</w:t>
+            <w:r>
+              <w:t>Winkel stimmt nicht</w:t>
             </w:r>
           </w:p>
         </w:tc>
@@ -11826,21 +9837,8 @@
             </w:tcMar>
           </w:tcPr>
           <w:p>
-            <w:pPr>
-              <w:spacing w:after="60" w:line="259" w:lineRule="auto" w:before="20"/>
-            </w:pPr>
-            <w:r>
-              <w:rPr>
-                <w:sz w:val="18"/>
-              </w:rPr>
-            </w:r>
-            <w:r>
-              <w:rPr>
-                <w:rFonts w:ascii="Arial" w:hAnsi="Arial" w:eastAsia="Arial"/>
-                <w:b w:val="0"/>
-                <w:sz w:val="18"/>
-              </w:rPr>
-              <w:t>MPU-Verbindung, Rohwinkel, Offset und Stillstandswerte getrennt pruefen.</w:t>
+            <w:r>
+              <w:t>MPU, Offset und Stillstandswerte getrennt pruefen.</w:t>
             </w:r>
           </w:p>
         </w:tc>
@@ -11861,21 +9859,8 @@
             </w:tcMar>
           </w:tcPr>
           <w:p>
-            <w:pPr>
-              <w:spacing w:after="60" w:line="259" w:lineRule="auto" w:before="20"/>
-            </w:pPr>
-            <w:r>
-              <w:rPr>
-                <w:sz w:val="18"/>
-              </w:rPr>
-            </w:r>
-            <w:r>
-              <w:rPr>
-                <w:rFonts w:ascii="Arial" w:hAnsi="Arial" w:eastAsia="Arial"/>
-                <w:b w:val="0"/>
-                <w:sz w:val="18"/>
-              </w:rPr>
-              <w:t>Wenn RF nicht plausibel ist</w:t>
+            <w:r>
+              <w:t>RF unplausibel</w:t>
             </w:r>
           </w:p>
         </w:tc>
@@ -11892,7 +9877,7 @@
           </w:tcPr>
           <w:p>
             <w:r>
-              <w:t>Receiver einschalten, RF-Wert ohne Signal und mit Signal vergleichen. Sat-Splitter, DC-Blocker vor AD8317 sowie F/SMA-Adapter/RG316-Verbindung pruefen.</w:t>
+              <w:t>Receiver, DC-Blocker, Splitter, Adapter/Kabel sowie RAW/FILTER/SIGNAL vergleichen.</w:t>
             </w:r>
           </w:p>
         </w:tc>
@@ -11913,21 +9898,8 @@
             </w:tcMar>
           </w:tcPr>
           <w:p>
-            <w:pPr>
-              <w:spacing w:after="60" w:line="259" w:lineRule="auto" w:before="20"/>
-            </w:pPr>
-            <w:r>
-              <w:rPr>
-                <w:sz w:val="18"/>
-              </w:rPr>
-            </w:r>
-            <w:r>
-              <w:rPr>
-                <w:rFonts w:ascii="Arial" w:hAnsi="Arial" w:eastAsia="Arial"/>
-                <w:b w:val="0"/>
-                <w:sz w:val="18"/>
-              </w:rPr>
-              <w:t>Wenn Web/TFT irritiert</w:t>
+            <w:r>
+              <w:t>AUTO findet falsche/keine Kandidaten</w:t>
             </w:r>
           </w:p>
         </w:tc>
@@ -11943,21 +9915,8 @@
             </w:tcMar>
           </w:tcPr>
           <w:p>
-            <w:pPr>
-              <w:spacing w:after="60" w:line="259" w:lineRule="auto" w:before="20"/>
-            </w:pPr>
-            <w:r>
-              <w:rPr>
-                <w:sz w:val="18"/>
-              </w:rPr>
-            </w:r>
-            <w:r>
-              <w:rPr>
-                <w:rFonts w:ascii="Arial" w:hAnsi="Arial" w:eastAsia="Arial"/>
-                <w:b w:val="0"/>
-                <w:sz w:val="18"/>
-              </w:rPr>
-              <w:t>Zuerst Hardwarepfad testen; danach erst Web-UI/Runtime betrachten.</w:t>
+            <w:r>
+              <w:t>Kompletten AUTO_LOG_BEGIN- bis AUTO_LOG_END-Block auswerten; MIN_RF, CENTER_MIN und BLOCKED beachten.</w:t>
             </w:r>
           </w:p>
         </w:tc>
@@ -11996,40 +9955,7 @@
       <w:pPr>
         <w:jc w:val="center"/>
       </w:pPr>
-      <w:r>
-        <w:drawing>
-          <wp:inline xmlns:a="http://schemas.openxmlformats.org/drawingml/2006/main" xmlns:pic="http://schemas.openxmlformats.org/drawingml/2006/picture">
-            <wp:extent cx="4608000" cy="4166025"/>
-            <wp:docPr id="1" name="Picture 1"/>
-            <wp:cNvGraphicFramePr>
-              <a:graphicFrameLocks noChangeAspect="1"/>
-            </wp:cNvGraphicFramePr>
-            <a:graphic>
-              <a:graphicData uri="http://schemas.openxmlformats.org/drawingml/2006/picture">
-                <pic:pic>
-                  <pic:nvPicPr>
-                    <pic:cNvPr id="0" name="extracted_img_p2_1.png"/>
-                    <pic:cNvPicPr/>
-                  </pic:nvPicPr>
-                  <pic:blipFill>
-                    <a:blip r:embed="rId9"/>
-                    <a:stretch>
-                      <a:fillRect/>
-                    </a:stretch>
-                  </pic:blipFill>
-                  <pic:spPr>
-                    <a:xfrm>
-                      <a:off x="0" y="0"/>
-                      <a:ext cx="4608000" cy="4166025"/>
-                    </a:xfrm>
-                    <a:prstGeom prst="rect"/>
-                  </pic:spPr>
-                </pic:pic>
-              </a:graphicData>
-            </a:graphic>
-          </wp:inline>
-        </w:drawing>
-      </w:r>
+      <w:r/>
     </w:p>
     <w:p>
       <w:pPr>
@@ -12049,6 +9975,7 @@
     <w:p/>
     <w:sectPr>
       <w:footerReference w:type="default" r:id="rId10"/>
+      <w:headerReference w:type="default" r:id="rId11"/>
       <w:pgSz w:w="12240" w:h="15840"/>
       <w:pgMar w:top="964" w:right="1020" w:bottom="964" w:left="1020" w:header="720" w:footer="720" w:gutter="0"/>
       <w:cols w:space="720"/>
@@ -12075,6 +10002,16 @@
     </w:r>
   </w:p>
 </w:ftr>
+</file>
+
+<file path=word/header1.xml><?xml version="1.0" encoding="utf-8"?>
+<w:hdr xmlns:m="http://schemas.openxmlformats.org/officeDocument/2006/math" xmlns:mc="http://schemas.openxmlformats.org/markup-compatibility/2006" xmlns:mo="http://schemas.microsoft.com/office/mac/office/2008/main" xmlns:mv="urn:schemas-microsoft-com:mac:vml" xmlns:o="urn:schemas-microsoft-com:office:office" xmlns:r="http://schemas.openxmlformats.org/officeDocument/2006/relationships" xmlns:v="urn:schemas-microsoft-com:vml" xmlns:w10="urn:schemas-microsoft-com:office:word" xmlns:w14="http://schemas.microsoft.com/office/word/2010/wordml" xmlns:w="http://schemas.openxmlformats.org/wordprocessingml/2006/main" xmlns:wne="http://schemas.microsoft.com/office/word/2006/wordml" xmlns:wp14="http://schemas.microsoft.com/office/word/2010/wordprocessingDrawing" xmlns:wp="http://schemas.openxmlformats.org/drawingml/2006/wordprocessingDrawing" xmlns:wpc="http://schemas.microsoft.com/office/word/2010/wordprocessingCanvas" xmlns:wpg="http://schemas.microsoft.com/office/word/2010/wordprocessingGroup" xmlns:wpi="http://schemas.microsoft.com/office/word/2010/wordprocessingInk" xmlns:wps="http://schemas.microsoft.com/office/word/2010/wordprocessingShape" mc:Ignorable="w14 wp14">
+  <w:p>
+    <w:pPr>
+      <w:pStyle w:val="Header"/>
+    </w:pPr>
+  </w:p>
+</w:hdr>
 </file>
 
 <file path=word/numbering.xml><?xml version="1.0" encoding="utf-8"?>

--- a/docs/SatAlign_ESP32_V3_Gesamtdokumentation.docx
+++ b/docs/SatAlign_ESP32_V3_Gesamtdokumentation.docx
@@ -3838,7 +3838,7 @@
           </w:tcPr>
           <w:p>
             <w:r>
-              <w:t>95 %</w:t>
+              <w:t>100 %</w:t>
             </w:r>
           </w:p>
         </w:tc>
@@ -3855,7 +3855,7 @@
           </w:tcPr>
           <w:p>
             <w:r>
-              <w:t>Bewusste Deckelung des nutzbaren Prozentwerts.</w:t>
+              <w:t>Begrenzung des gemeinsamen RF-Prozentwerts auf den normalen Bereich 0..100 %.</w:t>
             </w:r>
           </w:p>
         </w:tc>
@@ -4245,7 +4245,7 @@
     <w:p>
       <w:pPr/>
       <w:r>
-        <w:t>RF-Logik bis V3.1.4: In V3.0.4 wurden die RF-Prozentwerte fuer die TFT-Anzeige und die AUTO-Suche ueber unterschiedliche Kennlinien berechnet. Ab V3.1.1 verwenden Anzeige und AUTO-Suche deshalb dieselbe zentrale RF-Normierung (rfGetSignalNorm/rfGetSignalPercent). V3.1.2 begrenzte den gemeinsamen RF-Prozentwert auf maximal 95 %. V3.1.3 setzte nach Aussentests die normale AUTO-Kandidatenschwelle auf 80 % und reduzierte RF_FILTER_ALPHA von 0,90 auf 0,75. Fuer V3.1.4 wurde ein eigenstaendiger, reproduzierbarer RF-/Azimut-Test ausgefuehrt. Dabei wurden aus denselben Rohdaten parallel Filterfaktoren 0,75, 0,50 und 0,25 ausgewertet. 0,75 reagierte sichtbar traeger auf reale Signalveraenderungen, 0,25 uebernahm Rohwertschwankungen staerker. Deshalb verwendet V3.1.4 RF_FILTER_ALPHA = 0,50 als Kompromiss aus Reaktionsgeschwindigkeit und Glaettung. Die 80-%-Mindestschwelle und die 95-%-Obergrenze bleiben unveraendert. In der seriellen Statuszeile heisst der MPU6050-Winkelwert ANGLE_FILTER, um ihn eindeutig vom RF_DIAG-Filterwert zu unterscheiden.</w:t>
+        <w:t>RF-Logik bis V3.1.4: In V3.0.4 wurden die RF-Prozentwerte fuer die TFT-Anzeige und die AUTO-Suche ueber unterschiedliche Kennlinien berechnet. Ab V3.1.1 verwenden Anzeige und AUTO-Suche deshalb dieselbe zentrale RF-Normierung (rfGetSignalNorm/rfGetSignalPercent). V3.1.2 begrenzte den gemeinsamen RF-Prozentwert auf maximal 95 %. V3.1.3 setzte nach Aussentests die normale AUTO-Kandidatenschwelle auf 80 % und reduzierte RF_FILTER_ALPHA von 0,90 auf 0,75. Fuer V3.1.4 wurde ein eigenstaendiger, reproduzierbarer RF-/Azimut-Test ausgefuehrt. Dabei wurden aus denselben Rohdaten parallel Filterfaktoren 0,75, 0,50 und 0,25 ausgewertet. 0,75 reagierte sichtbar traeger auf reale Signalveraenderungen, 0,25 uebernahm Rohwertschwankungen staerker. Deshalb verwendet V3.1.4 RF_FILTER_ALPHA = 0,50 als Kompromiss aus Reaktionsgeschwindigkeit und Glaettung. Die 80-%-Mindestschwelle bleibt unveraendert; im aktuellen V3.1.4-Projektstand wurde die gemeinsame RF-Obergrenze von 95 % auf 100 % angehoben. In der seriellen Statuszeile heisst der MPU6050-Winkelwert ANGLE_FILTER, um ihn eindeutig vom RF_DIAG-Filterwert zu unterscheiden.</w:t>
       </w:r>
     </w:p>
     <w:p>
@@ -5536,7 +5536,7 @@
         <w:spacing w:after="100" w:line="259" w:lineRule="auto"/>
       </w:pPr>
       <w:r>
-        <w:t>V3.1.4 verwendet keine automatische Nachoptimierung nach PLUS. Stattdessen werden RF-Anzeige und AUTO-Suche aus derselben zentralen Prozentbewertung gespeist. RF_FILTER_ALPHA = 0,50, die normale AUTO-Kandidatenschwelle betraegt 80 %, und die nutzbare Anzeige wird bei 95 % gedeckelt. Fuer Feldtests erzeugt ein kompletter AUTO-Lauf einen kopierbaren Block zwischen AUTO_LOG_BEGIN und AUTO_LOG_END. AZPOS ist dabei nur ein Diagnosewert und kein echter Encoderwert.</w:t>
+        <w:t>V3.1.4 verwendet keine automatische Nachoptimierung nach PLUS. Stattdessen werden RF-Anzeige und AUTO-Suche aus derselben zentralen Prozentbewertung gespeist. RF_FILTER_ALPHA = 0,50, die normale AUTO-Kandidatenschwelle betraegt 80 %, und die gemeinsame RF-Anzeige wird bei 100 % begrenzt. Fuer Feldtests erzeugt ein kompletter AUTO-Lauf einen kopierbaren Block zwischen AUTO_LOG_BEGIN und AUTO_LOG_END. AZPOS ist dabei nur ein Diagnosewert und kein echter Encoderwert.</w:t>
       </w:r>
     </w:p>
     <w:tbl>

--- a/docs/SatAlign_ESP32_V3_Gesamtdokumentation.docx
+++ b/docs/SatAlign_ESP32_V3_Gesamtdokumentation.docx
@@ -19,7 +19,7 @@
     <w:p>
       <w:pPr/>
       <w:r>
-        <w:t>Softwarestand: V3.1.4</w:t>
+        <w:t>Softwarestand: V3.1.5</w:t>
       </w:r>
     </w:p>
     <w:p>
@@ -44,7 +44,7 @@
     <w:p>
       <w:pPr/>
       <w:r>
-        <w:t>Dokumentationsstand V3.1.4 - stabiler Release</w:t>
+        <w:t>Dokumentationsstand V3.1.5</w:t>
       </w:r>
     </w:p>
     <w:p>
@@ -248,7 +248,7 @@
         <w:spacing w:after="100" w:line="259" w:lineRule="auto"/>
       </w:pPr>
       <w:r>
-        <w:t>SatAlign ESP32 V3.1.4 ist ein ESP32-basiertes Steuerprojekt zur Ausrichtung einer Selfsat-Flachantenne auf Astra 19,2E. Das System verbindet lokale Bedienung ueber TFT, mobile Web-UI, Azimut- und Elevationssteuerung, Hall-Sensorik, MPU6050-Winkelmessung, RF-Signalbewertung sowie ArduinoOTA und ElegantOTA ueber WLAN. V3.1.4 ist der aktuell empfohlene stabile Stand.</w:t>
+        <w:t>SatAlign ESP32 V3.1.5 ist ein ESP32-basiertes Steuerprojekt zur Ausrichtung einer Selfsat-Flachantenne auf Astra 19,2E. Das System verbindet lokale Bedienung ueber TFT, mobile Web-UI, Azimut- und Elevationssteuerung, Hall-Sensorik, MPU6050-Winkelmessung, RF-Signalbewertung sowie ArduinoOTA und ElegantOTA ueber WLAN. V3.1.5 ist der aktuelle Projektstand; die bewaehrte AUTO-Basis aus V3.1.4 bleibt unveraendert.</w:t>
       </w:r>
     </w:p>
     <w:p>
@@ -392,7 +392,7 @@
         <w:spacing w:after="40" w:line="252" w:lineRule="auto"/>
       </w:pPr>
       <w:r>
-        <w:t>Anlage einschalten. Im hellblauen Startfenster kann der Winkel ca. 10 Sekunden mit PLUS/MINUS grob korrigiert werden.</w:t>
+        <w:t>Anlage einschalten. Im Hauptmenue Menuepunkt 1 "Mitte einstellen" oeffnen. PLUS/MINUS korrigieren die Elevation dort in kurzen Einzelpulsen von ca. 250 ms; MODE startet die Mittenfahrt. Ein 10-Sekunden-Bootfenster gibt es in V3.1.5 nicht.</w:t>
       </w:r>
     </w:p>
     <w:p>
@@ -446,7 +446,7 @@
         <w:spacing w:after="40" w:line="252" w:lineRule="auto"/>
       </w:pPr>
       <w:r>
-        <w:t>Nach der Suche kann der Winkel manuell korrigiert und die Suche wiederholt werden. Eine experimentelle Peak-Rueckfahrt ist im stabilen Release V3.1.4 bewusst nicht enthalten.</w:t>
+        <w:t>Nach der Suche kann der Winkel manuell korrigiert und die Suche wiederholt werden. Eine experimentelle Peak-Rueckfahrt ist im aktuellen Stand V3.1.5 bewusst nicht enthalten.</w:t>
       </w:r>
     </w:p>
     <w:p>
@@ -3373,7 +3373,7 @@
           </w:tcPr>
           <w:p>
             <w:r>
-              <w:t>BOOT_MANUAL_ELEVATION_WINDOW_MS</w:t>
+              <w:t>ELEVATION_MIN_SOFT / MAX_SOFT</w:t>
             </w:r>
           </w:p>
         </w:tc>
@@ -3390,7 +3390,7 @@
           </w:tcPr>
           <w:p>
             <w:r>
-              <w:t>10000 ms</w:t>
+              <w:t>25.0 / 34.0 deg</w:t>
             </w:r>
           </w:p>
         </w:tc>
@@ -3407,7 +3407,7 @@
           </w:tcPr>
           <w:p>
             <w:r>
-              <w:t>Zeitfenster fuer den hellblauen Winkel-Startbildschirm.</w:t>
+              <w:t>Normale softwareseitige Arbeitsgrenzen fuer Elevation.</w:t>
             </w:r>
           </w:p>
         </w:tc>
@@ -3429,7 +3429,7 @@
           </w:tcPr>
           <w:p>
             <w:r>
-              <w:t>ELEVATION_MIN_SOFT / MAX_SOFT</w:t>
+              <w:t>ELEVATION_TOLERANCE_DEG</w:t>
             </w:r>
           </w:p>
         </w:tc>
@@ -3446,7 +3446,7 @@
           </w:tcPr>
           <w:p>
             <w:r>
-              <w:t>25.0 / 34.0 deg</w:t>
+              <w:t>1.0 deg</w:t>
             </w:r>
           </w:p>
         </w:tc>
@@ -3463,7 +3463,7 @@
           </w:tcPr>
           <w:p>
             <w:r>
-              <w:t>Normale softwareseitige Arbeitsgrenzen fuer Elevation.</w:t>
+              <w:t>Toleranz fuer Zielanfahrten.</w:t>
             </w:r>
           </w:p>
         </w:tc>
@@ -3485,7 +3485,7 @@
           </w:tcPr>
           <w:p>
             <w:r>
-              <w:t>ELEVATION_TOLERANCE_DEG</w:t>
+              <w:t>DISPLAY_ANGLE_OFFSET_DEG</w:t>
             </w:r>
           </w:p>
         </w:tc>
@@ -3502,7 +3502,7 @@
           </w:tcPr>
           <w:p>
             <w:r>
-              <w:t>1.0 deg</w:t>
+              <w:t>11.6 deg</w:t>
             </w:r>
           </w:p>
         </w:tc>
@@ -3519,7 +3519,7 @@
           </w:tcPr>
           <w:p>
             <w:r>
-              <w:t>Toleranz fuer Zielanfahrten.</w:t>
+              <w:t>Korrekturwert fuer angezeigten Winkel.</w:t>
             </w:r>
           </w:p>
         </w:tc>
@@ -3541,7 +3541,7 @@
           </w:tcPr>
           <w:p>
             <w:r>
-              <w:t>DISPLAY_ANGLE_OFFSET_DEG</w:t>
+              <w:t>RF_ADC_SAMPLES_PER_CYCLE</w:t>
             </w:r>
           </w:p>
         </w:tc>
@@ -3558,7 +3558,7 @@
           </w:tcPr>
           <w:p>
             <w:r>
-              <w:t>11.6 deg</w:t>
+              <w:t>32</w:t>
             </w:r>
           </w:p>
         </w:tc>
@@ -3575,7 +3575,7 @@
           </w:tcPr>
           <w:p>
             <w:r>
-              <w:t>Korrekturwert fuer angezeigten Winkel.</w:t>
+              <w:t>ADC-Messungen pro RF-Update.</w:t>
             </w:r>
           </w:p>
         </w:tc>
@@ -3597,7 +3597,7 @@
           </w:tcPr>
           <w:p>
             <w:r>
-              <w:t>RF_ADC_SAMPLES_PER_CYCLE</w:t>
+              <w:t>RF_FILTER_ALPHA</w:t>
             </w:r>
           </w:p>
         </w:tc>
@@ -3614,7 +3614,7 @@
           </w:tcPr>
           <w:p>
             <w:r>
-              <w:t>32</w:t>
+              <w:t>0.50</w:t>
             </w:r>
           </w:p>
         </w:tc>
@@ -3631,7 +3631,7 @@
           </w:tcPr>
           <w:p>
             <w:r>
-              <w:t>ADC-Messungen pro RF-Update.</w:t>
+              <w:t>V3.1.4: schneller als 0.75, ruhiger als 0.25.</w:t>
             </w:r>
           </w:p>
         </w:tc>
@@ -3653,7 +3653,7 @@
           </w:tcPr>
           <w:p>
             <w:r>
-              <w:t>RF_FILTER_ALPHA</w:t>
+              <w:t>RF_WEAK_REFERENCE_ADC</w:t>
             </w:r>
           </w:p>
         </w:tc>
@@ -3670,7 +3670,7 @@
           </w:tcPr>
           <w:p>
             <w:r>
-              <w:t>0.50</w:t>
+              <w:t>1883</w:t>
             </w:r>
           </w:p>
         </w:tc>
@@ -3687,7 +3687,7 @@
           </w:tcPr>
           <w:p>
             <w:r>
-              <w:t>V3.1.4: schneller als 0.75, ruhiger als 0.25.</w:t>
+              <w:t>Schwache/No-Signal-Referenz der Prozentbewertung.</w:t>
             </w:r>
           </w:p>
         </w:tc>
@@ -3709,7 +3709,7 @@
           </w:tcPr>
           <w:p>
             <w:r>
-              <w:t>RF_WEAK_REFERENCE_ADC</w:t>
+              <w:t>RF_STRONG_REFERENCE_ADC</w:t>
             </w:r>
           </w:p>
         </w:tc>
@@ -3726,7 +3726,7 @@
           </w:tcPr>
           <w:p>
             <w:r>
-              <w:t>1883</w:t>
+              <w:t>700</w:t>
             </w:r>
           </w:p>
         </w:tc>
@@ -3743,7 +3743,7 @@
           </w:tcPr>
           <w:p>
             <w:r>
-              <w:t>Schwache/No-Signal-Referenz der Prozentbewertung.</w:t>
+              <w:t>Starke Referenz der Prozentbewertung.</w:t>
             </w:r>
           </w:p>
         </w:tc>
@@ -3765,7 +3765,7 @@
           </w:tcPr>
           <w:p>
             <w:r>
-              <w:t>RF_STRONG_REFERENCE_ADC</w:t>
+              <w:t>RF Anzeige Maximum</w:t>
             </w:r>
           </w:p>
         </w:tc>
@@ -3782,7 +3782,7 @@
           </w:tcPr>
           <w:p>
             <w:r>
-              <w:t>700</w:t>
+              <w:t>100 %</w:t>
             </w:r>
           </w:p>
         </w:tc>
@@ -3799,7 +3799,7 @@
           </w:tcPr>
           <w:p>
             <w:r>
-              <w:t>Starke Referenz der Prozentbewertung.</w:t>
+              <w:t>Begrenzung des gemeinsamen RF-Prozentwerts auf den normalen Bereich 0..100 %.</w:t>
             </w:r>
           </w:p>
         </w:tc>
@@ -3821,7 +3821,7 @@
           </w:tcPr>
           <w:p>
             <w:r>
-              <w:t>RF Anzeige Maximum</w:t>
+              <w:t>AUTO_RF_MIN_CANDIDATE_PERCENT</w:t>
             </w:r>
           </w:p>
         </w:tc>
@@ -3838,7 +3838,7 @@
           </w:tcPr>
           <w:p>
             <w:r>
-              <w:t>100 %</w:t>
+              <w:t>80 %</w:t>
             </w:r>
           </w:p>
         </w:tc>
@@ -3855,7 +3855,7 @@
           </w:tcPr>
           <w:p>
             <w:r>
-              <w:t>Begrenzung des gemeinsamen RF-Prozentwerts auf den normalen Bereich 0..100 %.</w:t>
+              <w:t>Normale Mindestgrenze fuer AUTO-Kandidaten.</w:t>
             </w:r>
           </w:p>
         </w:tc>
@@ -3877,7 +3877,7 @@
           </w:tcPr>
           <w:p>
             <w:r>
-              <w:t>AUTO_RF_MIN_CANDIDATE_PERCENT</w:t>
+              <w:t>AUTO_CENTER_RF_MIN_GOOD_SIGNAL_PERCENT</w:t>
             </w:r>
           </w:p>
         </w:tc>
@@ -3894,7 +3894,7 @@
           </w:tcPr>
           <w:p>
             <w:r>
-              <w:t>80 %</w:t>
+              <w:t>75 %</w:t>
             </w:r>
           </w:p>
         </w:tc>
@@ -3911,7 +3911,7 @@
           </w:tcPr>
           <w:p>
             <w:r>
-              <w:t>Normale Mindestgrenze fuer AUTO-Kandidaten.</w:t>
+              <w:t>Center-spezifische Mindestbewertung; dynamische Schwelle bleibt mindestens 80 %.</w:t>
             </w:r>
           </w:p>
         </w:tc>
@@ -3933,7 +3933,7 @@
           </w:tcPr>
           <w:p>
             <w:r>
-              <w:t>AUTO_CENTER_RF_MIN_GOOD_SIGNAL_PERCENT</w:t>
+              <w:t>AUTO_CENTER_RF_REFERENCE_TOP_COUNT</w:t>
             </w:r>
           </w:p>
         </w:tc>
@@ -3950,7 +3950,7 @@
           </w:tcPr>
           <w:p>
             <w:r>
-              <w:t>75 %</w:t>
+              <w:t>5</w:t>
             </w:r>
           </w:p>
         </w:tc>
@@ -3967,7 +3967,7 @@
           </w:tcPr>
           <w:p>
             <w:r>
-              <w:t>Center-spezifische Mindestbewertung; dynamische Schwelle bleibt mindestens 80 %.</w:t>
+              <w:t>Anzahl starker Centerwerte fuer die dynamische Referenz.</w:t>
             </w:r>
           </w:p>
         </w:tc>
@@ -3989,7 +3989,7 @@
           </w:tcPr>
           <w:p>
             <w:r>
-              <w:t>AUTO_CENTER_RF_REFERENCE_TOP_COUNT</w:t>
+              <w:t>AUTO_CENTER_RF_REFERENCE_TOLERANCE_PERCENT</w:t>
             </w:r>
           </w:p>
         </w:tc>
@@ -4006,7 +4006,7 @@
           </w:tcPr>
           <w:p>
             <w:r>
-              <w:t>5</w:t>
+              <w:t>8 %</w:t>
             </w:r>
           </w:p>
         </w:tc>
@@ -4023,7 +4023,7 @@
           </w:tcPr>
           <w:p>
             <w:r>
-              <w:t>Anzahl starker Centerwerte fuer die dynamische Referenz.</w:t>
+              <w:t>Toleranz der dynamischen Centerreferenz.</w:t>
             </w:r>
           </w:p>
         </w:tc>
@@ -4045,7 +4045,7 @@
           </w:tcPr>
           <w:p>
             <w:r>
-              <w:t>AUTO_CENTER_RF_REFERENCE_TOLERANCE_PERCENT</w:t>
+              <w:t>GeniusBulli feste IP</w:t>
             </w:r>
           </w:p>
         </w:tc>
@@ -4062,7 +4062,7 @@
           </w:tcPr>
           <w:p>
             <w:r>
-              <w:t>8 %</w:t>
+              <w:t>192.168.4.15</w:t>
             </w:r>
           </w:p>
         </w:tc>
@@ -4079,7 +4079,7 @@
           </w:tcPr>
           <w:p>
             <w:r>
-              <w:t>Toleranz der dynamischen Centerreferenz.</w:t>
+              <w:t>Gateway/DNS 192.168.4.1; andere WLANs per DHCP.</w:t>
             </w:r>
           </w:p>
         </w:tc>
@@ -4101,7 +4101,7 @@
           </w:tcPr>
           <w:p>
             <w:r>
-              <w:t>GeniusBulli feste IP</w:t>
+              <w:t>Firmware</w:t>
             </w:r>
           </w:p>
         </w:tc>
@@ -4118,7 +4118,7 @@
           </w:tcPr>
           <w:p>
             <w:r>
-              <w:t>192.168.4.15</w:t>
+              <w:t>3.1.5</w:t>
             </w:r>
           </w:p>
         </w:tc>
@@ -4135,63 +4135,103 @@
           </w:tcPr>
           <w:p>
             <w:r>
-              <w:t>Gateway/DNS 192.168.4.1; andere WLANs per DHCP.</w:t>
+              <w:t>Aktueller Projektstand mit Web-Feinjustierung.</w:t>
             </w:r>
           </w:p>
         </w:tc>
       </w:tr>
       <w:tr>
-        <w:trPr>
-          <w:cantSplit/>
-        </w:trPr>
-        <w:tc>
-          <w:tcPr>
-            <w:tcW w:type="dxa" w:w="3515"/>
-            <w:vAlign w:val="top"/>
-            <w:tcMar>
-              <w:top w:w="150" w:type="dxa"/>
-              <w:start w:w="150" w:type="dxa"/>
-              <w:bottom w:w="150" w:type="dxa"/>
-              <w:end w:w="150" w:type="dxa"/>
-            </w:tcMar>
-          </w:tcPr>
-          <w:p>
-            <w:r>
-              <w:t>Firmware</w:t>
-            </w:r>
-          </w:p>
-        </w:tc>
-        <w:tc>
-          <w:tcPr>
-            <w:tcW w:type="dxa" w:w="1871"/>
-            <w:vAlign w:val="top"/>
-            <w:tcMar>
-              <w:top w:w="150" w:type="dxa"/>
-              <w:start w:w="150" w:type="dxa"/>
-              <w:bottom w:w="150" w:type="dxa"/>
-              <w:end w:w="150" w:type="dxa"/>
-            </w:tcMar>
-          </w:tcPr>
-          <w:p>
-            <w:r>
-              <w:t>3.1.4</w:t>
-            </w:r>
-          </w:p>
-        </w:tc>
-        <w:tc>
-          <w:tcPr>
-            <w:tcW w:type="dxa" w:w="3685"/>
-            <w:vAlign w:val="top"/>
-            <w:tcMar>
-              <w:top w:w="150" w:type="dxa"/>
-              <w:start w:w="150" w:type="dxa"/>
-              <w:bottom w:w="150" w:type="dxa"/>
-              <w:end w:w="150" w:type="dxa"/>
-            </w:tcMar>
-          </w:tcPr>
-          <w:p>
-            <w:r>
-              <w:t>Aktueller stabiler Release.</w:t>
+        <w:tc>
+          <w:tcPr>
+            <w:tcW w:type="dxa" w:w="3457"/>
+          </w:tcPr>
+          <w:p>
+            <w:r>
+              <w:t>WEB_AZ_FINE_PULSE_MS</w:t>
+            </w:r>
+          </w:p>
+        </w:tc>
+        <w:tc>
+          <w:tcPr>
+            <w:tcW w:type="dxa" w:w="3457"/>
+          </w:tcPr>
+          <w:p>
+            <w:r>
+              <w:t>50 ms</w:t>
+            </w:r>
+          </w:p>
+        </w:tc>
+        <w:tc>
+          <w:tcPr>
+            <w:tcW w:type="dxa" w:w="3457"/>
+          </w:tcPr>
+          <w:p>
+            <w:r>
+              <w:t>Sehr kleiner Azimut-Einzelpuls fuer die Web-Feinkorrektur.</w:t>
+            </w:r>
+          </w:p>
+        </w:tc>
+      </w:tr>
+      <w:tr>
+        <w:tc>
+          <w:tcPr>
+            <w:tcW w:type="dxa" w:w="3457"/>
+          </w:tcPr>
+          <w:p>
+            <w:r>
+              <w:t>WEB_EL_FINE_PULSE_MS</w:t>
+            </w:r>
+          </w:p>
+        </w:tc>
+        <w:tc>
+          <w:tcPr>
+            <w:tcW w:type="dxa" w:w="3457"/>
+          </w:tcPr>
+          <w:p>
+            <w:r>
+              <w:t>50 ms</w:t>
+            </w:r>
+          </w:p>
+        </w:tc>
+        <w:tc>
+          <w:tcPr>
+            <w:tcW w:type="dxa" w:w="3457"/>
+          </w:tcPr>
+          <w:p>
+            <w:r>
+              <w:t>Sehr kleiner Elevations-Einzelpuls fuer die Web-Feinkorrektur.</w:t>
+            </w:r>
+          </w:p>
+        </w:tc>
+      </w:tr>
+      <w:tr>
+        <w:tc>
+          <w:tcPr>
+            <w:tcW w:type="dxa" w:w="3457"/>
+          </w:tcPr>
+          <w:p>
+            <w:r>
+              <w:t>WEB_EL_FINE_PWM</w:t>
+            </w:r>
+          </w:p>
+        </w:tc>
+        <w:tc>
+          <w:tcPr>
+            <w:tcW w:type="dxa" w:w="3457"/>
+          </w:tcPr>
+          <w:p>
+            <w:r>
+              <w:t>90</w:t>
+            </w:r>
+          </w:p>
+        </w:tc>
+        <w:tc>
+          <w:tcPr>
+            <w:tcW w:type="dxa" w:w="3457"/>
+          </w:tcPr>
+          <w:p>
+            <w:r>
+              <w:t>Reduzierter PWM-Wert fuer Elevations-Feinschritte.</w:t>
             </w:r>
           </w:p>
         </w:tc>
@@ -4239,7 +4279,7 @@
         <w:spacing w:after="100" w:line="259" w:lineRule="auto"/>
       </w:pPr>
       <w:r>
-        <w:t>Der RF-Messzweig besteht aus Sat-Splitter, DC-Blocker, F-auf-SMA/RG316-Verbindung und AD8317-RF-Detector. Beim verwendeten AD8317/AD8318-Aufbau gilt: kleinerer ADC-/Spannungswert bedeutet staerkeres Signal. Die Web-UI verwendet eine Ampel. Die fruehere separate Funktion "Signal optimieren" gehoert nicht mehr zur aktiven Bedienlinie; fuer die Satellitenbestaetigung bleibt das reale TV-/Receiverbild die entscheidende Benutzerkontrolle.</w:t>
+        <w:t>Der RF-Messzweig besteht aus Sat-Splitter, DC-Blocker, F-auf-SMA/RG316-Verbindung und AD8317-RF-Detector. Beim verwendeten AD8317/AD8318-Aufbau gilt: kleinerer ADC-/Spannungswert bedeutet staerkeres Signal. Fuer die normale Bedienung wird daraus ein einheitlicher RF-Prozentwert von 0 bis 100 % gebildet. Seit V3.1.5 basiert auch die sichtbare Qualitaetsampel auf diesem Prozentwert: unter 80 % = schwach, 80 bis unter 85 % = brauchbar, 85 bis unter 95 % = gut, ab 95 % = sehr gut. Auf der Seite Suchen steht deshalb der Prozentwert im Vordergrund; ADC und Spannung sind technische Diagnosewerte fuer Status und Feinjustierung. Die fruehere separate Funktion "Signal optimieren" gehoert nicht mehr zur aktiven Bedienlinie; fuer die Satellitenbestaetigung bleibt das reale TV-/Receiverbild massgeblich.</w:t>
       </w:r>
     </w:p>
     <w:p>
@@ -4314,23 +4354,8 @@
             </w:tcMar>
           </w:tcPr>
           <w:p>
-            <w:pPr>
-              <w:spacing w:after="60" w:line="259" w:lineRule="auto" w:before="20"/>
-            </w:pPr>
-            <w:r>
-              <w:rPr>
-                <w:b/>
-                <w:sz w:val="18"/>
-              </w:rPr>
-            </w:r>
-            <w:r>
-              <w:rPr>
-                <w:rFonts w:ascii="Arial" w:hAnsi="Arial" w:eastAsia="Arial"/>
-                <w:b/>
-                <w:color w:val="192D41"/>
-                <w:sz w:val="18"/>
-              </w:rPr>
-              <w:t>RF-Bereich</w:t>
+            <w:r>
+              <w:t>RF-Prozentbereich</w:t>
             </w:r>
           </w:p>
         </w:tc>
@@ -4450,21 +4475,8 @@
             </w:tcMar>
           </w:tcPr>
           <w:p>
-            <w:pPr>
-              <w:spacing w:after="60" w:line="259" w:lineRule="auto" w:before="20"/>
-            </w:pPr>
-            <w:r>
-              <w:rPr>
-                <w:sz w:val="18"/>
-              </w:rPr>
-            </w:r>
-            <w:r>
-              <w:rPr>
-                <w:rFonts w:ascii="Arial" w:hAnsi="Arial" w:eastAsia="Arial"/>
-                <w:b w:val="0"/>
-                <w:sz w:val="18"/>
-              </w:rPr>
-              <w:t>&gt; 900 ADC</w:t>
+            <w:r>
+              <w:t>&lt; 80 %</w:t>
             </w:r>
           </w:p>
         </w:tc>
@@ -4480,20 +4492,7 @@
             </w:tcMar>
           </w:tcPr>
           <w:p>
-            <w:pPr>
-              <w:spacing w:after="60" w:line="259" w:lineRule="auto" w:before="20"/>
-            </w:pPr>
-            <w:r>
-              <w:rPr>
-                <w:sz w:val="18"/>
-              </w:rPr>
-            </w:r>
-            <w:r>
-              <w:rPr>
-                <w:rFonts w:ascii="Arial" w:hAnsi="Arial" w:eastAsia="Arial"/>
-                <w:b w:val="0"/>
-                <w:sz w:val="18"/>
-              </w:rPr>
+            <w:r>
               <w:t>schwach</w:t>
             </w:r>
           </w:p>
@@ -4510,20 +4509,7 @@
             </w:tcMar>
           </w:tcPr>
           <w:p>
-            <w:pPr>
-              <w:spacing w:after="60" w:line="259" w:lineRule="auto" w:before="20"/>
-            </w:pPr>
-            <w:r>
-              <w:rPr>
-                <w:sz w:val="18"/>
-              </w:rPr>
-            </w:r>
-            <w:r>
-              <w:rPr>
-                <w:rFonts w:ascii="Arial" w:hAnsi="Arial" w:eastAsia="Arial"/>
-                <w:b w:val="0"/>
-                <w:sz w:val="18"/>
-              </w:rPr>
+            <w:r>
               <w:t>rot</w:t>
             </w:r>
           </w:p>
@@ -4540,21 +4526,8 @@
             </w:tcMar>
           </w:tcPr>
           <w:p>
-            <w:pPr>
-              <w:spacing w:after="60" w:line="259" w:lineRule="auto" w:before="20"/>
-            </w:pPr>
-            <w:r>
-              <w:rPr>
-                <w:sz w:val="18"/>
-              </w:rPr>
-            </w:r>
-            <w:r>
-              <w:rPr>
-                <w:rFonts w:ascii="Arial" w:hAnsi="Arial" w:eastAsia="Arial"/>
-                <w:b w:val="0"/>
-                <w:sz w:val="18"/>
-              </w:rPr>
-              <w:t>kein oder zu schwaches Signal</w:t>
+            <w:r>
+              <w:t>unter normaler AUTO-Kandidatengrenze</w:t>
             </w:r>
           </w:p>
         </w:tc>
@@ -4575,21 +4548,8 @@
             </w:tcMar>
           </w:tcPr>
           <w:p>
-            <w:pPr>
-              <w:spacing w:after="60" w:line="259" w:lineRule="auto" w:before="20"/>
-            </w:pPr>
-            <w:r>
-              <w:rPr>
-                <w:sz w:val="18"/>
-              </w:rPr>
-            </w:r>
-            <w:r>
-              <w:rPr>
-                <w:rFonts w:ascii="Arial" w:hAnsi="Arial" w:eastAsia="Arial"/>
-                <w:b w:val="0"/>
-                <w:sz w:val="18"/>
-              </w:rPr>
-              <w:t>&lt;= 900 ADC</w:t>
+            <w:r>
+              <w:t>80 bis &lt; 85 %</w:t>
             </w:r>
           </w:p>
         </w:tc>
@@ -4605,20 +4565,7 @@
             </w:tcMar>
           </w:tcPr>
           <w:p>
-            <w:pPr>
-              <w:spacing w:after="60" w:line="259" w:lineRule="auto" w:before="20"/>
-            </w:pPr>
-            <w:r>
-              <w:rPr>
-                <w:sz w:val="18"/>
-              </w:rPr>
-            </w:r>
-            <w:r>
-              <w:rPr>
-                <w:rFonts w:ascii="Arial" w:hAnsi="Arial" w:eastAsia="Arial"/>
-                <w:b w:val="0"/>
-                <w:sz w:val="18"/>
-              </w:rPr>
+            <w:r>
               <w:t>brauchbar</w:t>
             </w:r>
           </w:p>
@@ -4635,20 +4582,7 @@
             </w:tcMar>
           </w:tcPr>
           <w:p>
-            <w:pPr>
-              <w:spacing w:after="60" w:line="259" w:lineRule="auto" w:before="20"/>
-            </w:pPr>
-            <w:r>
-              <w:rPr>
-                <w:sz w:val="18"/>
-              </w:rPr>
-            </w:r>
-            <w:r>
-              <w:rPr>
-                <w:rFonts w:ascii="Arial" w:hAnsi="Arial" w:eastAsia="Arial"/>
-                <w:b w:val="0"/>
-                <w:sz w:val="18"/>
-              </w:rPr>
+            <w:r>
               <w:t>gelb/orange</w:t>
             </w:r>
           </w:p>
@@ -4665,21 +4599,8 @@
             </w:tcMar>
           </w:tcPr>
           <w:p>
-            <w:pPr>
-              <w:spacing w:after="60" w:line="259" w:lineRule="auto" w:before="20"/>
-            </w:pPr>
-            <w:r>
-              <w:rPr>
-                <w:sz w:val="18"/>
-              </w:rPr>
-            </w:r>
-            <w:r>
-              <w:rPr>
-                <w:rFonts w:ascii="Arial" w:hAnsi="Arial" w:eastAsia="Arial"/>
-                <w:b w:val="0"/>
-                <w:sz w:val="18"/>
-              </w:rPr>
-              <w:t>TV-Bild moeglich, Optimierung sinnvoll</w:t>
+            <w:r>
+              <w:t>verwertbar; Feinoptimierung sinnvoll</w:t>
             </w:r>
           </w:p>
         </w:tc>
@@ -4700,21 +4621,8 @@
             </w:tcMar>
           </w:tcPr>
           <w:p>
-            <w:pPr>
-              <w:spacing w:after="60" w:line="259" w:lineRule="auto" w:before="20"/>
-            </w:pPr>
-            <w:r>
-              <w:rPr>
-                <w:sz w:val="18"/>
-              </w:rPr>
-            </w:r>
-            <w:r>
-              <w:rPr>
-                <w:rFonts w:ascii="Arial" w:hAnsi="Arial" w:eastAsia="Arial"/>
-                <w:b w:val="0"/>
-                <w:sz w:val="18"/>
-              </w:rPr>
-              <w:t>&lt;= 800 ADC</w:t>
+            <w:r>
+              <w:t>85 bis &lt; 95 %</w:t>
             </w:r>
           </w:p>
         </w:tc>
@@ -4730,20 +4638,7 @@
             </w:tcMar>
           </w:tcPr>
           <w:p>
-            <w:pPr>
-              <w:spacing w:after="60" w:line="259" w:lineRule="auto" w:before="20"/>
-            </w:pPr>
-            <w:r>
-              <w:rPr>
-                <w:sz w:val="18"/>
-              </w:rPr>
-            </w:r>
-            <w:r>
-              <w:rPr>
-                <w:rFonts w:ascii="Arial" w:hAnsi="Arial" w:eastAsia="Arial"/>
-                <w:b w:val="0"/>
-                <w:sz w:val="18"/>
-              </w:rPr>
+            <w:r>
               <w:t>gut</w:t>
             </w:r>
           </w:p>
@@ -4760,20 +4655,7 @@
             </w:tcMar>
           </w:tcPr>
           <w:p>
-            <w:pPr>
-              <w:spacing w:after="60" w:line="259" w:lineRule="auto" w:before="20"/>
-            </w:pPr>
-            <w:r>
-              <w:rPr>
-                <w:sz w:val="18"/>
-              </w:rPr>
-            </w:r>
-            <w:r>
-              <w:rPr>
-                <w:rFonts w:ascii="Arial" w:hAnsi="Arial" w:eastAsia="Arial"/>
-                <w:b w:val="0"/>
-                <w:sz w:val="18"/>
-              </w:rPr>
+            <w:r>
               <w:t>gruen</w:t>
             </w:r>
           </w:p>
@@ -4790,21 +4672,8 @@
             </w:tcMar>
           </w:tcPr>
           <w:p>
-            <w:pPr>
-              <w:spacing w:after="60" w:line="259" w:lineRule="auto" w:before="20"/>
-            </w:pPr>
-            <w:r>
-              <w:rPr>
-                <w:sz w:val="18"/>
-              </w:rPr>
-            </w:r>
-            <w:r>
-              <w:rPr>
-                <w:rFonts w:ascii="Arial" w:hAnsi="Arial" w:eastAsia="Arial"/>
-                <w:b w:val="0"/>
-                <w:sz w:val="18"/>
-              </w:rPr>
-              <w:t>guter Kandidat</w:t>
+            <w:r>
+              <w:t>guter Signalbereich</w:t>
             </w:r>
           </w:p>
         </w:tc>
@@ -4825,21 +4694,8 @@
             </w:tcMar>
           </w:tcPr>
           <w:p>
-            <w:pPr>
-              <w:spacing w:after="60" w:line="259" w:lineRule="auto" w:before="20"/>
-            </w:pPr>
-            <w:r>
-              <w:rPr>
-                <w:sz w:val="18"/>
-              </w:rPr>
-            </w:r>
-            <w:r>
-              <w:rPr>
-                <w:rFonts w:ascii="Arial" w:hAnsi="Arial" w:eastAsia="Arial"/>
-                <w:b w:val="0"/>
-                <w:sz w:val="18"/>
-              </w:rPr>
-              <w:t>&lt;= 750 ADC</w:t>
+            <w:r>
+              <w:t>&gt;= 95 %</w:t>
             </w:r>
           </w:p>
         </w:tc>
@@ -4855,20 +4711,7 @@
             </w:tcMar>
           </w:tcPr>
           <w:p>
-            <w:pPr>
-              <w:spacing w:after="60" w:line="259" w:lineRule="auto" w:before="20"/>
-            </w:pPr>
-            <w:r>
-              <w:rPr>
-                <w:sz w:val="18"/>
-              </w:rPr>
-            </w:r>
-            <w:r>
-              <w:rPr>
-                <w:rFonts w:ascii="Arial" w:hAnsi="Arial" w:eastAsia="Arial"/>
-                <w:b w:val="0"/>
-                <w:sz w:val="18"/>
-              </w:rPr>
+            <w:r>
               <w:t>sehr gut</w:t>
             </w:r>
           </w:p>
@@ -4885,20 +4728,7 @@
             </w:tcMar>
           </w:tcPr>
           <w:p>
-            <w:pPr>
-              <w:spacing w:after="60" w:line="259" w:lineRule="auto" w:before="20"/>
-            </w:pPr>
-            <w:r>
-              <w:rPr>
-                <w:sz w:val="18"/>
-              </w:rPr>
-            </w:r>
-            <w:r>
-              <w:rPr>
-                <w:rFonts w:ascii="Arial" w:hAnsi="Arial" w:eastAsia="Arial"/>
-                <w:b w:val="0"/>
-                <w:sz w:val="18"/>
-              </w:rPr>
+            <w:r>
               <w:t>gruen</w:t>
             </w:r>
           </w:p>
@@ -4915,20 +4745,7 @@
             </w:tcMar>
           </w:tcPr>
           <w:p>
-            <w:pPr>
-              <w:spacing w:after="60" w:line="259" w:lineRule="auto" w:before="20"/>
-            </w:pPr>
-            <w:r>
-              <w:rPr>
-                <w:sz w:val="18"/>
-              </w:rPr>
-            </w:r>
-            <w:r>
-              <w:rPr>
-                <w:rFonts w:ascii="Arial" w:hAnsi="Arial" w:eastAsia="Arial"/>
-                <w:b w:val="0"/>
-                <w:sz w:val="18"/>
-              </w:rPr>
+            <w:r>
               <w:t>Peak-naher Bereich</w:t>
             </w:r>
           </w:p>
@@ -4961,7 +4778,7 @@
         <w:spacing w:after="100" w:line="259" w:lineRule="auto"/>
       </w:pPr>
       <w:r>
-        <w:t>Das TFT zeigt Hauptmenue, Ausrichten, Suchen, Manuell und Statusmeldungen. Die Darstellung wurde fuer bessere Lesbarkeit bei hellem Licht vereinfacht und kontrastreicher gestaltet. Beim Einschalten erscheint ein hellblauer Winkel-Startbildschirm.</w:t>
+        <w:t>Das TFT zeigt Hauptmenue, Ausrichten, Suchen, Manuell und Statusmeldungen. Die Darstellung wurde fuer bessere Lesbarkeit bei hellem Licht vereinfacht und kontrastreicher gestaltet. Beim Einschalten erscheint kurz ein START-/Suedausrichtungs-Hinweis ohne PLUS/MINUS-Bedienung; danach wechselt das System ins Hauptmenue.</w:t>
       </w:r>
     </w:p>
     <w:p>
@@ -5192,7 +5009,7 @@
           </w:tcPr>
           <w:p>
             <w:r>
-              <w:t>Direkte Steuerung von Azimut und Winkel mit STOP.</w:t>
+              <w:t>Direkte Steuerung von Azimut und Winkel mit STOP; zusaetzliche Fein - / Fein +-Einzelpulse und Live-RF-Anzeige fuer die letzte Signaloptimierung.</w:t>
             </w:r>
           </w:p>
         </w:tc>
@@ -5458,7 +5275,7 @@
         <w:spacing w:after="100" w:line="259" w:lineRule="auto"/>
       </w:pPr>
       <w:r>
-        <w:t>Die Suche ist bewusst praxisnah aufgebaut. Die Elevation muss nur grob passen; Sat-Receiver, RF-Signal und Kandidatenlogik entscheiden, ob ein Bereich zur Benutzerpruefung angeboten wird. Die normale AUTO-Mindestgrenze betraegt in V3.1.4 80 %.</w:t>
+        <w:t>Die Suche ist bewusst praxisnah aufgebaut. Die Elevation muss nur grob passen; Sat-Receiver, RF-Signal und Kandidatenlogik entscheiden, ob ein Bereich zur Benutzerpruefung angeboten wird. Die normale AUTO-Mindestgrenze betraegt in V3.1.5 80 %. Auf der Web-Seite Suchen wird der Signalwert benutzerfreundlich als Prozentwert mit Qualitaetsstufe dargestellt; ADC und Spannung werden dort nicht als primaere Bedienwerte verwendet.</w:t>
       </w:r>
     </w:p>
     <w:p>
@@ -5536,7 +5353,7 @@
         <w:spacing w:after="100" w:line="259" w:lineRule="auto"/>
       </w:pPr>
       <w:r>
-        <w:t>V3.1.4 verwendet keine automatische Nachoptimierung nach PLUS. Stattdessen werden RF-Anzeige und AUTO-Suche aus derselben zentralen Prozentbewertung gespeist. RF_FILTER_ALPHA = 0,50, die normale AUTO-Kandidatenschwelle betraegt 80 %, und die gemeinsame RF-Anzeige wird bei 100 % begrenzt. Fuer Feldtests erzeugt ein kompletter AUTO-Lauf einen kopierbaren Block zwischen AUTO_LOG_BEGIN und AUTO_LOG_END. AZPOS ist dabei nur ein Diagnosewert und kein echter Encoderwert.</w:t>
+        <w:t>V3.1.5 verwendet keine automatische Nachoptimierung nach PLUS. Stattdessen werden RF-Anzeige und AUTO-Suche aus derselben zentralen Prozentbewertung gespeist. RF_FILTER_ALPHA = 0,50, die normale AUTO-Kandidatenschwelle betraegt 80 %, und die gemeinsame RF-Anzeige wird bei 100 % begrenzt. Die Anzeigequalitaet ist dazu konsistent gestuft: &lt;80 % schwach, 80-&lt;85 % brauchbar, 85-&lt;95 % gut, &gt;=95 % sehr gut. Fuer Feldtests erzeugt ein kompletter AUTO-Lauf einen kopierbaren Block zwischen AUTO_LOG_BEGIN und AUTO_LOG_END.</w:t>
       </w:r>
     </w:p>
     <w:tbl>
@@ -5957,7 +5774,7 @@
         <w:spacing w:after="100" w:line="259" w:lineRule="auto"/>
       </w:pPr>
       <w:r>
-        <w:t>Die manuelle Steuerung ist ein Override. Der Nutzer ist fuer die Bewegung verantwortlich. In der Web-UI sind STOP-Buttons deutlich hervorgehoben. Winkel-Buttons zeigen den aktuellen Winkel an. Die Hall-Sensorzeile wird live aktualisiert: Center sowie Ost/West koennen direkt diagnostiziert werden.</w:t>
+        <w:t>Die manuelle Steuerung ist ein Override. Der Nutzer ist fuer die Bewegung verantwortlich. In der Web-UI sind STOP-Buttons deutlich hervorgehoben. Unter den normalen AZ-/EL-Fahrbuttons stehen zusaetzliche Fein - / Fein +-Buttons fuer die letzte Signaloptimierung. Diese starten keine Dauerfahrt, sondern sehr kurze Einzelpulse: Azimut 50 ms; Elevation 50 ms bei PWM 90. In V3.1.5 steht der aktuelle RF-Prozentwert zusammen mit dem gespreizten OPT-Wert direkt zwischen den beiden Feinbuttons. Beim Oeffnen der Seite Manuell wird automatisch eine neue Referenz fuer die Feinjustierung gesetzt. Bei AZ ist die Nullstellung 0 Schritte; die Anzeige zeigt anschliessend 0 -&gt; +/-n Schritte. Bei EL wird der aktuelle MPU-Winkel als Referenz gespeichert und die Anzeige zeigt Referenzwinkel -&gt; aktuellen Winkel sowie die Winkelaenderung. Separate Reset-Buttons sowie Puls-/PWM-Werte werden in der Bedienansicht nicht mehr gezeigt. OPT spreizt den relevanten RF-Bereich 80-100 % linear auf 0-100 % und ist reine Anzeigehilfe; AUTO, RF-Schwellen und Motorlogik bleiben unveraendert. Die separate Signalbewertungs-/Diagnosekarte wurde von der manuellen Bedienseite entfernt. Der technische Status bleibt kompakt: nur Motorzustand AZ/EL, Hall-Sensoren sowie EL-Winkel mit Softlimits sind sichtbar; doppelte Web-/Live-Zeilen entfallen.</w:t>
       </w:r>
     </w:p>
     <w:tbl>
@@ -6083,17 +5900,8 @@
             </w:tcMar>
           </w:tcPr>
           <w:p>
-            <w:pPr>
-              <w:spacing w:after="0" w:line="259" w:lineRule="auto"/>
-            </w:pPr>
-            <w:r/>
-            <w:r>
-              <w:rPr>
-                <w:rFonts w:ascii="Arial" w:hAnsi="Arial" w:eastAsia="Arial"/>
-                <w:b w:val="0"/>
-                <w:sz w:val="19"/>
-              </w:rPr>
-              <w:t>Horizontale Bewegung der Antenne. STOP beendet sofort.</w:t>
+            <w:r>
+              <w:t>Horizontale Bewegung der Antenne. STOP beendet sofort. Web: Fein - / Fein + fuehrt je Klick nur einen 50-ms-Einzelpuls aus.</w:t>
             </w:r>
           </w:p>
         </w:tc>
@@ -6140,17 +5948,8 @@
             </w:tcMar>
           </w:tcPr>
           <w:p>
-            <w:pPr>
-              <w:spacing w:after="0" w:line="259" w:lineRule="auto"/>
-            </w:pPr>
-            <w:r/>
-            <w:r>
-              <w:rPr>
-                <w:rFonts w:ascii="Arial" w:hAnsi="Arial" w:eastAsia="Arial"/>
-                <w:b w:val="0"/>
-                <w:sz w:val="19"/>
-              </w:rPr>
-              <w:t>Vertikale Korrektur ueber Linearantrieb. STOP beendet sofort.</w:t>
+            <w:r>
+              <w:t>Vertikale Korrektur ueber Linearantrieb. STOP beendet sofort. Web: Fein - / Fein + fuehrt je Klick 50 ms bei PWM 90 aus.</w:t>
             </w:r>
           </w:p>
         </w:tc>
@@ -6448,7 +6247,7 @@
           </w:tcPr>
           <w:p>
             <w:r>
-              <w:t>Hauptsketch: Setup, Loop, Modulinitialisierung, Boot-/Startfenster und zentrale Laufzeitaufrufe.</w:t>
+              <w:t>Hauptsketch: Setup, Loop, Modulinitialisierung, Boot-/Statusanzeigen und zentrale Laufzeitaufrufe.</w:t>
             </w:r>
           </w:p>
         </w:tc>
@@ -6565,7 +6364,7 @@
           </w:tcPr>
           <w:p>
             <w:r>
-              <w:t>Globale Projektparameter und FIRMWARE_VERSION = 3.1.4.</w:t>
+              <w:t>Globale Projektparameter und FIRMWARE_VERSION = 3.1.5.</w:t>
             </w:r>
           </w:p>
         </w:tc>
@@ -8127,7 +7926,7 @@
           </w:tcPr>
           <w:p>
             <w:r>
-              <w:t>RAW/FILTER/SIGNAL bei echtem Empfang protokollieren; Standard V3.1.4: Filter 0,50, AUTO-Minimum 80 %.</w:t>
+              <w:t>RAW/FILTER/SIGNAL bei echtem Empfang protokollieren; aktueller Stand V3.1.5: Filter 0,50, AUTO-Minimum 80 %, Nutzerbewertung prozentbasiert.</w:t>
             </w:r>
           </w:p>
         </w:tc>
@@ -9950,27 +9749,6 @@
       <w:r>
         <w:t>Hinweis: Die Abbildung ist eine konzeptionelle Darstellung. Masse, Materialstaerken, Lagerpunkte und Befestigungen muessen am realen Aufbau separat geprueft werden.</w:t>
       </w:r>
-    </w:p>
-    <w:p>
-      <w:pPr>
-        <w:jc w:val="center"/>
-      </w:pPr>
-      <w:r/>
-    </w:p>
-    <w:p>
-      <w:pPr>
-        <w:spacing w:after="120"/>
-      </w:pPr>
-    </w:p>
-    <w:p>
-      <w:pPr>
-        <w:spacing w:after="120"/>
-      </w:pPr>
-    </w:p>
-    <w:p>
-      <w:pPr>
-        <w:spacing w:after="120"/>
-      </w:pPr>
     </w:p>
     <w:p/>
     <w:sectPr>

--- a/docs/SatAlign_ESP32_V3_Gesamtdokumentation.docx
+++ b/docs/SatAlign_ESP32_V3_Gesamtdokumentation.docx
@@ -5774,7 +5774,7 @@
         <w:spacing w:after="100" w:line="259" w:lineRule="auto"/>
       </w:pPr>
       <w:r>
-        <w:t>Die manuelle Steuerung ist ein Override. Der Nutzer ist fuer die Bewegung verantwortlich. In der Web-UI sind STOP-Buttons deutlich hervorgehoben. Unter den normalen AZ-/EL-Fahrbuttons stehen zusaetzliche Fein - / Fein +-Buttons fuer die letzte Signaloptimierung. Diese starten keine Dauerfahrt, sondern sehr kurze Einzelpulse: Azimut 50 ms; Elevation 50 ms bei PWM 90. In V3.1.5 steht der aktuelle RF-Prozentwert zusammen mit dem gespreizten OPT-Wert direkt zwischen den beiden Feinbuttons. Beim Oeffnen der Seite Manuell wird automatisch eine neue Referenz fuer die Feinjustierung gesetzt. Bei AZ ist die Nullstellung 0 Schritte; die Anzeige zeigt anschliessend 0 -&gt; +/-n Schritte. Bei EL wird der aktuelle MPU-Winkel als Referenz gespeichert und die Anzeige zeigt Referenzwinkel -&gt; aktuellen Winkel sowie die Winkelaenderung. Separate Reset-Buttons sowie Puls-/PWM-Werte werden in der Bedienansicht nicht mehr gezeigt. OPT spreizt den relevanten RF-Bereich 80-100 % linear auf 0-100 % und ist reine Anzeigehilfe; AUTO, RF-Schwellen und Motorlogik bleiben unveraendert. Die separate Signalbewertungs-/Diagnosekarte wurde von der manuellen Bedienseite entfernt. Der technische Status bleibt kompakt: nur Motorzustand AZ/EL, Hall-Sensoren sowie EL-Winkel mit Softlimits sind sichtbar; doppelte Web-/Live-Zeilen entfallen.</w:t>
+        <w:t>Die manuelle Steuerung ist ein Override. Der Nutzer ist fuer die Bewegung verantwortlich. In der Web-UI sind STOP-Buttons deutlich hervorgehoben. Unter den normalen AZ-/EL-Fahrbuttons stehen zusaetzliche Fein - / Fein +-Buttons fuer die letzte Signaloptimierung. Diese starten keine Dauerfahrt, sondern sehr kurze Einzelpulse: Azimut 50 ms; Elevation 50 ms bei PWM 90. In V3.1.5 stehen die aktuelle Signalstärke und der Feinwert direkt zwischen den beiden Feinbuttons. Beim Oeffnen der Seite Manuell wird automatisch eine neue Referenz fuer die Feinjustierung gesetzt. Bei AZ ist die Nullstellung 0 Schritte; die Anzeige zeigt anschliessend 0 -&gt; +/-n Schritte. Bei EL wird der aktuelle MPU-Winkel als Referenz gespeichert und die Anzeige zeigt Referenzwinkel -&gt; aktuellen Winkel sowie die Winkelaenderung. Separate Reset-Buttons sowie Puls-/PWM-Werte werden in der Bedienansicht nicht mehr gezeigt. Der Feinwert spreizt den relevanten Signalbereich 80-100 % linear auf 0-100 % und ist reine Anzeigehilfe; AUTO, RF-Schwellen und Motorlogik bleiben unveraendert. Die separate Signalbewertungs-/Diagnosekarte wurde von der manuellen Bedienseite entfernt. Der technische Status bleibt kompakt: nur Motorzustand AZ/EL, Hall-Sensoren sowie EL-Winkel mit Softlimits sind sichtbar; doppelte Web-/Live-Zeilen entfallen.</w:t>
       </w:r>
     </w:p>
     <w:tbl>
